--- a/BO-TAI-LIEU-GUI-KHACH/01-Sach-Day-cung-AI.docx
+++ b/BO-TAI-LIEU-GUI-KHACH/01-Sach-Day-cung-AI.docx
@@ -333,7 +333,27 @@
           <w:sz w:val="23"/>
           <w:szCs w:val="23"/>
         </w:rPr>
-        <w:t xml:space="preserve"> AI viết nhanh nhưng có lúc viết sai. Người đọc lại, sửa lại và chịu trách nhiệm trước học sinh vẫn là thầy cô. Điều này cũng đúng với tinh thần của Luật Trí tuệ nhân tạo 2025: AI là công cụ hỗ trợ, con người quyết định cuối cùng.</w:t>
+        <w:t xml:space="preserve"> AI viết nhanh nhưng có lúc viết sai. Người đọc lại, sửa lại và chịu trách nhiệm trước học sinh vẫn là thầy cô. Điều này đúng với Luật Trí tuệ nhân tạo số 134/2025/QH15: AI là công cụ hỗ trợ, con người quyết định cuối cùng. Cuốn sách cũng bám theo </w:t>
+      </w:r>
+      <w:r>
+        <w:rPr>
+          <w:rFonts w:ascii="Arial" w:cs="Arial" w:eastAsia="Arial" w:hAnsi="Arial"/>
+          <w:b/>
+          <w:bCs/>
+          <w:color w:val="2E3A67"/>
+          <w:sz w:val="23"/>
+          <w:szCs w:val="23"/>
+        </w:rPr>
+        <w:t xml:space="preserve">Thông tư 18/2026/TT-BGDĐT</w:t>
+      </w:r>
+      <w:r>
+        <w:rPr>
+          <w:rFonts w:ascii="Arial" w:cs="Arial" w:eastAsia="Arial" w:hAnsi="Arial"/>
+          <w:color w:val="2E3A67"/>
+          <w:sz w:val="23"/>
+          <w:szCs w:val="23"/>
+        </w:rPr>
+        <w:t xml:space="preserve"> về Khung năng lực số của giáo viên, trong đó AI lần đầu là một miền năng lực riêng.</w:t>
       </w:r>
     </w:p>
     <w:p>
@@ -450,7 +470,7 @@
           <w:sz w:val="23"/>
           <w:szCs w:val="23"/>
         </w:rPr>
-        <w:t xml:space="preserve">Đọc lần lượt 3 bài đầu, đúng thứ tự: Bài 1 (trang 9), Bài 2 (trang 10), Bài 3 (trang 12). Ba bài này mất khoảng 30 phút. Sau đó đọc tiếp Phần 2 (trang 14).</w:t>
+        <w:t xml:space="preserve">Đọc lần lượt 3 bài đầu, đúng thứ tự: Bài 1 (trang 10), Bài 2 (trang 11), Bài 3 (trang 13). Ba bài này mất khoảng 30 phút. Sau đó đọc tiếp Phần 2 (trang 15).</w:t>
       </w:r>
     </w:p>
     <w:p>
@@ -481,7 +501,7 @@
           <w:sz w:val="23"/>
           <w:szCs w:val="23"/>
         </w:rPr>
-        <w:t xml:space="preserve">Mở Phụ lục 1 (trang 70). Trang đó có bảng "Tôi muốn làm gì, mở bài nào". Tìm việc cần làm, xem số trang, lật tới trang đó.</w:t>
+        <w:t xml:space="preserve">Mở Phụ lục 1 (trang 72). Trang đó có bảng "Tôi muốn làm gì, mở bài nào". Tìm việc cần làm, xem số trang, lật tới trang đó.</w:t>
       </w:r>
     </w:p>
     <w:p>
@@ -1060,7 +1080,7 @@
           <w:sz w:val="22"/>
           <w:szCs w:val="22"/>
         </w:rPr>
-        <w:t xml:space="preserve">	trang 8</w:t>
+        <w:t xml:space="preserve">	trang 9</w:t>
       </w:r>
     </w:p>
     <w:p>
@@ -1087,7 +1107,7 @@
           <w:sz w:val="21"/>
           <w:szCs w:val="21"/>
         </w:rPr>
-        <w:t xml:space="preserve">	trang 9</w:t>
+        <w:t xml:space="preserve">	trang 10</w:t>
       </w:r>
     </w:p>
     <w:p>
@@ -1114,7 +1134,7 @@
           <w:sz w:val="21"/>
           <w:szCs w:val="21"/>
         </w:rPr>
-        <w:t xml:space="preserve">	trang 10</w:t>
+        <w:t xml:space="preserve">	trang 11</w:t>
       </w:r>
     </w:p>
     <w:p>
@@ -1141,7 +1161,7 @@
           <w:sz w:val="21"/>
           <w:szCs w:val="21"/>
         </w:rPr>
-        <w:t xml:space="preserve">	trang 12</w:t>
+        <w:t xml:space="preserve">	trang 13</w:t>
       </w:r>
     </w:p>
     <w:p>
@@ -1176,7 +1196,7 @@
           <w:sz w:val="22"/>
           <w:szCs w:val="22"/>
         </w:rPr>
-        <w:t xml:space="preserve">	trang 14</w:t>
+        <w:t xml:space="preserve">	trang 15</w:t>
       </w:r>
     </w:p>
     <w:p>
@@ -1203,7 +1223,7 @@
           <w:sz w:val="21"/>
           <w:szCs w:val="21"/>
         </w:rPr>
-        <w:t xml:space="preserve">	trang 15</w:t>
+        <w:t xml:space="preserve">	trang 16</w:t>
       </w:r>
     </w:p>
     <w:p>
@@ -1230,7 +1250,7 @@
           <w:sz w:val="21"/>
           <w:szCs w:val="21"/>
         </w:rPr>
-        <w:t xml:space="preserve">	trang 16</w:t>
+        <w:t xml:space="preserve">	trang 17</w:t>
       </w:r>
     </w:p>
     <w:p>
@@ -1257,7 +1277,7 @@
           <w:sz w:val="21"/>
           <w:szCs w:val="21"/>
         </w:rPr>
-        <w:t xml:space="preserve">	trang 17</w:t>
+        <w:t xml:space="preserve">	trang 18</w:t>
       </w:r>
     </w:p>
     <w:p>
@@ -1284,7 +1304,7 @@
           <w:sz w:val="21"/>
           <w:szCs w:val="21"/>
         </w:rPr>
-        <w:t xml:space="preserve">	trang 19</w:t>
+        <w:t xml:space="preserve">	trang 20</w:t>
       </w:r>
     </w:p>
     <w:p>
@@ -1311,7 +1331,7 @@
           <w:sz w:val="21"/>
           <w:szCs w:val="21"/>
         </w:rPr>
-        <w:t xml:space="preserve">	trang 21</w:t>
+        <w:t xml:space="preserve">	trang 22</w:t>
       </w:r>
     </w:p>
     <w:p>
@@ -1338,7 +1358,7 @@
           <w:sz w:val="21"/>
           <w:szCs w:val="21"/>
         </w:rPr>
-        <w:t xml:space="preserve">	trang 23</w:t>
+        <w:t xml:space="preserve">	trang 24</w:t>
       </w:r>
     </w:p>
     <w:p>
@@ -1365,7 +1385,7 @@
           <w:sz w:val="21"/>
           <w:szCs w:val="21"/>
         </w:rPr>
-        <w:t xml:space="preserve">	trang 24</w:t>
+        <w:t xml:space="preserve">	trang 25</w:t>
       </w:r>
     </w:p>
     <w:p>
@@ -1400,7 +1420,7 @@
           <w:sz w:val="22"/>
           <w:szCs w:val="22"/>
         </w:rPr>
-        <w:t xml:space="preserve">	trang 26</w:t>
+        <w:t xml:space="preserve">	trang 27</w:t>
       </w:r>
     </w:p>
     <w:p>
@@ -1427,7 +1447,7 @@
           <w:sz w:val="21"/>
           <w:szCs w:val="21"/>
         </w:rPr>
-        <w:t xml:space="preserve">	trang 27</w:t>
+        <w:t xml:space="preserve">	trang 28</w:t>
       </w:r>
     </w:p>
     <w:p>
@@ -1454,7 +1474,7 @@
           <w:sz w:val="21"/>
           <w:szCs w:val="21"/>
         </w:rPr>
-        <w:t xml:space="preserve">	trang 28</w:t>
+        <w:t xml:space="preserve">	trang 29</w:t>
       </w:r>
     </w:p>
     <w:p>
@@ -1481,7 +1501,7 @@
           <w:sz w:val="21"/>
           <w:szCs w:val="21"/>
         </w:rPr>
-        <w:t xml:space="preserve">	trang 29</w:t>
+        <w:t xml:space="preserve">	trang 30</w:t>
       </w:r>
     </w:p>
     <w:p>
@@ -1508,7 +1528,7 @@
           <w:sz w:val="21"/>
           <w:szCs w:val="21"/>
         </w:rPr>
-        <w:t xml:space="preserve">	trang 30</w:t>
+        <w:t xml:space="preserve">	trang 31</w:t>
       </w:r>
     </w:p>
     <w:p>
@@ -1535,7 +1555,7 @@
           <w:sz w:val="21"/>
           <w:szCs w:val="21"/>
         </w:rPr>
-        <w:t xml:space="preserve">	trang 31</w:t>
+        <w:t xml:space="preserve">	trang 32</w:t>
       </w:r>
     </w:p>
     <w:p>
@@ -1562,7 +1582,7 @@
           <w:sz w:val="21"/>
           <w:szCs w:val="21"/>
         </w:rPr>
-        <w:t xml:space="preserve">	trang 33</w:t>
+        <w:t xml:space="preserve">	trang 34</w:t>
       </w:r>
     </w:p>
     <w:p>
@@ -1589,7 +1609,7 @@
           <w:sz w:val="21"/>
           <w:szCs w:val="21"/>
         </w:rPr>
-        <w:t xml:space="preserve">	trang 35</w:t>
+        <w:t xml:space="preserve">	trang 36</w:t>
       </w:r>
     </w:p>
     <w:p>
@@ -1616,7 +1636,7 @@
           <w:sz w:val="21"/>
           <w:szCs w:val="21"/>
         </w:rPr>
-        <w:t xml:space="preserve">	trang 37</w:t>
+        <w:t xml:space="preserve">	trang 38</w:t>
       </w:r>
     </w:p>
     <w:p>
@@ -1643,7 +1663,7 @@
           <w:sz w:val="21"/>
           <w:szCs w:val="21"/>
         </w:rPr>
-        <w:t xml:space="preserve">	trang 38</w:t>
+        <w:t xml:space="preserve">	trang 39</w:t>
       </w:r>
     </w:p>
     <w:p>
@@ -1678,7 +1698,7 @@
           <w:sz w:val="22"/>
           <w:szCs w:val="22"/>
         </w:rPr>
-        <w:t xml:space="preserve">	trang 39</w:t>
+        <w:t xml:space="preserve">	trang 40</w:t>
       </w:r>
     </w:p>
     <w:p>
@@ -1705,7 +1725,7 @@
           <w:sz w:val="21"/>
           <w:szCs w:val="21"/>
         </w:rPr>
-        <w:t xml:space="preserve">	trang 40</w:t>
+        <w:t xml:space="preserve">	trang 41</w:t>
       </w:r>
     </w:p>
     <w:p>
@@ -1732,7 +1752,7 @@
           <w:sz w:val="21"/>
           <w:szCs w:val="21"/>
         </w:rPr>
-        <w:t xml:space="preserve">	trang 42</w:t>
+        <w:t xml:space="preserve">	trang 43</w:t>
       </w:r>
     </w:p>
     <w:p>
@@ -1759,7 +1779,7 @@
           <w:sz w:val="21"/>
           <w:szCs w:val="21"/>
         </w:rPr>
-        <w:t xml:space="preserve">	trang 43</w:t>
+        <w:t xml:space="preserve">	trang 44</w:t>
       </w:r>
     </w:p>
     <w:p>
@@ -1786,7 +1806,7 @@
           <w:sz w:val="21"/>
           <w:szCs w:val="21"/>
         </w:rPr>
-        <w:t xml:space="preserve">	trang 45</w:t>
+        <w:t xml:space="preserve">	trang 46</w:t>
       </w:r>
     </w:p>
     <w:p>
@@ -1813,7 +1833,7 @@
           <w:sz w:val="21"/>
           <w:szCs w:val="21"/>
         </w:rPr>
-        <w:t xml:space="preserve">	trang 46</w:t>
+        <w:t xml:space="preserve">	trang 47</w:t>
       </w:r>
     </w:p>
     <w:p>
@@ -1840,7 +1860,7 @@
           <w:sz w:val="21"/>
           <w:szCs w:val="21"/>
         </w:rPr>
-        <w:t xml:space="preserve">	trang 48</w:t>
+        <w:t xml:space="preserve">	trang 49</w:t>
       </w:r>
     </w:p>
     <w:p>
@@ -1867,7 +1887,7 @@
           <w:sz w:val="21"/>
           <w:szCs w:val="21"/>
         </w:rPr>
-        <w:t xml:space="preserve">	trang 50</w:t>
+        <w:t xml:space="preserve">	trang 51</w:t>
       </w:r>
     </w:p>
     <w:p>
@@ -1894,7 +1914,7 @@
           <w:sz w:val="21"/>
           <w:szCs w:val="21"/>
         </w:rPr>
-        <w:t xml:space="preserve">	trang 52</w:t>
+        <w:t xml:space="preserve">	trang 53</w:t>
       </w:r>
     </w:p>
     <w:p>
@@ -1929,7 +1949,7 @@
           <w:sz w:val="22"/>
           <w:szCs w:val="22"/>
         </w:rPr>
-        <w:t xml:space="preserve">	trang 54</w:t>
+        <w:t xml:space="preserve">	trang 55</w:t>
       </w:r>
     </w:p>
     <w:p>
@@ -1956,7 +1976,7 @@
           <w:sz w:val="21"/>
           <w:szCs w:val="21"/>
         </w:rPr>
-        <w:t xml:space="preserve">	trang 55</w:t>
+        <w:t xml:space="preserve">	trang 56</w:t>
       </w:r>
     </w:p>
     <w:p>
@@ -1983,7 +2003,7 @@
           <w:sz w:val="21"/>
           <w:szCs w:val="21"/>
         </w:rPr>
-        <w:t xml:space="preserve">	trang 57</w:t>
+        <w:t xml:space="preserve">	trang 58</w:t>
       </w:r>
     </w:p>
     <w:p>
@@ -2010,7 +2030,7 @@
           <w:sz w:val="21"/>
           <w:szCs w:val="21"/>
         </w:rPr>
-        <w:t xml:space="preserve">	trang 58</w:t>
+        <w:t xml:space="preserve">	trang 59</w:t>
       </w:r>
     </w:p>
     <w:p>
@@ -2037,7 +2057,7 @@
           <w:sz w:val="21"/>
           <w:szCs w:val="21"/>
         </w:rPr>
-        <w:t xml:space="preserve">	trang 59</w:t>
+        <w:t xml:space="preserve">	trang 60</w:t>
       </w:r>
     </w:p>
     <w:p>
@@ -2064,7 +2084,7 @@
           <w:sz w:val="21"/>
           <w:szCs w:val="21"/>
         </w:rPr>
-        <w:t xml:space="preserve">	trang 62</w:t>
+        <w:t xml:space="preserve">	trang 63</w:t>
       </w:r>
     </w:p>
     <w:p>
@@ -2091,7 +2111,7 @@
           <w:sz w:val="21"/>
           <w:szCs w:val="21"/>
         </w:rPr>
-        <w:t xml:space="preserve">	trang 63</w:t>
+        <w:t xml:space="preserve">	trang 64</w:t>
       </w:r>
     </w:p>
     <w:p>
@@ -2126,7 +2146,7 @@
           <w:sz w:val="22"/>
           <w:szCs w:val="22"/>
         </w:rPr>
-        <w:t xml:space="preserve">	trang 65</w:t>
+        <w:t xml:space="preserve">	trang 66</w:t>
       </w:r>
     </w:p>
     <w:p>
@@ -2144,7 +2164,7 @@
           <w:sz w:val="21"/>
           <w:szCs w:val="21"/>
         </w:rPr>
-        <w:t xml:space="preserve">Bài 34   Khung năng lực AI cho giáo viên của UNESCO</w:t>
+        <w:t xml:space="preserve">Bài 34   Khung năng lực số của giáo viên theo Thông tư 18/2026</w:t>
       </w:r>
       <w:r>
         <w:rPr>
@@ -2153,7 +2173,7 @@
           <w:sz w:val="21"/>
           <w:szCs w:val="21"/>
         </w:rPr>
-        <w:t xml:space="preserve">	trang 66</w:t>
+        <w:t xml:space="preserve">	trang 67</w:t>
       </w:r>
     </w:p>
     <w:p>
@@ -2180,7 +2200,7 @@
           <w:sz w:val="21"/>
           <w:szCs w:val="21"/>
         </w:rPr>
-        <w:t xml:space="preserve">	trang 67</w:t>
+        <w:t xml:space="preserve">	trang 69</w:t>
       </w:r>
     </w:p>
     <w:p>
@@ -2207,7 +2227,7 @@
           <w:sz w:val="21"/>
           <w:szCs w:val="21"/>
         </w:rPr>
-        <w:t xml:space="preserve">	trang 68</w:t>
+        <w:t xml:space="preserve">	trang 70</w:t>
       </w:r>
     </w:p>
     <w:p>
@@ -2242,7 +2262,7 @@
           <w:sz w:val="22"/>
           <w:szCs w:val="22"/>
         </w:rPr>
-        <w:t xml:space="preserve">	trang 69</w:t>
+        <w:t xml:space="preserve">	trang 71</w:t>
       </w:r>
     </w:p>
     <w:p>
@@ -2269,7 +2289,7 @@
           <w:sz w:val="21"/>
           <w:szCs w:val="21"/>
         </w:rPr>
-        <w:t xml:space="preserve">	trang 70</w:t>
+        <w:t xml:space="preserve">	trang 72</w:t>
       </w:r>
     </w:p>
     <w:p>
@@ -2296,7 +2316,7 @@
           <w:sz w:val="21"/>
           <w:szCs w:val="21"/>
         </w:rPr>
-        <w:t xml:space="preserve">	trang 72</w:t>
+        <w:t xml:space="preserve">	trang 74</w:t>
       </w:r>
     </w:p>
     <w:p>
@@ -2323,7 +2343,7 @@
           <w:sz w:val="21"/>
           <w:szCs w:val="21"/>
         </w:rPr>
-        <w:t xml:space="preserve">	trang 73</w:t>
+        <w:t xml:space="preserve">	trang 75</w:t>
       </w:r>
     </w:p>
     <w:p>
@@ -2350,7 +2370,7 @@
           <w:sz w:val="21"/>
           <w:szCs w:val="21"/>
         </w:rPr>
-        <w:t xml:space="preserve">	trang 74</w:t>
+        <w:t xml:space="preserve">	trang 76</w:t>
       </w:r>
     </w:p>
     <w:p>
@@ -2409,7 +2429,7 @@
           <w:sz w:val="23"/>
           <w:szCs w:val="23"/>
         </w:rPr>
-        <w:t xml:space="preserve">Các bài trong sách được đối chiếu với văn bản pháp luật và hướng dẫn chuyên môn dưới đây. Tôi ưu tiên văn bản ban hành 2025-2026 và định hướng đến năm 2030. Đầu mỗi bài có dòng </w:t>
+        <w:t xml:space="preserve">Các bài trong sách được đối chiếu với văn bản pháp luật và hướng dẫn chuyên môn dưới đây. Tôi xếp văn bản theo thứ tự thầy cô cần quan tâm: trước hết là văn bản mới nhất của Bộ GDĐT năm 2026 dành cho giáo viên và năm học 2026-2027, sau đó là văn bản chuyên môn đang áp dụng, văn bản của Sở GDĐT, cuối cùng là luật và định hướng quốc gia có liên quan. Đầu mỗi bài có dòng </w:t>
       </w:r>
       <w:r>
         <w:rPr>
@@ -2480,7 +2500,7 @@
           <w:sz w:val="26"/>
           <w:szCs w:val="26"/>
         </w:rPr>
-        <w:t xml:space="preserve">Định hướng quốc gia đến năm 2030</w:t>
+        <w:t xml:space="preserve">Văn bản của Bộ GDĐT năm 2026 cho giáo viên và năm học 2026-2027</w:t>
       </w:r>
     </w:p>
     <w:tbl>
@@ -2630,7 +2650,7 @@
                 <w:sz w:val="21"/>
                 <w:szCs w:val="21"/>
               </w:rPr>
-              <w:t xml:space="preserve">Chiến lược quốc gia về trí tuệ nhân tạo đến năm 2030, tầm nhìn 2045</w:t>
+              <w:t xml:space="preserve">Khung năng lực số đối với giáo viên, cán bộ quản lý cơ sở giáo dục mầm non, phổ thông, giáo dục thường xuyên</w:t>
             </w:r>
             <w:r>
               <w:rPr>
@@ -2641,7 +2661,7 @@
                 <w:sz w:val="21"/>
                 <w:szCs w:val="21"/>
               </w:rPr>
-              <w:t xml:space="preserve">. Quyết định 1671/QĐ-TTg ngày 28/8/2026</w:t>
+              <w:t xml:space="preserve">. Thông tư 18/2026/TT-BGDĐT ngày 27/3/2026, hiệu lực 12/5/2026</w:t>
             </w:r>
           </w:p>
         </w:tc>
@@ -2672,7 +2692,7 @@
                 <w:sz w:val="21"/>
                 <w:szCs w:val="21"/>
               </w:rPr>
-              <w:t xml:space="preserve">Chuyển đổi AI quốc gia: AI trở thành năng lực cốt lõi, trong đó có giáo dục.</w:t>
+              <w:t xml:space="preserve">6 miền năng lực, 20 năng lực thành phần, 3 mức. Lần đầu AI là một miền năng lực riêng: giáo viên ứng dụng AI trong dạy học, bảo đảm minh bạch, công bằng, bảo vệ dữ liệu cá nhân.</w:t>
             </w:r>
           </w:p>
         </w:tc>
@@ -2703,7 +2723,7 @@
                 <w:sz w:val="21"/>
                 <w:szCs w:val="21"/>
               </w:rPr>
-              <w:t xml:space="preserve">Toàn bộ sách</w:t>
+              <w:t xml:space="preserve">Toàn bộ sách, Bài 34 (tr. 67)</w:t>
             </w:r>
           </w:p>
         </w:tc>
@@ -2739,7 +2759,7 @@
                 <w:sz w:val="21"/>
                 <w:szCs w:val="21"/>
               </w:rPr>
-              <w:t xml:space="preserve">Chương trình phát triển nhân lực trí tuệ nhân tạo đến năm 2030</w:t>
+              <w:t xml:space="preserve">Hướng dẫn thực hiện nhiệm vụ giáo dục mầm non năm học 2026-2027</w:t>
             </w:r>
             <w:r>
               <w:rPr>
@@ -2750,7 +2770,7 @@
                 <w:sz w:val="21"/>
                 <w:szCs w:val="21"/>
               </w:rPr>
-              <w:t xml:space="preserve">. Quyết định 1528/QĐ-TTg năm 2026</w:t>
+              <w:t xml:space="preserve">. Công văn 5385/BGDĐT-GDMN ngày 12/8/2026</w:t>
             </w:r>
           </w:p>
         </w:tc>
@@ -2781,7 +2801,7 @@
                 <w:sz w:val="21"/>
                 <w:szCs w:val="21"/>
               </w:rPr>
-              <w:t xml:space="preserve">Nâng năng lực AI của người lao động, trong đó có đội ngũ giáo viên.</w:t>
+              <w:t xml:space="preserve">Bồi dưỡng giáo viên mầm non ứng dụng chuyển đổi số và AI. Công nghệ số dùng để hỗ trợ thiết kế hoạt động giáo dục, phối hợp với gia đình, bảo đảm an toàn và riêng tư của trẻ.</w:t>
             </w:r>
           </w:p>
         </w:tc>
@@ -2812,7 +2832,7 @@
                 <w:sz w:val="21"/>
                 <w:szCs w:val="21"/>
               </w:rPr>
-              <w:t xml:space="preserve">Toàn bộ sách</w:t>
+              <w:t xml:space="preserve">Dòng Mầm non ở mọi bảng Đổi cho lớp, Bài 35 (tr. 69)</w:t>
             </w:r>
           </w:p>
         </w:tc>
@@ -2848,7 +2868,7 @@
                 <w:sz w:val="21"/>
                 <w:szCs w:val="21"/>
               </w:rPr>
-              <w:t xml:space="preserve">Nghị quyết về đột phá phát triển giáo dục và đào tạo</w:t>
+              <w:t xml:space="preserve">Hướng dẫn thực hiện nhiệm vụ giáo dục phổ thông năm học 2026-2027</w:t>
             </w:r>
             <w:r>
               <w:rPr>
@@ -2859,7 +2879,7 @@
                 <w:sz w:val="21"/>
                 <w:szCs w:val="21"/>
               </w:rPr>
-              <w:t xml:space="preserve">. Nghị quyết 71-NQ/TW ngày 22/8/2025 của Bộ Chính trị</w:t>
+              <w:t xml:space="preserve">. Công văn 5208/BGDĐT-GDPT ngày 07/8/2026</w:t>
             </w:r>
           </w:p>
         </w:tc>
@@ -2890,7 +2910,7 @@
                 <w:sz w:val="21"/>
                 <w:szCs w:val="21"/>
               </w:rPr>
-              <w:t xml:space="preserve">Mục tiêu giáo dục đến 2030, 2035, 2045.</w:t>
+              <w:t xml:space="preserve">Đẩy mạnh chuyển đổi số. Học sinh dùng công nghệ và AI an toàn, có trách nhiệm, trung thực; không lệ thuộc, không lạm dụng.</w:t>
             </w:r>
           </w:p>
         </w:tc>
@@ -2921,7 +2941,7 @@
                 <w:sz w:val="21"/>
                 <w:szCs w:val="21"/>
               </w:rPr>
-              <w:t xml:space="preserve">Toàn bộ sách</w:t>
+              <w:t xml:space="preserve">Phần 3 (trang 27), Bài 31 (tr. 60), Bài 32 (tr. 63)</w:t>
             </w:r>
           </w:p>
         </w:tc>
@@ -2957,7 +2977,7 @@
                 <w:sz w:val="21"/>
                 <w:szCs w:val="21"/>
               </w:rPr>
-              <w:t xml:space="preserve">Nghị quyết về đột phá phát triển khoa học, công nghệ, đổi mới sáng tạo và chuyển đổi số quốc gia</w:t>
+              <w:t xml:space="preserve">Khung nội dung giáo dục trí tuệ nhân tạo cho học sinh phổ thông</w:t>
             </w:r>
             <w:r>
               <w:rPr>
@@ -2968,7 +2988,7 @@
                 <w:sz w:val="21"/>
                 <w:szCs w:val="21"/>
               </w:rPr>
-              <w:t xml:space="preserve">. Nghị quyết 57-NQ/TW ngày 22/12/2024 của Bộ Chính trị</w:t>
+              <w:t xml:space="preserve">. Quyết định 2422/QĐ-BGDĐT ngày 18/8/2026</w:t>
             </w:r>
           </w:p>
         </w:tc>
@@ -2999,7 +3019,7 @@
                 <w:sz w:val="21"/>
                 <w:szCs w:val="21"/>
               </w:rPr>
-              <w:t xml:space="preserve">Định hướng chuyển đổi số, ứng dụng công nghệ mới.</w:t>
+              <w:t xml:space="preserve">Nội dung giáo dục AI chính thức cho học sinh phổ thông.</w:t>
             </w:r>
           </w:p>
         </w:tc>
@@ -3030,7 +3050,225 @@
                 <w:sz w:val="21"/>
                 <w:szCs w:val="21"/>
               </w:rPr>
-              <w:t xml:space="preserve">Toàn bộ sách</w:t>
+              <w:t xml:space="preserve">Bài 34 (tr. 67)</w:t>
+            </w:r>
+          </w:p>
+        </w:tc>
+      </w:tr>
+      <w:tr>
+        <w:trPr>
+          <w:cantSplit/>
+        </w:trPr>
+        <w:tc>
+          <w:tcPr>
+            <w:tcW w:type="dxa" w:w="3500"/>
+            <w:tcBorders>
+              <w:top w:val="none" w:color="FFFFFF" w:sz="0"/>
+              <w:left w:val="none" w:color="FFFFFF" w:sz="0"/>
+              <w:bottom w:val="single" w:color="D5DAE6" w:sz="4"/>
+              <w:right w:val="none" w:color="FFFFFF" w:sz="0"/>
+            </w:tcBorders>
+            <w:shd w:fill="EEF0F6" w:color="auto" w:val="clear"/>
+            <w:tcMar>
+              <w:top w:type="dxa" w:w="100"/>
+              <w:left w:type="dxa" w:w="160"/>
+              <w:bottom w:type="dxa" w:w="100"/>
+              <w:right w:type="dxa" w:w="160"/>
+            </w:tcMar>
+          </w:tcPr>
+          <w:p>
+            <w:r>
+              <w:rPr>
+                <w:rFonts w:ascii="Arial" w:cs="Arial" w:eastAsia="Arial" w:hAnsi="Arial"/>
+                <w:b/>
+                <w:bCs/>
+                <w:color w:val="2E3A67"/>
+                <w:sz w:val="21"/>
+                <w:szCs w:val="21"/>
+              </w:rPr>
+              <w:t xml:space="preserve">Hướng dẫn thực hiện nội dung giáo dục AI cho học sinh phổ thông từ năm học 2026-2027</w:t>
+            </w:r>
+            <w:r>
+              <w:rPr>
+                <w:rFonts w:ascii="Arial" w:cs="Arial" w:eastAsia="Arial" w:hAnsi="Arial"/>
+                <w:b w:val="false"/>
+                <w:bCs w:val="false"/>
+                <w:color w:val="2E3A67"/>
+                <w:sz w:val="21"/>
+                <w:szCs w:val="21"/>
+              </w:rPr>
+              <w:t xml:space="preserve">. Công văn 5588/BGDĐT-GDPT ngày 19/8/2026</w:t>
+            </w:r>
+          </w:p>
+        </w:tc>
+        <w:tc>
+          <w:tcPr>
+            <w:tcW w:type="dxa" w:w="3738"/>
+            <w:tcBorders>
+              <w:top w:val="none" w:color="FFFFFF" w:sz="0"/>
+              <w:left w:val="none" w:color="FFFFFF" w:sz="0"/>
+              <w:bottom w:val="single" w:color="D5DAE6" w:sz="4"/>
+              <w:right w:val="none" w:color="FFFFFF" w:sz="0"/>
+            </w:tcBorders>
+            <w:shd w:fill="EEF0F6" w:color="auto" w:val="clear"/>
+            <w:tcMar>
+              <w:top w:type="dxa" w:w="100"/>
+              <w:left w:type="dxa" w:w="160"/>
+              <w:bottom w:type="dxa" w:w="100"/>
+              <w:right w:type="dxa" w:w="160"/>
+            </w:tcMar>
+          </w:tcPr>
+          <w:p>
+            <w:r>
+              <w:rPr>
+                <w:rFonts w:ascii="Arial" w:cs="Arial" w:eastAsia="Arial" w:hAnsi="Arial"/>
+                <w:b w:val="false"/>
+                <w:bCs w:val="false"/>
+                <w:color w:val="2E3A67"/>
+                <w:sz w:val="21"/>
+                <w:szCs w:val="21"/>
+              </w:rPr>
+              <w:t xml:space="preserve">Nội dung cốt lõi 12 tiết/lớp/năm học. Học sinh dùng AI an toàn, có đạo đức, có trách nhiệm.</w:t>
+            </w:r>
+          </w:p>
+        </w:tc>
+        <w:tc>
+          <w:tcPr>
+            <w:tcW w:type="dxa" w:w="2400"/>
+            <w:tcBorders>
+              <w:top w:val="none" w:color="FFFFFF" w:sz="0"/>
+              <w:left w:val="none" w:color="FFFFFF" w:sz="0"/>
+              <w:bottom w:val="single" w:color="D5DAE6" w:sz="4"/>
+              <w:right w:val="none" w:color="FFFFFF" w:sz="0"/>
+            </w:tcBorders>
+            <w:shd w:fill="EEF0F6" w:color="auto" w:val="clear"/>
+            <w:tcMar>
+              <w:top w:type="dxa" w:w="100"/>
+              <w:left w:type="dxa" w:w="160"/>
+              <w:bottom w:type="dxa" w:w="100"/>
+              <w:right w:type="dxa" w:w="160"/>
+            </w:tcMar>
+          </w:tcPr>
+          <w:p>
+            <w:r>
+              <w:rPr>
+                <w:rFonts w:ascii="Arial" w:cs="Arial" w:eastAsia="Arial" w:hAnsi="Arial"/>
+                <w:b w:val="false"/>
+                <w:bCs w:val="false"/>
+                <w:color w:val="2E3A67"/>
+                <w:sz w:val="21"/>
+                <w:szCs w:val="21"/>
+              </w:rPr>
+              <w:t xml:space="preserve">Phần 5 (trang 55), Bài 34 (tr. 67)</w:t>
+            </w:r>
+          </w:p>
+        </w:tc>
+      </w:tr>
+      <w:tr>
+        <w:trPr>
+          <w:cantSplit/>
+        </w:trPr>
+        <w:tc>
+          <w:tcPr>
+            <w:tcW w:type="dxa" w:w="3500"/>
+            <w:tcBorders>
+              <w:top w:val="none" w:color="FFFFFF" w:sz="0"/>
+              <w:left w:val="none" w:color="FFFFFF" w:sz="0"/>
+              <w:bottom w:val="single" w:color="D5DAE6" w:sz="4"/>
+              <w:right w:val="none" w:color="FFFFFF" w:sz="0"/>
+            </w:tcBorders>
+            <w:shd w:fill="FFFFFF" w:color="auto" w:val="clear"/>
+            <w:tcMar>
+              <w:top w:type="dxa" w:w="100"/>
+              <w:left w:type="dxa" w:w="160"/>
+              <w:bottom w:type="dxa" w:w="100"/>
+              <w:right w:type="dxa" w:w="160"/>
+            </w:tcMar>
+          </w:tcPr>
+          <w:p>
+            <w:r>
+              <w:rPr>
+                <w:rFonts w:ascii="Arial" w:cs="Arial" w:eastAsia="Arial" w:hAnsi="Arial"/>
+                <w:b/>
+                <w:bCs/>
+                <w:color w:val="2E3A67"/>
+                <w:sz w:val="21"/>
+                <w:szCs w:val="21"/>
+              </w:rPr>
+              <w:t xml:space="preserve">Chỉ thị của Thủ tướng về nhiệm vụ trọng tâm năm học 2026-2027</w:t>
+            </w:r>
+            <w:r>
+              <w:rPr>
+                <w:rFonts w:ascii="Arial" w:cs="Arial" w:eastAsia="Arial" w:hAnsi="Arial"/>
+                <w:b w:val="false"/>
+                <w:bCs w:val="false"/>
+                <w:color w:val="2E3A67"/>
+                <w:sz w:val="21"/>
+                <w:szCs w:val="21"/>
+              </w:rPr>
+              <w:t xml:space="preserve">. Chỉ thị 31/CT-TTg ngày 05/8/2026</w:t>
+            </w:r>
+          </w:p>
+        </w:tc>
+        <w:tc>
+          <w:tcPr>
+            <w:tcW w:type="dxa" w:w="3738"/>
+            <w:tcBorders>
+              <w:top w:val="none" w:color="FFFFFF" w:sz="0"/>
+              <w:left w:val="none" w:color="FFFFFF" w:sz="0"/>
+              <w:bottom w:val="single" w:color="D5DAE6" w:sz="4"/>
+              <w:right w:val="none" w:color="FFFFFF" w:sz="0"/>
+            </w:tcBorders>
+            <w:shd w:fill="FFFFFF" w:color="auto" w:val="clear"/>
+            <w:tcMar>
+              <w:top w:type="dxa" w:w="100"/>
+              <w:left w:type="dxa" w:w="160"/>
+              <w:bottom w:type="dxa" w:w="100"/>
+              <w:right w:type="dxa" w:w="160"/>
+            </w:tcMar>
+          </w:tcPr>
+          <w:p>
+            <w:r>
+              <w:rPr>
+                <w:rFonts w:ascii="Arial" w:cs="Arial" w:eastAsia="Arial" w:hAnsi="Arial"/>
+                <w:b w:val="false"/>
+                <w:bCs w:val="false"/>
+                <w:color w:val="2E3A67"/>
+                <w:sz w:val="21"/>
+                <w:szCs w:val="21"/>
+              </w:rPr>
+              <w:t xml:space="preserve">Đẩy mạnh chuyển đổi số, ứng dụng AI có kiểm soát; mở rộng giáo dục STEM/STEAM, kỹ năng số.</w:t>
+            </w:r>
+          </w:p>
+        </w:tc>
+        <w:tc>
+          <w:tcPr>
+            <w:tcW w:type="dxa" w:w="2400"/>
+            <w:tcBorders>
+              <w:top w:val="none" w:color="FFFFFF" w:sz="0"/>
+              <w:left w:val="none" w:color="FFFFFF" w:sz="0"/>
+              <w:bottom w:val="single" w:color="D5DAE6" w:sz="4"/>
+              <w:right w:val="none" w:color="FFFFFF" w:sz="0"/>
+            </w:tcBorders>
+            <w:shd w:fill="FFFFFF" w:color="auto" w:val="clear"/>
+            <w:tcMar>
+              <w:top w:type="dxa" w:w="100"/>
+              <w:left w:type="dxa" w:w="160"/>
+              <w:bottom w:type="dxa" w:w="100"/>
+              <w:right w:type="dxa" w:w="160"/>
+            </w:tcMar>
+          </w:tcPr>
+          <w:p>
+            <w:r>
+              <w:rPr>
+                <w:rFonts w:ascii="Arial" w:cs="Arial" w:eastAsia="Arial" w:hAnsi="Arial"/>
+                <w:b w:val="false"/>
+                <w:bCs w:val="false"/>
+                <w:color w:val="2E3A67"/>
+                <w:sz w:val="21"/>
+                <w:szCs w:val="21"/>
+              </w:rPr>
+              <w:t xml:space="preserve">Bài 12 (tr. 29), toàn bộ sách</w:t>
             </w:r>
           </w:p>
         </w:tc>
@@ -3055,7 +3293,7 @@
           <w:sz w:val="26"/>
           <w:szCs w:val="26"/>
         </w:rPr>
-        <w:t xml:space="preserve">Luật mới có hiệu lực năm 2026</w:t>
+        <w:t xml:space="preserve">Văn bản chuyên môn của Bộ GDĐT đang áp dụng khi soạn bài, ra đề</w:t>
       </w:r>
     </w:p>
     <w:tbl>
@@ -3205,7 +3443,7 @@
                 <w:sz w:val="21"/>
                 <w:szCs w:val="21"/>
               </w:rPr>
-              <w:t xml:space="preserve">Luật Trí tuệ nhân tạo</w:t>
+              <w:t xml:space="preserve">Chương trình giáo dục phổ thông</w:t>
             </w:r>
             <w:r>
               <w:rPr>
@@ -3216,7 +3454,7 @@
                 <w:sz w:val="21"/>
                 <w:szCs w:val="21"/>
               </w:rPr>
-              <w:t xml:space="preserve">. Luật số 134/2025/QH15, thông qua 10/12/2025, hiệu lực 01/3/2026</w:t>
+              <w:t xml:space="preserve">. Thông tư 32/2018/TT-BGDĐT (chương trình đang áp dụng)</w:t>
             </w:r>
           </w:p>
         </w:tc>
@@ -3247,7 +3485,7 @@
                 <w:sz w:val="21"/>
                 <w:szCs w:val="21"/>
               </w:rPr>
-              <w:t xml:space="preserve">AI là công cụ hỗ trợ, con người quyết định cuối cùng. Nội dung do AI tạo ra cần có dấu hiệu nhận biết.</w:t>
+              <w:t xml:space="preserve">Nội dung, yêu cầu cần đạt của môn học khi soạn bài và ra đề.</w:t>
             </w:r>
           </w:p>
         </w:tc>
@@ -3278,7 +3516,7 @@
                 <w:sz w:val="21"/>
                 <w:szCs w:val="21"/>
               </w:rPr>
-              <w:t xml:space="preserve">Bài 1 (tr. 9), Phần 4 (trang 39), Phần 6 (trang 65)</w:t>
+              <w:t xml:space="preserve">Phần 2 (trang 15), Phần 3 (trang 27)</w:t>
             </w:r>
           </w:p>
         </w:tc>
@@ -3314,7 +3552,7 @@
                 <w:sz w:val="21"/>
                 <w:szCs w:val="21"/>
               </w:rPr>
-              <w:t xml:space="preserve">Luật Bảo vệ dữ liệu cá nhân</w:t>
+              <w:t xml:space="preserve">Chương trình giáo dục mầm non</w:t>
             </w:r>
             <w:r>
               <w:rPr>
@@ -3325,7 +3563,7 @@
                 <w:sz w:val="21"/>
                 <w:szCs w:val="21"/>
               </w:rPr>
-              <w:t xml:space="preserve">. Luật số 91/2025/QH15, thông qua 26/6/2025, hiệu lực 01/1/2026</w:t>
+              <w:t xml:space="preserve">. Văn bản hợp nhất 01/VBHN-BGDĐT ngày 13/4/2021</w:t>
             </w:r>
           </w:p>
         </w:tc>
@@ -3356,7 +3594,7 @@
                 <w:sz w:val="21"/>
                 <w:szCs w:val="21"/>
               </w:rPr>
-              <w:t xml:space="preserve">Không đưa dữ liệu cá nhân của học sinh vào công cụ AI.</w:t>
+              <w:t xml:space="preserve">Câu lệnh cho Mầm non theo hoạt động chơi, trải nghiệm.</w:t>
             </w:r>
           </w:p>
         </w:tc>
@@ -3387,7 +3625,552 @@
                 <w:sz w:val="21"/>
                 <w:szCs w:val="21"/>
               </w:rPr>
-              <w:t xml:space="preserve">Bài 31 (tr. 59) đến Bài 33 (tr. 63), Bài 35 (tr. 67)</w:t>
+              <w:t xml:space="preserve">Dòng Mầm non ở mọi bảng Đổi cho lớp</w:t>
+            </w:r>
+          </w:p>
+        </w:tc>
+      </w:tr>
+      <w:tr>
+        <w:trPr>
+          <w:cantSplit/>
+        </w:trPr>
+        <w:tc>
+          <w:tcPr>
+            <w:tcW w:type="dxa" w:w="3500"/>
+            <w:tcBorders>
+              <w:top w:val="none" w:color="FFFFFF" w:sz="0"/>
+              <w:left w:val="none" w:color="FFFFFF" w:sz="0"/>
+              <w:bottom w:val="single" w:color="D5DAE6" w:sz="4"/>
+              <w:right w:val="none" w:color="FFFFFF" w:sz="0"/>
+            </w:tcBorders>
+            <w:shd w:fill="EEF0F6" w:color="auto" w:val="clear"/>
+            <w:tcMar>
+              <w:top w:type="dxa" w:w="100"/>
+              <w:left w:type="dxa" w:w="160"/>
+              <w:bottom w:type="dxa" w:w="100"/>
+              <w:right w:type="dxa" w:w="160"/>
+            </w:tcMar>
+          </w:tcPr>
+          <w:p>
+            <w:r>
+              <w:rPr>
+                <w:rFonts w:ascii="Arial" w:cs="Arial" w:eastAsia="Arial" w:hAnsi="Arial"/>
+                <w:b/>
+                <w:bCs/>
+                <w:color w:val="2E3A67"/>
+                <w:sz w:val="21"/>
+                <w:szCs w:val="21"/>
+              </w:rPr>
+              <w:t xml:space="preserve">Khung năng lực số cho người học</w:t>
+            </w:r>
+            <w:r>
+              <w:rPr>
+                <w:rFonts w:ascii="Arial" w:cs="Arial" w:eastAsia="Arial" w:hAnsi="Arial"/>
+                <w:b w:val="false"/>
+                <w:bCs w:val="false"/>
+                <w:color w:val="2E3A67"/>
+                <w:sz w:val="21"/>
+                <w:szCs w:val="21"/>
+              </w:rPr>
+              <w:t xml:space="preserve">. Thông tư 02/2025/TT-BGDĐT ngày 24/01/2025</w:t>
+            </w:r>
+          </w:p>
+        </w:tc>
+        <w:tc>
+          <w:tcPr>
+            <w:tcW w:type="dxa" w:w="3738"/>
+            <w:tcBorders>
+              <w:top w:val="none" w:color="FFFFFF" w:sz="0"/>
+              <w:left w:val="none" w:color="FFFFFF" w:sz="0"/>
+              <w:bottom w:val="single" w:color="D5DAE6" w:sz="4"/>
+              <w:right w:val="none" w:color="FFFFFF" w:sz="0"/>
+            </w:tcBorders>
+            <w:shd w:fill="EEF0F6" w:color="auto" w:val="clear"/>
+            <w:tcMar>
+              <w:top w:type="dxa" w:w="100"/>
+              <w:left w:type="dxa" w:w="160"/>
+              <w:bottom w:type="dxa" w:w="100"/>
+              <w:right w:type="dxa" w:w="160"/>
+            </w:tcMar>
+          </w:tcPr>
+          <w:p>
+            <w:r>
+              <w:rPr>
+                <w:rFonts w:ascii="Arial" w:cs="Arial" w:eastAsia="Arial" w:hAnsi="Arial"/>
+                <w:b w:val="false"/>
+                <w:bCs w:val="false"/>
+                <w:color w:val="2E3A67"/>
+                <w:sz w:val="21"/>
+                <w:szCs w:val="21"/>
+              </w:rPr>
+              <w:t xml:space="preserve">Yêu cầu về năng lực số của học sinh khi cho học sinh dùng AI.</w:t>
+            </w:r>
+          </w:p>
+        </w:tc>
+        <w:tc>
+          <w:tcPr>
+            <w:tcW w:type="dxa" w:w="2400"/>
+            <w:tcBorders>
+              <w:top w:val="none" w:color="FFFFFF" w:sz="0"/>
+              <w:left w:val="none" w:color="FFFFFF" w:sz="0"/>
+              <w:bottom w:val="single" w:color="D5DAE6" w:sz="4"/>
+              <w:right w:val="none" w:color="FFFFFF" w:sz="0"/>
+            </w:tcBorders>
+            <w:shd w:fill="EEF0F6" w:color="auto" w:val="clear"/>
+            <w:tcMar>
+              <w:top w:type="dxa" w:w="100"/>
+              <w:left w:type="dxa" w:w="160"/>
+              <w:bottom w:type="dxa" w:w="100"/>
+              <w:right w:type="dxa" w:w="160"/>
+            </w:tcMar>
+          </w:tcPr>
+          <w:p>
+            <w:r>
+              <w:rPr>
+                <w:rFonts w:ascii="Arial" w:cs="Arial" w:eastAsia="Arial" w:hAnsi="Arial"/>
+                <w:b w:val="false"/>
+                <w:bCs w:val="false"/>
+                <w:color w:val="2E3A67"/>
+                <w:sz w:val="21"/>
+                <w:szCs w:val="21"/>
+              </w:rPr>
+              <w:t xml:space="preserve">Bài 31 (tr. 60), Bài 32 (tr. 63)</w:t>
+            </w:r>
+          </w:p>
+        </w:tc>
+      </w:tr>
+      <w:tr>
+        <w:trPr>
+          <w:cantSplit/>
+        </w:trPr>
+        <w:tc>
+          <w:tcPr>
+            <w:tcW w:type="dxa" w:w="3500"/>
+            <w:tcBorders>
+              <w:top w:val="none" w:color="FFFFFF" w:sz="0"/>
+              <w:left w:val="none" w:color="FFFFFF" w:sz="0"/>
+              <w:bottom w:val="single" w:color="D5DAE6" w:sz="4"/>
+              <w:right w:val="none" w:color="FFFFFF" w:sz="0"/>
+            </w:tcBorders>
+            <w:shd w:fill="FFFFFF" w:color="auto" w:val="clear"/>
+            <w:tcMar>
+              <w:top w:type="dxa" w:w="100"/>
+              <w:left w:type="dxa" w:w="160"/>
+              <w:bottom w:type="dxa" w:w="100"/>
+              <w:right w:type="dxa" w:w="160"/>
+            </w:tcMar>
+          </w:tcPr>
+          <w:p>
+            <w:r>
+              <w:rPr>
+                <w:rFonts w:ascii="Arial" w:cs="Arial" w:eastAsia="Arial" w:hAnsi="Arial"/>
+                <w:b/>
+                <w:bCs/>
+                <w:color w:val="2E3A67"/>
+                <w:sz w:val="21"/>
+                <w:szCs w:val="21"/>
+              </w:rPr>
+              <w:t xml:space="preserve">Triển khai tài liệu Hướng dẫn sử dụng ứng dụng AI trong dạy và học</w:t>
+            </w:r>
+            <w:r>
+              <w:rPr>
+                <w:rFonts w:ascii="Arial" w:cs="Arial" w:eastAsia="Arial" w:hAnsi="Arial"/>
+                <w:b w:val="false"/>
+                <w:bCs w:val="false"/>
+                <w:color w:val="2E3A67"/>
+                <w:sz w:val="21"/>
+                <w:szCs w:val="21"/>
+              </w:rPr>
+              <w:t xml:space="preserve">. Công văn 2250/BGDĐT-GDPT ngày 12/5/2025</w:t>
+            </w:r>
+          </w:p>
+        </w:tc>
+        <w:tc>
+          <w:tcPr>
+            <w:tcW w:type="dxa" w:w="3738"/>
+            <w:tcBorders>
+              <w:top w:val="none" w:color="FFFFFF" w:sz="0"/>
+              <w:left w:val="none" w:color="FFFFFF" w:sz="0"/>
+              <w:bottom w:val="single" w:color="D5DAE6" w:sz="4"/>
+              <w:right w:val="none" w:color="FFFFFF" w:sz="0"/>
+            </w:tcBorders>
+            <w:shd w:fill="FFFFFF" w:color="auto" w:val="clear"/>
+            <w:tcMar>
+              <w:top w:type="dxa" w:w="100"/>
+              <w:left w:type="dxa" w:w="160"/>
+              <w:bottom w:type="dxa" w:w="100"/>
+              <w:right w:type="dxa" w:w="160"/>
+            </w:tcMar>
+          </w:tcPr>
+          <w:p>
+            <w:r>
+              <w:rPr>
+                <w:rFonts w:ascii="Arial" w:cs="Arial" w:eastAsia="Arial" w:hAnsi="Arial"/>
+                <w:b w:val="false"/>
+                <w:bCs w:val="false"/>
+                <w:color w:val="2E3A67"/>
+                <w:sz w:val="21"/>
+                <w:szCs w:val="21"/>
+              </w:rPr>
+              <w:t xml:space="preserve">Dùng AI để nâng hiệu quả, chất lượng dạy và học.</w:t>
+            </w:r>
+          </w:p>
+        </w:tc>
+        <w:tc>
+          <w:tcPr>
+            <w:tcW w:type="dxa" w:w="2400"/>
+            <w:tcBorders>
+              <w:top w:val="none" w:color="FFFFFF" w:sz="0"/>
+              <w:left w:val="none" w:color="FFFFFF" w:sz="0"/>
+              <w:bottom w:val="single" w:color="D5DAE6" w:sz="4"/>
+              <w:right w:val="none" w:color="FFFFFF" w:sz="0"/>
+            </w:tcBorders>
+            <w:shd w:fill="FFFFFF" w:color="auto" w:val="clear"/>
+            <w:tcMar>
+              <w:top w:type="dxa" w:w="100"/>
+              <w:left w:type="dxa" w:w="160"/>
+              <w:bottom w:type="dxa" w:w="100"/>
+              <w:right w:type="dxa" w:w="160"/>
+            </w:tcMar>
+          </w:tcPr>
+          <w:p>
+            <w:r>
+              <w:rPr>
+                <w:rFonts w:ascii="Arial" w:cs="Arial" w:eastAsia="Arial" w:hAnsi="Arial"/>
+                <w:b w:val="false"/>
+                <w:bCs w:val="false"/>
+                <w:color w:val="2E3A67"/>
+                <w:sz w:val="21"/>
+                <w:szCs w:val="21"/>
+              </w:rPr>
+              <w:t xml:space="preserve">Toàn bộ sách</w:t>
+            </w:r>
+          </w:p>
+        </w:tc>
+      </w:tr>
+      <w:tr>
+        <w:trPr>
+          <w:cantSplit/>
+        </w:trPr>
+        <w:tc>
+          <w:tcPr>
+            <w:tcW w:type="dxa" w:w="3500"/>
+            <w:tcBorders>
+              <w:top w:val="none" w:color="FFFFFF" w:sz="0"/>
+              <w:left w:val="none" w:color="FFFFFF" w:sz="0"/>
+              <w:bottom w:val="single" w:color="D5DAE6" w:sz="4"/>
+              <w:right w:val="none" w:color="FFFFFF" w:sz="0"/>
+            </w:tcBorders>
+            <w:shd w:fill="EEF0F6" w:color="auto" w:val="clear"/>
+            <w:tcMar>
+              <w:top w:type="dxa" w:w="100"/>
+              <w:left w:type="dxa" w:w="160"/>
+              <w:bottom w:type="dxa" w:w="100"/>
+              <w:right w:type="dxa" w:w="160"/>
+            </w:tcMar>
+          </w:tcPr>
+          <w:p>
+            <w:r>
+              <w:rPr>
+                <w:rFonts w:ascii="Arial" w:cs="Arial" w:eastAsia="Arial" w:hAnsi="Arial"/>
+                <w:b/>
+                <w:bCs/>
+                <w:color w:val="2E3A67"/>
+                <w:sz w:val="21"/>
+                <w:szCs w:val="21"/>
+              </w:rPr>
+              <w:t xml:space="preserve">Hướng dẫn kiểm tra, đánh giá cấp THCS, THPT</w:t>
+            </w:r>
+            <w:r>
+              <w:rPr>
+                <w:rFonts w:ascii="Arial" w:cs="Arial" w:eastAsia="Arial" w:hAnsi="Arial"/>
+                <w:b w:val="false"/>
+                <w:bCs w:val="false"/>
+                <w:color w:val="2E3A67"/>
+                <w:sz w:val="21"/>
+                <w:szCs w:val="21"/>
+              </w:rPr>
+              <w:t xml:space="preserve">. Công văn 7991/BGDĐT-GDTrH ngày 17/12/2024</w:t>
+            </w:r>
+          </w:p>
+        </w:tc>
+        <w:tc>
+          <w:tcPr>
+            <w:tcW w:type="dxa" w:w="3738"/>
+            <w:tcBorders>
+              <w:top w:val="none" w:color="FFFFFF" w:sz="0"/>
+              <w:left w:val="none" w:color="FFFFFF" w:sz="0"/>
+              <w:bottom w:val="single" w:color="D5DAE6" w:sz="4"/>
+              <w:right w:val="none" w:color="FFFFFF" w:sz="0"/>
+            </w:tcBorders>
+            <w:shd w:fill="EEF0F6" w:color="auto" w:val="clear"/>
+            <w:tcMar>
+              <w:top w:type="dxa" w:w="100"/>
+              <w:left w:type="dxa" w:w="160"/>
+              <w:bottom w:type="dxa" w:w="100"/>
+              <w:right w:type="dxa" w:w="160"/>
+            </w:tcMar>
+          </w:tcPr>
+          <w:p>
+            <w:r>
+              <w:rPr>
+                <w:rFonts w:ascii="Arial" w:cs="Arial" w:eastAsia="Arial" w:hAnsi="Arial"/>
+                <w:b w:val="false"/>
+                <w:bCs w:val="false"/>
+                <w:color w:val="2E3A67"/>
+                <w:sz w:val="21"/>
+                <w:szCs w:val="21"/>
+              </w:rPr>
+              <w:t xml:space="preserve">Đề định kỳ đi kèm ma trận, bản đặc tả, hướng dẫn chấm.</w:t>
+            </w:r>
+          </w:p>
+        </w:tc>
+        <w:tc>
+          <w:tcPr>
+            <w:tcW w:type="dxa" w:w="2400"/>
+            <w:tcBorders>
+              <w:top w:val="none" w:color="FFFFFF" w:sz="0"/>
+              <w:left w:val="none" w:color="FFFFFF" w:sz="0"/>
+              <w:bottom w:val="single" w:color="D5DAE6" w:sz="4"/>
+              <w:right w:val="none" w:color="FFFFFF" w:sz="0"/>
+            </w:tcBorders>
+            <w:shd w:fill="EEF0F6" w:color="auto" w:val="clear"/>
+            <w:tcMar>
+              <w:top w:type="dxa" w:w="100"/>
+              <w:left w:type="dxa" w:w="160"/>
+              <w:bottom w:type="dxa" w:w="100"/>
+              <w:right w:type="dxa" w:w="160"/>
+            </w:tcMar>
+          </w:tcPr>
+          <w:p>
+            <w:r>
+              <w:rPr>
+                <w:rFonts w:ascii="Arial" w:cs="Arial" w:eastAsia="Arial" w:hAnsi="Arial"/>
+                <w:b w:val="false"/>
+                <w:bCs w:val="false"/>
+                <w:color w:val="2E3A67"/>
+                <w:sz w:val="21"/>
+                <w:szCs w:val="21"/>
+              </w:rPr>
+              <w:t xml:space="preserve">Bài 15 (tr. 32), Bài 16 (tr. 34)</w:t>
+            </w:r>
+          </w:p>
+        </w:tc>
+      </w:tr>
+      <w:tr>
+        <w:trPr>
+          <w:cantSplit/>
+        </w:trPr>
+        <w:tc>
+          <w:tcPr>
+            <w:tcW w:type="dxa" w:w="3500"/>
+            <w:tcBorders>
+              <w:top w:val="none" w:color="FFFFFF" w:sz="0"/>
+              <w:left w:val="none" w:color="FFFFFF" w:sz="0"/>
+              <w:bottom w:val="single" w:color="D5DAE6" w:sz="4"/>
+              <w:right w:val="none" w:color="FFFFFF" w:sz="0"/>
+            </w:tcBorders>
+            <w:shd w:fill="FFFFFF" w:color="auto" w:val="clear"/>
+            <w:tcMar>
+              <w:top w:type="dxa" w:w="100"/>
+              <w:left w:type="dxa" w:w="160"/>
+              <w:bottom w:type="dxa" w:w="100"/>
+              <w:right w:type="dxa" w:w="160"/>
+            </w:tcMar>
+          </w:tcPr>
+          <w:p>
+            <w:r>
+              <w:rPr>
+                <w:rFonts w:ascii="Arial" w:cs="Arial" w:eastAsia="Arial" w:hAnsi="Arial"/>
+                <w:b/>
+                <w:bCs/>
+                <w:color w:val="2E3A67"/>
+                <w:sz w:val="21"/>
+                <w:szCs w:val="21"/>
+              </w:rPr>
+              <w:t xml:space="preserve">Đánh giá học sinh THCS, THPT</w:t>
+            </w:r>
+            <w:r>
+              <w:rPr>
+                <w:rFonts w:ascii="Arial" w:cs="Arial" w:eastAsia="Arial" w:hAnsi="Arial"/>
+                <w:b w:val="false"/>
+                <w:bCs w:val="false"/>
+                <w:color w:val="2E3A67"/>
+                <w:sz w:val="21"/>
+                <w:szCs w:val="21"/>
+              </w:rPr>
+              <w:t xml:space="preserve">. Thông tư 22/2021/TT-BGDĐT</w:t>
+            </w:r>
+          </w:p>
+        </w:tc>
+        <w:tc>
+          <w:tcPr>
+            <w:tcW w:type="dxa" w:w="3738"/>
+            <w:tcBorders>
+              <w:top w:val="none" w:color="FFFFFF" w:sz="0"/>
+              <w:left w:val="none" w:color="FFFFFF" w:sz="0"/>
+              <w:bottom w:val="single" w:color="D5DAE6" w:sz="4"/>
+              <w:right w:val="none" w:color="FFFFFF" w:sz="0"/>
+            </w:tcBorders>
+            <w:shd w:fill="FFFFFF" w:color="auto" w:val="clear"/>
+            <w:tcMar>
+              <w:top w:type="dxa" w:w="100"/>
+              <w:left w:type="dxa" w:w="160"/>
+              <w:bottom w:type="dxa" w:w="100"/>
+              <w:right w:type="dxa" w:w="160"/>
+            </w:tcMar>
+          </w:tcPr>
+          <w:p>
+            <w:r>
+              <w:rPr>
+                <w:rFonts w:ascii="Arial" w:cs="Arial" w:eastAsia="Arial" w:hAnsi="Arial"/>
+                <w:b w:val="false"/>
+                <w:bCs w:val="false"/>
+                <w:color w:val="2E3A67"/>
+                <w:sz w:val="21"/>
+                <w:szCs w:val="21"/>
+              </w:rPr>
+              <w:t xml:space="preserve">Đánh giá thường xuyên, định kỳ.</w:t>
+            </w:r>
+          </w:p>
+        </w:tc>
+        <w:tc>
+          <w:tcPr>
+            <w:tcW w:type="dxa" w:w="2400"/>
+            <w:tcBorders>
+              <w:top w:val="none" w:color="FFFFFF" w:sz="0"/>
+              <w:left w:val="none" w:color="FFFFFF" w:sz="0"/>
+              <w:bottom w:val="single" w:color="D5DAE6" w:sz="4"/>
+              <w:right w:val="none" w:color="FFFFFF" w:sz="0"/>
+            </w:tcBorders>
+            <w:shd w:fill="FFFFFF" w:color="auto" w:val="clear"/>
+            <w:tcMar>
+              <w:top w:type="dxa" w:w="100"/>
+              <w:left w:type="dxa" w:w="160"/>
+              <w:bottom w:type="dxa" w:w="100"/>
+              <w:right w:type="dxa" w:w="160"/>
+            </w:tcMar>
+          </w:tcPr>
+          <w:p>
+            <w:r>
+              <w:rPr>
+                <w:rFonts w:ascii="Arial" w:cs="Arial" w:eastAsia="Arial" w:hAnsi="Arial"/>
+                <w:b w:val="false"/>
+                <w:bCs w:val="false"/>
+                <w:color w:val="2E3A67"/>
+                <w:sz w:val="21"/>
+                <w:szCs w:val="21"/>
+              </w:rPr>
+              <w:t xml:space="preserve">Bài 13 (tr. 30) đến Bài 17 (tr. 36)</w:t>
+            </w:r>
+          </w:p>
+        </w:tc>
+      </w:tr>
+      <w:tr>
+        <w:trPr>
+          <w:cantSplit/>
+        </w:trPr>
+        <w:tc>
+          <w:tcPr>
+            <w:tcW w:type="dxa" w:w="3500"/>
+            <w:tcBorders>
+              <w:top w:val="none" w:color="FFFFFF" w:sz="0"/>
+              <w:left w:val="none" w:color="FFFFFF" w:sz="0"/>
+              <w:bottom w:val="single" w:color="D5DAE6" w:sz="4"/>
+              <w:right w:val="none" w:color="FFFFFF" w:sz="0"/>
+            </w:tcBorders>
+            <w:shd w:fill="EEF0F6" w:color="auto" w:val="clear"/>
+            <w:tcMar>
+              <w:top w:type="dxa" w:w="100"/>
+              <w:left w:type="dxa" w:w="160"/>
+              <w:bottom w:type="dxa" w:w="100"/>
+              <w:right w:type="dxa" w:w="160"/>
+            </w:tcMar>
+          </w:tcPr>
+          <w:p>
+            <w:r>
+              <w:rPr>
+                <w:rFonts w:ascii="Arial" w:cs="Arial" w:eastAsia="Arial" w:hAnsi="Arial"/>
+                <w:b/>
+                <w:bCs/>
+                <w:color w:val="2E3A67"/>
+                <w:sz w:val="21"/>
+                <w:szCs w:val="21"/>
+              </w:rPr>
+              <w:t xml:space="preserve">Đánh giá học sinh tiểu học</w:t>
+            </w:r>
+            <w:r>
+              <w:rPr>
+                <w:rFonts w:ascii="Arial" w:cs="Arial" w:eastAsia="Arial" w:hAnsi="Arial"/>
+                <w:b w:val="false"/>
+                <w:bCs w:val="false"/>
+                <w:color w:val="2E3A67"/>
+                <w:sz w:val="21"/>
+                <w:szCs w:val="21"/>
+              </w:rPr>
+              <w:t xml:space="preserve">. Thông tư 27/2020/TT-BGDĐT</w:t>
+            </w:r>
+          </w:p>
+        </w:tc>
+        <w:tc>
+          <w:tcPr>
+            <w:tcW w:type="dxa" w:w="3738"/>
+            <w:tcBorders>
+              <w:top w:val="none" w:color="FFFFFF" w:sz="0"/>
+              <w:left w:val="none" w:color="FFFFFF" w:sz="0"/>
+              <w:bottom w:val="single" w:color="D5DAE6" w:sz="4"/>
+              <w:right w:val="none" w:color="FFFFFF" w:sz="0"/>
+            </w:tcBorders>
+            <w:shd w:fill="EEF0F6" w:color="auto" w:val="clear"/>
+            <w:tcMar>
+              <w:top w:type="dxa" w:w="100"/>
+              <w:left w:type="dxa" w:w="160"/>
+              <w:bottom w:type="dxa" w:w="100"/>
+              <w:right w:type="dxa" w:w="160"/>
+            </w:tcMar>
+          </w:tcPr>
+          <w:p>
+            <w:r>
+              <w:rPr>
+                <w:rFonts w:ascii="Arial" w:cs="Arial" w:eastAsia="Arial" w:hAnsi="Arial"/>
+                <w:b w:val="false"/>
+                <w:bCs w:val="false"/>
+                <w:color w:val="2E3A67"/>
+                <w:sz w:val="21"/>
+                <w:szCs w:val="21"/>
+              </w:rPr>
+              <w:t xml:space="preserve">Đánh giá vì sự tiến bộ, kết hợp nhận xét và điểm số.</w:t>
+            </w:r>
+          </w:p>
+        </w:tc>
+        <w:tc>
+          <w:tcPr>
+            <w:tcW w:type="dxa" w:w="2400"/>
+            <w:tcBorders>
+              <w:top w:val="none" w:color="FFFFFF" w:sz="0"/>
+              <w:left w:val="none" w:color="FFFFFF" w:sz="0"/>
+              <w:bottom w:val="single" w:color="D5DAE6" w:sz="4"/>
+              <w:right w:val="none" w:color="FFFFFF" w:sz="0"/>
+            </w:tcBorders>
+            <w:shd w:fill="EEF0F6" w:color="auto" w:val="clear"/>
+            <w:tcMar>
+              <w:top w:type="dxa" w:w="100"/>
+              <w:left w:type="dxa" w:w="160"/>
+              <w:bottom w:type="dxa" w:w="100"/>
+              <w:right w:type="dxa" w:w="160"/>
+            </w:tcMar>
+          </w:tcPr>
+          <w:p>
+            <w:r>
+              <w:rPr>
+                <w:rFonts w:ascii="Arial" w:cs="Arial" w:eastAsia="Arial" w:hAnsi="Arial"/>
+                <w:b w:val="false"/>
+                <w:bCs w:val="false"/>
+                <w:color w:val="2E3A67"/>
+                <w:sz w:val="21"/>
+                <w:szCs w:val="21"/>
+              </w:rPr>
+              <w:t xml:space="preserve">Bài 14 (tr. 31), Bài 17 (tr. 36)</w:t>
             </w:r>
           </w:p>
         </w:tc>
@@ -3412,7 +4195,7 @@
           <w:sz w:val="26"/>
           <w:szCs w:val="26"/>
         </w:rPr>
-        <w:t xml:space="preserve">Hướng dẫn của ngành Giáo dục 2025-2026</w:t>
+        <w:t xml:space="preserve">Văn bản của Sở GDĐT</w:t>
       </w:r>
     </w:p>
     <w:tbl>
@@ -3562,7 +4345,7 @@
                 <w:sz w:val="21"/>
                 <w:szCs w:val="21"/>
               </w:rPr>
-              <w:t xml:space="preserve">Khung năng lực số cho người học</w:t>
+              <w:t xml:space="preserve">Kế hoạch, hướng dẫn nhiệm vụ năm học 2026-2027 của Sở GDĐT nơi thầy cô công tác</w:t>
             </w:r>
             <w:r>
               <w:rPr>
@@ -3573,7 +4356,7 @@
                 <w:sz w:val="21"/>
                 <w:szCs w:val="21"/>
               </w:rPr>
-              <w:t xml:space="preserve">. Thông tư 02/2025/TT-BGDĐT ngày 24/01/2025</w:t>
+              <w:t xml:space="preserve">. Mỗi Sở ban hành riêng, dựa trên văn bản của Bộ</w:t>
             </w:r>
           </w:p>
         </w:tc>
@@ -3604,7 +4387,7 @@
                 <w:sz w:val="21"/>
                 <w:szCs w:val="21"/>
               </w:rPr>
-              <w:t xml:space="preserve">Học sinh dùng công nghệ và AI an toàn, có trách nhiệm.</w:t>
+              <w:t xml:space="preserve">Các Sở cụ thể hóa văn bản của Bộ cho địa phương, ví dụ Hà Nội triển khai giáo dục AI đồng bộ cho học sinh từ năm học 2026-2027. Thầy cô đối chiếu thêm văn bản của Sở mình.</w:t>
             </w:r>
           </w:p>
         </w:tc>
@@ -3635,443 +4418,7 @@
                 <w:sz w:val="21"/>
                 <w:szCs w:val="21"/>
               </w:rPr>
-              <w:t xml:space="preserve">Bài 31 (tr. 59), Bài 32 (tr. 62), Phần 6 (trang 65)</w:t>
-            </w:r>
-          </w:p>
-        </w:tc>
-      </w:tr>
-      <w:tr>
-        <w:trPr>
-          <w:cantSplit/>
-        </w:trPr>
-        <w:tc>
-          <w:tcPr>
-            <w:tcW w:type="dxa" w:w="3500"/>
-            <w:tcBorders>
-              <w:top w:val="none" w:color="FFFFFF" w:sz="0"/>
-              <w:left w:val="none" w:color="FFFFFF" w:sz="0"/>
-              <w:bottom w:val="single" w:color="D5DAE6" w:sz="4"/>
-              <w:right w:val="none" w:color="FFFFFF" w:sz="0"/>
-            </w:tcBorders>
-            <w:shd w:fill="FFFFFF" w:color="auto" w:val="clear"/>
-            <w:tcMar>
-              <w:top w:type="dxa" w:w="100"/>
-              <w:left w:type="dxa" w:w="160"/>
-              <w:bottom w:type="dxa" w:w="100"/>
-              <w:right w:type="dxa" w:w="160"/>
-            </w:tcMar>
-          </w:tcPr>
-          <w:p>
-            <w:r>
-              <w:rPr>
-                <w:rFonts w:ascii="Arial" w:cs="Arial" w:eastAsia="Arial" w:hAnsi="Arial"/>
-                <w:b/>
-                <w:bCs/>
-                <w:color w:val="2E3A67"/>
-                <w:sz w:val="21"/>
-                <w:szCs w:val="21"/>
-              </w:rPr>
-              <w:t xml:space="preserve">Triển khai tài liệu Hướng dẫn sử dụng ứng dụng AI trong dạy và học</w:t>
-            </w:r>
-            <w:r>
-              <w:rPr>
-                <w:rFonts w:ascii="Arial" w:cs="Arial" w:eastAsia="Arial" w:hAnsi="Arial"/>
-                <w:b w:val="false"/>
-                <w:bCs w:val="false"/>
-                <w:color w:val="2E3A67"/>
-                <w:sz w:val="21"/>
-                <w:szCs w:val="21"/>
-              </w:rPr>
-              <w:t xml:space="preserve">. Công văn 2250/BGDĐT-GDPT ngày 12/5/2025</w:t>
-            </w:r>
-          </w:p>
-        </w:tc>
-        <w:tc>
-          <w:tcPr>
-            <w:tcW w:type="dxa" w:w="3738"/>
-            <w:tcBorders>
-              <w:top w:val="none" w:color="FFFFFF" w:sz="0"/>
-              <w:left w:val="none" w:color="FFFFFF" w:sz="0"/>
-              <w:bottom w:val="single" w:color="D5DAE6" w:sz="4"/>
-              <w:right w:val="none" w:color="FFFFFF" w:sz="0"/>
-            </w:tcBorders>
-            <w:shd w:fill="FFFFFF" w:color="auto" w:val="clear"/>
-            <w:tcMar>
-              <w:top w:type="dxa" w:w="100"/>
-              <w:left w:type="dxa" w:w="160"/>
-              <w:bottom w:type="dxa" w:w="100"/>
-              <w:right w:type="dxa" w:w="160"/>
-            </w:tcMar>
-          </w:tcPr>
-          <w:p>
-            <w:r>
-              <w:rPr>
-                <w:rFonts w:ascii="Arial" w:cs="Arial" w:eastAsia="Arial" w:hAnsi="Arial"/>
-                <w:b w:val="false"/>
-                <w:bCs w:val="false"/>
-                <w:color w:val="2E3A67"/>
-                <w:sz w:val="21"/>
-                <w:szCs w:val="21"/>
-              </w:rPr>
-              <w:t xml:space="preserve">Dùng AI để nâng hiệu quả, chất lượng dạy và học.</w:t>
-            </w:r>
-          </w:p>
-        </w:tc>
-        <w:tc>
-          <w:tcPr>
-            <w:tcW w:type="dxa" w:w="2400"/>
-            <w:tcBorders>
-              <w:top w:val="none" w:color="FFFFFF" w:sz="0"/>
-              <w:left w:val="none" w:color="FFFFFF" w:sz="0"/>
-              <w:bottom w:val="single" w:color="D5DAE6" w:sz="4"/>
-              <w:right w:val="none" w:color="FFFFFF" w:sz="0"/>
-            </w:tcBorders>
-            <w:shd w:fill="FFFFFF" w:color="auto" w:val="clear"/>
-            <w:tcMar>
-              <w:top w:type="dxa" w:w="100"/>
-              <w:left w:type="dxa" w:w="160"/>
-              <w:bottom w:type="dxa" w:w="100"/>
-              <w:right w:type="dxa" w:w="160"/>
-            </w:tcMar>
-          </w:tcPr>
-          <w:p>
-            <w:r>
-              <w:rPr>
-                <w:rFonts w:ascii="Arial" w:cs="Arial" w:eastAsia="Arial" w:hAnsi="Arial"/>
-                <w:b w:val="false"/>
-                <w:bCs w:val="false"/>
-                <w:color w:val="2E3A67"/>
-                <w:sz w:val="21"/>
-                <w:szCs w:val="21"/>
-              </w:rPr>
               <w:t xml:space="preserve">Toàn bộ sách</w:t>
-            </w:r>
-          </w:p>
-        </w:tc>
-      </w:tr>
-      <w:tr>
-        <w:trPr>
-          <w:cantSplit/>
-        </w:trPr>
-        <w:tc>
-          <w:tcPr>
-            <w:tcW w:type="dxa" w:w="3500"/>
-            <w:tcBorders>
-              <w:top w:val="none" w:color="FFFFFF" w:sz="0"/>
-              <w:left w:val="none" w:color="FFFFFF" w:sz="0"/>
-              <w:bottom w:val="single" w:color="D5DAE6" w:sz="4"/>
-              <w:right w:val="none" w:color="FFFFFF" w:sz="0"/>
-            </w:tcBorders>
-            <w:shd w:fill="EEF0F6" w:color="auto" w:val="clear"/>
-            <w:tcMar>
-              <w:top w:type="dxa" w:w="100"/>
-              <w:left w:type="dxa" w:w="160"/>
-              <w:bottom w:type="dxa" w:w="100"/>
-              <w:right w:type="dxa" w:w="160"/>
-            </w:tcMar>
-          </w:tcPr>
-          <w:p>
-            <w:r>
-              <w:rPr>
-                <w:rFonts w:ascii="Arial" w:cs="Arial" w:eastAsia="Arial" w:hAnsi="Arial"/>
-                <w:b/>
-                <w:bCs/>
-                <w:color w:val="2E3A67"/>
-                <w:sz w:val="21"/>
-                <w:szCs w:val="21"/>
-              </w:rPr>
-              <w:t xml:space="preserve">Hướng dẫn nhiệm vụ ứng dụng CNTT, chuyển đổi số năm học 2025-2026</w:t>
-            </w:r>
-            <w:r>
-              <w:rPr>
-                <w:rFonts w:ascii="Arial" w:cs="Arial" w:eastAsia="Arial" w:hAnsi="Arial"/>
-                <w:b w:val="false"/>
-                <w:bCs w:val="false"/>
-                <w:color w:val="2E3A67"/>
-                <w:sz w:val="21"/>
-                <w:szCs w:val="21"/>
-              </w:rPr>
-              <w:t xml:space="preserve">. Công văn 5835/BGDĐT-KHCNTT ngày 29/9/2025</w:t>
-            </w:r>
-          </w:p>
-        </w:tc>
-        <w:tc>
-          <w:tcPr>
-            <w:tcW w:type="dxa" w:w="3738"/>
-            <w:tcBorders>
-              <w:top w:val="none" w:color="FFFFFF" w:sz="0"/>
-              <w:left w:val="none" w:color="FFFFFF" w:sz="0"/>
-              <w:bottom w:val="single" w:color="D5DAE6" w:sz="4"/>
-              <w:right w:val="none" w:color="FFFFFF" w:sz="0"/>
-            </w:tcBorders>
-            <w:shd w:fill="EEF0F6" w:color="auto" w:val="clear"/>
-            <w:tcMar>
-              <w:top w:type="dxa" w:w="100"/>
-              <w:left w:type="dxa" w:w="160"/>
-              <w:bottom w:type="dxa" w:w="100"/>
-              <w:right w:type="dxa" w:w="160"/>
-            </w:tcMar>
-          </w:tcPr>
-          <w:p>
-            <w:r>
-              <w:rPr>
-                <w:rFonts w:ascii="Arial" w:cs="Arial" w:eastAsia="Arial" w:hAnsi="Arial"/>
-                <w:b w:val="false"/>
-                <w:bCs w:val="false"/>
-                <w:color w:val="2E3A67"/>
-                <w:sz w:val="21"/>
-                <w:szCs w:val="21"/>
-              </w:rPr>
-              <w:t xml:space="preserve">Bồi dưỡng giáo viên về ứng dụng AI, STEM/STEAM.</w:t>
-            </w:r>
-          </w:p>
-        </w:tc>
-        <w:tc>
-          <w:tcPr>
-            <w:tcW w:type="dxa" w:w="2400"/>
-            <w:tcBorders>
-              <w:top w:val="none" w:color="FFFFFF" w:sz="0"/>
-              <w:left w:val="none" w:color="FFFFFF" w:sz="0"/>
-              <w:bottom w:val="single" w:color="D5DAE6" w:sz="4"/>
-              <w:right w:val="none" w:color="FFFFFF" w:sz="0"/>
-            </w:tcBorders>
-            <w:shd w:fill="EEF0F6" w:color="auto" w:val="clear"/>
-            <w:tcMar>
-              <w:top w:type="dxa" w:w="100"/>
-              <w:left w:type="dxa" w:w="160"/>
-              <w:bottom w:type="dxa" w:w="100"/>
-              <w:right w:type="dxa" w:w="160"/>
-            </w:tcMar>
-          </w:tcPr>
-          <w:p>
-            <w:r>
-              <w:rPr>
-                <w:rFonts w:ascii="Arial" w:cs="Arial" w:eastAsia="Arial" w:hAnsi="Arial"/>
-                <w:b w:val="false"/>
-                <w:bCs w:val="false"/>
-                <w:color w:val="2E3A67"/>
-                <w:sz w:val="21"/>
-                <w:szCs w:val="21"/>
-              </w:rPr>
-              <w:t xml:space="preserve">Bài 10 (tr. 24), Bài 12 (tr. 28), Phần 5 (trang 54)</w:t>
-            </w:r>
-          </w:p>
-        </w:tc>
-      </w:tr>
-      <w:tr>
-        <w:trPr>
-          <w:cantSplit/>
-        </w:trPr>
-        <w:tc>
-          <w:tcPr>
-            <w:tcW w:type="dxa" w:w="3500"/>
-            <w:tcBorders>
-              <w:top w:val="none" w:color="FFFFFF" w:sz="0"/>
-              <w:left w:val="none" w:color="FFFFFF" w:sz="0"/>
-              <w:bottom w:val="single" w:color="D5DAE6" w:sz="4"/>
-              <w:right w:val="none" w:color="FFFFFF" w:sz="0"/>
-            </w:tcBorders>
-            <w:shd w:fill="FFFFFF" w:color="auto" w:val="clear"/>
-            <w:tcMar>
-              <w:top w:type="dxa" w:w="100"/>
-              <w:left w:type="dxa" w:w="160"/>
-              <w:bottom w:type="dxa" w:w="100"/>
-              <w:right w:type="dxa" w:w="160"/>
-            </w:tcMar>
-          </w:tcPr>
-          <w:p>
-            <w:r>
-              <w:rPr>
-                <w:rFonts w:ascii="Arial" w:cs="Arial" w:eastAsia="Arial" w:hAnsi="Arial"/>
-                <w:b/>
-                <w:bCs/>
-                <w:color w:val="2E3A67"/>
-                <w:sz w:val="21"/>
-                <w:szCs w:val="21"/>
-              </w:rPr>
-              <w:t xml:space="preserve">Khung nội dung thí điểm giáo dục AI cho học sinh phổ thông</w:t>
-            </w:r>
-            <w:r>
-              <w:rPr>
-                <w:rFonts w:ascii="Arial" w:cs="Arial" w:eastAsia="Arial" w:hAnsi="Arial"/>
-                <w:b w:val="false"/>
-                <w:bCs w:val="false"/>
-                <w:color w:val="2E3A67"/>
-                <w:sz w:val="21"/>
-                <w:szCs w:val="21"/>
-              </w:rPr>
-              <w:t xml:space="preserve">. Quyết định 3439/QĐ-BGDĐT ngày 15/12/2025</w:t>
-            </w:r>
-          </w:p>
-        </w:tc>
-        <w:tc>
-          <w:tcPr>
-            <w:tcW w:type="dxa" w:w="3738"/>
-            <w:tcBorders>
-              <w:top w:val="none" w:color="FFFFFF" w:sz="0"/>
-              <w:left w:val="none" w:color="FFFFFF" w:sz="0"/>
-              <w:bottom w:val="single" w:color="D5DAE6" w:sz="4"/>
-              <w:right w:val="none" w:color="FFFFFF" w:sz="0"/>
-            </w:tcBorders>
-            <w:shd w:fill="FFFFFF" w:color="auto" w:val="clear"/>
-            <w:tcMar>
-              <w:top w:type="dxa" w:w="100"/>
-              <w:left w:type="dxa" w:w="160"/>
-              <w:bottom w:type="dxa" w:w="100"/>
-              <w:right w:type="dxa" w:w="160"/>
-            </w:tcMar>
-          </w:tcPr>
-          <w:p>
-            <w:r>
-              <w:rPr>
-                <w:rFonts w:ascii="Arial" w:cs="Arial" w:eastAsia="Arial" w:hAnsi="Arial"/>
-                <w:b w:val="false"/>
-                <w:bCs w:val="false"/>
-                <w:color w:val="2E3A67"/>
-                <w:sz w:val="21"/>
-                <w:szCs w:val="21"/>
-              </w:rPr>
-              <w:t xml:space="preserve">Bốn mạch: tư duy lấy con người làm trung tâm, đạo đức AI, kỹ thuật và ứng dụng AI, thiết kế hệ thống AI.</w:t>
-            </w:r>
-          </w:p>
-        </w:tc>
-        <w:tc>
-          <w:tcPr>
-            <w:tcW w:type="dxa" w:w="2400"/>
-            <w:tcBorders>
-              <w:top w:val="none" w:color="FFFFFF" w:sz="0"/>
-              <w:left w:val="none" w:color="FFFFFF" w:sz="0"/>
-              <w:bottom w:val="single" w:color="D5DAE6" w:sz="4"/>
-              <w:right w:val="none" w:color="FFFFFF" w:sz="0"/>
-            </w:tcBorders>
-            <w:shd w:fill="FFFFFF" w:color="auto" w:val="clear"/>
-            <w:tcMar>
-              <w:top w:type="dxa" w:w="100"/>
-              <w:left w:type="dxa" w:w="160"/>
-              <w:bottom w:type="dxa" w:w="100"/>
-              <w:right w:type="dxa" w:w="160"/>
-            </w:tcMar>
-          </w:tcPr>
-          <w:p>
-            <w:r>
-              <w:rPr>
-                <w:rFonts w:ascii="Arial" w:cs="Arial" w:eastAsia="Arial" w:hAnsi="Arial"/>
-                <w:b w:val="false"/>
-                <w:bCs w:val="false"/>
-                <w:color w:val="2E3A67"/>
-                <w:sz w:val="21"/>
-                <w:szCs w:val="21"/>
-              </w:rPr>
-              <w:t xml:space="preserve">Bài 34 (tr. 66)</w:t>
-            </w:r>
-          </w:p>
-        </w:tc>
-      </w:tr>
-      <w:tr>
-        <w:trPr>
-          <w:cantSplit/>
-        </w:trPr>
-        <w:tc>
-          <w:tcPr>
-            <w:tcW w:type="dxa" w:w="3500"/>
-            <w:tcBorders>
-              <w:top w:val="none" w:color="FFFFFF" w:sz="0"/>
-              <w:left w:val="none" w:color="FFFFFF" w:sz="0"/>
-              <w:bottom w:val="single" w:color="D5DAE6" w:sz="4"/>
-              <w:right w:val="none" w:color="FFFFFF" w:sz="0"/>
-            </w:tcBorders>
-            <w:shd w:fill="EEF0F6" w:color="auto" w:val="clear"/>
-            <w:tcMar>
-              <w:top w:type="dxa" w:w="100"/>
-              <w:left w:type="dxa" w:w="160"/>
-              <w:bottom w:type="dxa" w:w="100"/>
-              <w:right w:type="dxa" w:w="160"/>
-            </w:tcMar>
-          </w:tcPr>
-          <w:p>
-            <w:r>
-              <w:rPr>
-                <w:rFonts w:ascii="Arial" w:cs="Arial" w:eastAsia="Arial" w:hAnsi="Arial"/>
-                <w:b/>
-                <w:bCs/>
-                <w:color w:val="2E3A67"/>
-                <w:sz w:val="21"/>
-                <w:szCs w:val="21"/>
-              </w:rPr>
-              <w:t xml:space="preserve">Khung năng lực AI cho giáo viên (UNESCO)</w:t>
-            </w:r>
-            <w:r>
-              <w:rPr>
-                <w:rFonts w:ascii="Arial" w:cs="Arial" w:eastAsia="Arial" w:hAnsi="Arial"/>
-                <w:b w:val="false"/>
-                <w:bCs w:val="false"/>
-                <w:color w:val="2E3A67"/>
-                <w:sz w:val="21"/>
-                <w:szCs w:val="21"/>
-              </w:rPr>
-              <w:t xml:space="preserve">. UNESCO, 2024</w:t>
-            </w:r>
-          </w:p>
-        </w:tc>
-        <w:tc>
-          <w:tcPr>
-            <w:tcW w:type="dxa" w:w="3738"/>
-            <w:tcBorders>
-              <w:top w:val="none" w:color="FFFFFF" w:sz="0"/>
-              <w:left w:val="none" w:color="FFFFFF" w:sz="0"/>
-              <w:bottom w:val="single" w:color="D5DAE6" w:sz="4"/>
-              <w:right w:val="none" w:color="FFFFFF" w:sz="0"/>
-            </w:tcBorders>
-            <w:shd w:fill="EEF0F6" w:color="auto" w:val="clear"/>
-            <w:tcMar>
-              <w:top w:type="dxa" w:w="100"/>
-              <w:left w:type="dxa" w:w="160"/>
-              <w:bottom w:type="dxa" w:w="100"/>
-              <w:right w:type="dxa" w:w="160"/>
-            </w:tcMar>
-          </w:tcPr>
-          <w:p>
-            <w:r>
-              <w:rPr>
-                <w:rFonts w:ascii="Arial" w:cs="Arial" w:eastAsia="Arial" w:hAnsi="Arial"/>
-                <w:b w:val="false"/>
-                <w:bCs w:val="false"/>
-                <w:color w:val="2E3A67"/>
-                <w:sz w:val="21"/>
-                <w:szCs w:val="21"/>
-              </w:rPr>
-              <w:t xml:space="preserve">5 lĩnh vực, 3 cấp độ năng lực AI của giáo viên.</w:t>
-            </w:r>
-          </w:p>
-        </w:tc>
-        <w:tc>
-          <w:tcPr>
-            <w:tcW w:type="dxa" w:w="2400"/>
-            <w:tcBorders>
-              <w:top w:val="none" w:color="FFFFFF" w:sz="0"/>
-              <w:left w:val="none" w:color="FFFFFF" w:sz="0"/>
-              <w:bottom w:val="single" w:color="D5DAE6" w:sz="4"/>
-              <w:right w:val="none" w:color="FFFFFF" w:sz="0"/>
-            </w:tcBorders>
-            <w:shd w:fill="EEF0F6" w:color="auto" w:val="clear"/>
-            <w:tcMar>
-              <w:top w:type="dxa" w:w="100"/>
-              <w:left w:type="dxa" w:w="160"/>
-              <w:bottom w:type="dxa" w:w="100"/>
-              <w:right w:type="dxa" w:w="160"/>
-            </w:tcMar>
-          </w:tcPr>
-          <w:p>
-            <w:r>
-              <w:rPr>
-                <w:rFonts w:ascii="Arial" w:cs="Arial" w:eastAsia="Arial" w:hAnsi="Arial"/>
-                <w:b w:val="false"/>
-                <w:bCs w:val="false"/>
-                <w:color w:val="2E3A67"/>
-                <w:sz w:val="21"/>
-                <w:szCs w:val="21"/>
-              </w:rPr>
-              <w:t xml:space="preserve">Bài 34 (tr. 66)</w:t>
             </w:r>
           </w:p>
         </w:tc>
@@ -4096,7 +4443,7 @@
           <w:sz w:val="26"/>
           <w:szCs w:val="26"/>
         </w:rPr>
-        <w:t xml:space="preserve">Văn bản chuyên môn đang áp dụng khi soạn bài, ra đề</w:t>
+        <w:t xml:space="preserve">Luật và định hướng quốc gia có liên quan</w:t>
       </w:r>
     </w:p>
     <w:tbl>
@@ -4246,7 +4593,7 @@
                 <w:sz w:val="21"/>
                 <w:szCs w:val="21"/>
               </w:rPr>
-              <w:t xml:space="preserve">Chương trình giáo dục phổ thông</w:t>
+              <w:t xml:space="preserve">Luật Trí tuệ nhân tạo</w:t>
             </w:r>
             <w:r>
               <w:rPr>
@@ -4257,7 +4604,7 @@
                 <w:sz w:val="21"/>
                 <w:szCs w:val="21"/>
               </w:rPr>
-              <w:t xml:space="preserve">. Thông tư 32/2018/TT-BGDĐT (chương trình đang áp dụng)</w:t>
+              <w:t xml:space="preserve">. Luật số 134/2025/QH15, hiệu lực 01/3/2026</w:t>
             </w:r>
           </w:p>
         </w:tc>
@@ -4288,7 +4635,7 @@
                 <w:sz w:val="21"/>
                 <w:szCs w:val="21"/>
               </w:rPr>
-              <w:t xml:space="preserve">Nội dung, yêu cầu cần đạt khi soạn bài và ra đề.</w:t>
+              <w:t xml:space="preserve">AI là công cụ hỗ trợ, con người quyết định cuối cùng. Nội dung do AI tạo ra cần có dấu hiệu nhận biết.</w:t>
             </w:r>
           </w:p>
         </w:tc>
@@ -4319,7 +4666,7 @@
                 <w:sz w:val="21"/>
                 <w:szCs w:val="21"/>
               </w:rPr>
-              <w:t xml:space="preserve">Phần 2 (trang 14), Phần 3 (trang 26)</w:t>
+              <w:t xml:space="preserve">Bài 1 (tr. 10), Phần 4 (trang 40), Phần 6 (trang 66)</w:t>
             </w:r>
           </w:p>
         </w:tc>
@@ -4355,7 +4702,7 @@
                 <w:sz w:val="21"/>
                 <w:szCs w:val="21"/>
               </w:rPr>
-              <w:t xml:space="preserve">Chương trình giáo dục mầm non</w:t>
+              <w:t xml:space="preserve">Luật Bảo vệ dữ liệu cá nhân</w:t>
             </w:r>
             <w:r>
               <w:rPr>
@@ -4366,7 +4713,7 @@
                 <w:sz w:val="21"/>
                 <w:szCs w:val="21"/>
               </w:rPr>
-              <w:t xml:space="preserve">. Văn bản hợp nhất 01/VBHN-BGDĐT ngày 13/4/2021</w:t>
+              <w:t xml:space="preserve">. Luật số 91/2025/QH15, hiệu lực 01/1/2026</w:t>
             </w:r>
           </w:p>
         </w:tc>
@@ -4397,7 +4744,7 @@
                 <w:sz w:val="21"/>
                 <w:szCs w:val="21"/>
               </w:rPr>
-              <w:t xml:space="preserve">Câu lệnh cho Mầm non theo hoạt động chơi, trải nghiệm.</w:t>
+              <w:t xml:space="preserve">Không đưa dữ liệu cá nhân của học sinh vào công cụ AI.</w:t>
             </w:r>
           </w:p>
         </w:tc>
@@ -4428,7 +4775,7 @@
                 <w:sz w:val="21"/>
                 <w:szCs w:val="21"/>
               </w:rPr>
-              <w:t xml:space="preserve">Dòng Mầm non trong mọi bảng Đổi cho lớp</w:t>
+              <w:t xml:space="preserve">Bài 31 (tr. 60) đến Bài 33 (tr. 64), Bài 35 (tr. 69)</w:t>
             </w:r>
           </w:p>
         </w:tc>
@@ -4464,7 +4811,7 @@
                 <w:sz w:val="21"/>
                 <w:szCs w:val="21"/>
               </w:rPr>
-              <w:t xml:space="preserve">Hướng dẫn kiểm tra, đánh giá cấp THCS, THPT</w:t>
+              <w:t xml:space="preserve">Luật Sở hữu trí tuệ (sửa đổi 2022)</w:t>
             </w:r>
             <w:r>
               <w:rPr>
@@ -4475,7 +4822,7 @@
                 <w:sz w:val="21"/>
                 <w:szCs w:val="21"/>
               </w:rPr>
-              <w:t xml:space="preserve">. Công văn 7991/BGDĐT-GDTrH ngày 17/12/2024</w:t>
+              <w:t xml:space="preserve">. Điều 25: sử dụng tác phẩm không phải xin phép, không phải trả tiền</w:t>
             </w:r>
           </w:p>
         </w:tc>
@@ -4506,7 +4853,7 @@
                 <w:sz w:val="21"/>
                 <w:szCs w:val="21"/>
               </w:rPr>
-              <w:t xml:space="preserve">Đề định kỳ đi kèm ma trận, bản đặc tả, hướng dẫn chấm.</w:t>
+              <w:t xml:space="preserve">Dùng SGK, tài liệu để minh họa giảng dạy hợp lý, ghi tên tác giả và nguồn.</w:t>
             </w:r>
           </w:p>
         </w:tc>
@@ -4537,7 +4884,7 @@
                 <w:sz w:val="21"/>
                 <w:szCs w:val="21"/>
               </w:rPr>
-              <w:t xml:space="preserve">Bài 15 (tr. 31), Bài 16 (tr. 33)</w:t>
+              <w:t xml:space="preserve">Bài 14 (tr. 31), Bài 15 (tr. 32), Bài 31 (tr. 60), Bài 32 (tr. 63)</w:t>
             </w:r>
           </w:p>
         </w:tc>
@@ -4573,7 +4920,7 @@
                 <w:sz w:val="21"/>
                 <w:szCs w:val="21"/>
               </w:rPr>
-              <w:t xml:space="preserve">Đánh giá học sinh THCS, THPT</w:t>
+              <w:t xml:space="preserve">Nghị quyết về đột phá phát triển giáo dục và đào tạo</w:t>
             </w:r>
             <w:r>
               <w:rPr>
@@ -4584,7 +4931,7 @@
                 <w:sz w:val="21"/>
                 <w:szCs w:val="21"/>
               </w:rPr>
-              <w:t xml:space="preserve">. Thông tư 22/2021/TT-BGDĐT</w:t>
+              <w:t xml:space="preserve">. Nghị quyết 71-NQ/TW ngày 22/8/2025 của Bộ Chính trị</w:t>
             </w:r>
           </w:p>
         </w:tc>
@@ -4615,7 +4962,7 @@
                 <w:sz w:val="21"/>
                 <w:szCs w:val="21"/>
               </w:rPr>
-              <w:t xml:space="preserve">Đánh giá thường xuyên, định kỳ.</w:t>
+              <w:t xml:space="preserve">Mục tiêu giáo dục đến 2030, 2035, 2045.</w:t>
             </w:r>
           </w:p>
         </w:tc>
@@ -4646,7 +4993,7 @@
                 <w:sz w:val="21"/>
                 <w:szCs w:val="21"/>
               </w:rPr>
-              <w:t xml:space="preserve">Bài 13 (tr. 29) đến Bài 17 (tr. 35)</w:t>
+              <w:t xml:space="preserve">Toàn bộ sách</w:t>
             </w:r>
           </w:p>
         </w:tc>
@@ -4682,7 +5029,7 @@
                 <w:sz w:val="21"/>
                 <w:szCs w:val="21"/>
               </w:rPr>
-              <w:t xml:space="preserve">Đánh giá học sinh tiểu học</w:t>
+              <w:t xml:space="preserve">Chiến lược quốc gia về trí tuệ nhân tạo đến năm 2030, tầm nhìn 2045</w:t>
             </w:r>
             <w:r>
               <w:rPr>
@@ -4693,7 +5040,7 @@
                 <w:sz w:val="21"/>
                 <w:szCs w:val="21"/>
               </w:rPr>
-              <w:t xml:space="preserve">. Thông tư 27/2020/TT-BGDĐT</w:t>
+              <w:t xml:space="preserve">. Quyết định 1671/QĐ-TTg ngày 28/8/2026</w:t>
             </w:r>
           </w:p>
         </w:tc>
@@ -4724,7 +5071,7 @@
                 <w:sz w:val="21"/>
                 <w:szCs w:val="21"/>
               </w:rPr>
-              <w:t xml:space="preserve">Đánh giá vì sự tiến bộ, kết hợp nhận xét và điểm số.</w:t>
+              <w:t xml:space="preserve">Định hướng chuyển đổi AI quốc gia.</w:t>
             </w:r>
           </w:p>
         </w:tc>
@@ -4755,7 +5102,7 @@
                 <w:sz w:val="21"/>
                 <w:szCs w:val="21"/>
               </w:rPr>
-              <w:t xml:space="preserve">Bài 14 (tr. 30), Bài 17 (tr. 35)</w:t>
+              <w:t xml:space="preserve">Toàn bộ sách</w:t>
             </w:r>
           </w:p>
         </w:tc>
@@ -4791,7 +5138,7 @@
                 <w:sz w:val="21"/>
                 <w:szCs w:val="21"/>
               </w:rPr>
-              <w:t xml:space="preserve">Luật Sở hữu trí tuệ (sửa đổi 2022)</w:t>
+              <w:t xml:space="preserve">Khung năng lực AI cho giáo viên (UNESCO, tham khảo quốc tế)</w:t>
             </w:r>
             <w:r>
               <w:rPr>
@@ -4802,7 +5149,7 @@
                 <w:sz w:val="21"/>
                 <w:szCs w:val="21"/>
               </w:rPr>
-              <w:t xml:space="preserve">. Điều 25: sử dụng tác phẩm không phải xin phép, không phải trả tiền</w:t>
+              <w:t xml:space="preserve">. UNESCO, 2024</w:t>
             </w:r>
           </w:p>
         </w:tc>
@@ -4833,7 +5180,7 @@
                 <w:sz w:val="21"/>
                 <w:szCs w:val="21"/>
               </w:rPr>
-              <w:t xml:space="preserve">Dùng SGK, tài liệu để minh họa giảng dạy hợp lý, ghi tên tác giả và nguồn.</w:t>
+              <w:t xml:space="preserve">5 lĩnh vực, 3 cấp độ năng lực AI của giáo viên.</w:t>
             </w:r>
           </w:p>
         </w:tc>
@@ -4864,7 +5211,7 @@
                 <w:sz w:val="21"/>
                 <w:szCs w:val="21"/>
               </w:rPr>
-              <w:t xml:space="preserve">Bài 14 (tr. 30), Bài 15 (tr. 31), Bài 31 (tr. 59), Bài 32 (tr. 62)</w:t>
+              <w:t xml:space="preserve">Bài 34 (tr. 67)</w:t>
             </w:r>
           </w:p>
         </w:tc>
@@ -5155,7 +5502,7 @@
                 <w:sz w:val="21"/>
                 <w:szCs w:val="21"/>
               </w:rPr>
-              <w:t xml:space="preserve">9</w:t>
+              <w:t xml:space="preserve">10</w:t>
             </w:r>
           </w:p>
         </w:tc>
@@ -5253,7 +5600,7 @@
                 <w:sz w:val="21"/>
                 <w:szCs w:val="21"/>
               </w:rPr>
-              <w:t xml:space="preserve">10</w:t>
+              <w:t xml:space="preserve">11</w:t>
             </w:r>
           </w:p>
         </w:tc>
@@ -5351,7 +5698,7 @@
                 <w:sz w:val="21"/>
                 <w:szCs w:val="21"/>
               </w:rPr>
-              <w:t xml:space="preserve">12</w:t>
+              <w:t xml:space="preserve">13</w:t>
             </w:r>
           </w:p>
         </w:tc>
@@ -5538,7 +5885,7 @@
           <w:sz w:val="19"/>
           <w:szCs w:val="19"/>
         </w:rPr>
-        <w:t xml:space="preserve">Luật Trí tuệ nhân tạo 134/2025/QH15 · Quyết định 1671/QĐ-TTg. Xem bảng căn cứ ở trang 6.</w:t>
+        <w:t xml:space="preserve">Thông tư 18/2026/TT-BGDĐT · Luật Trí tuệ nhân tạo 134/2025/QH15. Xem bảng căn cứ ở trang 6.</w:t>
       </w:r>
     </w:p>
     <w:p>
@@ -5642,7 +5989,7 @@
           <wp:inline distT="0" distB="0" distL="0" distR="0">
             <wp:extent cx="5334000" cy="3000375"/>
             <wp:effectExtent t="0" r="0" b="0" l="0"/>
-            <wp:docPr id="2" name="h01-vong-lam-viec" descr="Hình A1. Vòng làm việc 4 bước với AI: Hỏi, Đọc, Sửa, Kiểm." title="Hình A1. Vòng làm việc 4 bước với AI: Hỏi, Đọc, Sửa, Kiểm."/>
+            <wp:docPr id="2" name="h01-vong-lam-viec" descr="Vòng làm việc 4 bước với AI: Hỏi, Đọc, Sửa, Kiểm." title="Vòng làm việc 4 bước với AI: Hỏi, Đọc, Sửa, Kiểm."/>
             <wp:cNvGraphicFramePr>
               <a:graphicFrameLocks xmlns:a="http://schemas.openxmlformats.org/drawingml/2006/main" noChangeAspect="1"/>
             </wp:cNvGraphicFramePr>
@@ -5692,7 +6039,7 @@
           <w:sz w:val="19"/>
           <w:szCs w:val="19"/>
         </w:rPr>
-        <w:t xml:space="preserve">Hình A1. Vòng làm việc 4 bước với AI: Hỏi, Đọc, Sửa, Kiểm.</w:t>
+        <w:t xml:space="preserve">Vòng làm việc 4 bước với AI: Hỏi, Đọc, Sửa, Kiểm.</w:t>
       </w:r>
     </w:p>
     <w:tbl>
@@ -5804,7 +6151,7 @@
           <w:sz w:val="20"/>
           <w:szCs w:val="20"/>
         </w:rPr>
-        <w:t xml:space="preserve">Xong bài này rồi. Bài tiếp theo: Bài 2 (trang 10).</w:t>
+        <w:t xml:space="preserve">Xong bài này rồi. Bài tiếp theo: Bài 2 (trang 11).</w:t>
       </w:r>
     </w:p>
     <w:p>
@@ -6378,7 +6725,7 @@
           <wp:inline distT="0" distB="0" distL="0" distR="0">
             <wp:extent cx="5334000" cy="3000375"/>
             <wp:effectExtent t="0" r="0" b="0" l="0"/>
-            <wp:docPr id="3" name="h02-khung-chat" descr="Hình A2. Sáu vị trí có ở hầu hết công cụ trò chuyện với AI. Tên nút có thể khác đôi chút giữa các công cụ." title="Hình A2. Sáu vị trí có ở hầu hết công cụ trò chuyện với AI. Tên nút có thể khác đôi chút giữa các công cụ."/>
+            <wp:docPr id="3" name="h02-khung-chat" descr="Sáu vị trí có ở hầu hết công cụ trò chuyện với AI. Tên nút có thể khác đôi chút giữa các công cụ." title="Sáu vị trí có ở hầu hết công cụ trò chuyện với AI. Tên nút có thể khác đôi chút giữa các công cụ."/>
             <wp:cNvGraphicFramePr>
               <a:graphicFrameLocks xmlns:a="http://schemas.openxmlformats.org/drawingml/2006/main" noChangeAspect="1"/>
             </wp:cNvGraphicFramePr>
@@ -6428,7 +6775,7 @@
           <w:sz w:val="19"/>
           <w:szCs w:val="19"/>
         </w:rPr>
-        <w:t xml:space="preserve">Hình A2. Sáu vị trí có ở hầu hết công cụ trò chuyện với AI. Tên nút có thể khác đôi chút giữa các công cụ.</w:t>
+        <w:t xml:space="preserve">Sáu vị trí có ở hầu hết công cụ trò chuyện với AI. Tên nút có thể khác đôi chút giữa các công cụ.</w:t>
       </w:r>
     </w:p>
     <w:p>
@@ -6781,7 +7128,7 @@
           <w:sz w:val="20"/>
           <w:szCs w:val="20"/>
         </w:rPr>
-        <w:t xml:space="preserve">Xong bài này rồi. Bài tiếp theo: Bài 3 (trang 12).</w:t>
+        <w:t xml:space="preserve">Xong bài này rồi. Bài tiếp theo: Bài 3 (trang 13).</w:t>
       </w:r>
     </w:p>
     <w:p>
@@ -7069,7 +7416,7 @@
           <wp:inline distT="0" distB="0" distL="0" distR="0">
             <wp:extent cx="5334000" cy="3000375"/>
             <wp:effectExtent t="0" r="0" b="0" l="0"/>
-            <wp:docPr id="4" name="h03-cong-thuc-prompt" descr="Hình A3. Tách câu lệnh mẫu thành 6 mảnh ghép." title="Hình A3. Tách câu lệnh mẫu thành 6 mảnh ghép."/>
+            <wp:docPr id="4" name="h03-cong-thuc-prompt" descr="Tách câu lệnh mẫu thành 6 mảnh ghép." title="Tách câu lệnh mẫu thành 6 mảnh ghép."/>
             <wp:cNvGraphicFramePr>
               <a:graphicFrameLocks xmlns:a="http://schemas.openxmlformats.org/drawingml/2006/main" noChangeAspect="1"/>
             </wp:cNvGraphicFramePr>
@@ -7119,7 +7466,7 @@
           <w:sz w:val="19"/>
           <w:szCs w:val="19"/>
         </w:rPr>
-        <w:t xml:space="preserve">Hình A3. Tách câu lệnh mẫu thành 6 mảnh ghép.</w:t>
+        <w:t xml:space="preserve">Tách câu lệnh mẫu thành 6 mảnh ghép.</w:t>
       </w:r>
     </w:p>
     <w:tbl>
@@ -7427,7 +7774,7 @@
           <w:sz w:val="20"/>
           <w:szCs w:val="20"/>
         </w:rPr>
-        <w:t xml:space="preserve">Xong bài này rồi. Bài tiếp theo: Bài 4 (trang 15).</w:t>
+        <w:t xml:space="preserve">Xong bài này rồi. Bài tiếp theo: Bài 4 (trang 16).</w:t>
       </w:r>
     </w:p>
     <w:p>
@@ -7710,7 +8057,7 @@
                 <w:sz w:val="21"/>
                 <w:szCs w:val="21"/>
               </w:rPr>
-              <w:t xml:space="preserve">15</w:t>
+              <w:t xml:space="preserve">16</w:t>
             </w:r>
           </w:p>
         </w:tc>
@@ -7808,7 +8155,7 @@
                 <w:sz w:val="21"/>
                 <w:szCs w:val="21"/>
               </w:rPr>
-              <w:t xml:space="preserve">16</w:t>
+              <w:t xml:space="preserve">17</w:t>
             </w:r>
           </w:p>
         </w:tc>
@@ -7906,7 +8253,7 @@
                 <w:sz w:val="21"/>
                 <w:szCs w:val="21"/>
               </w:rPr>
-              <w:t xml:space="preserve">17</w:t>
+              <w:t xml:space="preserve">18</w:t>
             </w:r>
           </w:p>
         </w:tc>
@@ -8004,7 +8351,7 @@
                 <w:sz w:val="21"/>
                 <w:szCs w:val="21"/>
               </w:rPr>
-              <w:t xml:space="preserve">19</w:t>
+              <w:t xml:space="preserve">20</w:t>
             </w:r>
           </w:p>
         </w:tc>
@@ -8102,7 +8449,7 @@
                 <w:sz w:val="21"/>
                 <w:szCs w:val="21"/>
               </w:rPr>
-              <w:t xml:space="preserve">21</w:t>
+              <w:t xml:space="preserve">22</w:t>
             </w:r>
           </w:p>
         </w:tc>
@@ -8200,7 +8547,7 @@
                 <w:sz w:val="21"/>
                 <w:szCs w:val="21"/>
               </w:rPr>
-              <w:t xml:space="preserve">23</w:t>
+              <w:t xml:space="preserve">24</w:t>
             </w:r>
           </w:p>
         </w:tc>
@@ -8298,7 +8645,7 @@
                 <w:sz w:val="21"/>
                 <w:szCs w:val="21"/>
               </w:rPr>
-              <w:t xml:space="preserve">24</w:t>
+              <w:t xml:space="preserve">25</w:t>
             </w:r>
           </w:p>
         </w:tc>
@@ -8476,7 +8823,7 @@
           <w:sz w:val="23"/>
           <w:szCs w:val="23"/>
         </w:rPr>
-        <w:t xml:space="preserve">Đây là cách hỏi thầy cô vừa làm ở Bài 2 (trang 10). Giờ mình gọi đúng tên nó và biết điểm yếu của nó.</w:t>
+        <w:t xml:space="preserve">Đây là cách hỏi thầy cô vừa làm ở Bài 2 (trang 11). Giờ mình gọi đúng tên nó và biết điểm yếu của nó.</w:t>
       </w:r>
     </w:p>
     <w:tbl>
@@ -9163,7 +9510,7 @@
           <w:sz w:val="20"/>
           <w:szCs w:val="20"/>
         </w:rPr>
-        <w:t xml:space="preserve">Xong bài này rồi. Bài tiếp theo: Bài 5 (trang 16).</w:t>
+        <w:t xml:space="preserve">Xong bài này rồi. Bài tiếp theo: Bài 5 (trang 17).</w:t>
       </w:r>
     </w:p>
     <w:p>
@@ -9802,7 +10149,7 @@
           <w:sz w:val="20"/>
           <w:szCs w:val="20"/>
         </w:rPr>
-        <w:t xml:space="preserve">Xong bài này rồi. Bài tiếp theo: Bài 6 (trang 17).</w:t>
+        <w:t xml:space="preserve">Xong bài này rồi. Bài tiếp theo: Bài 6 (trang 18).</w:t>
       </w:r>
     </w:p>
     <w:p>
@@ -10538,7 +10885,7 @@
           <w:sz w:val="20"/>
           <w:szCs w:val="20"/>
         </w:rPr>
-        <w:t xml:space="preserve">Xong bài này rồi. Bài tiếp theo: Bài 7 (trang 19).</w:t>
+        <w:t xml:space="preserve">Xong bài này rồi. Bài tiếp theo: Bài 7 (trang 20).</w:t>
       </w:r>
     </w:p>
     <w:p>
@@ -11369,7 +11716,7 @@
           <w:sz w:val="20"/>
           <w:szCs w:val="20"/>
         </w:rPr>
-        <w:t xml:space="preserve">Xong bài này rồi. Bài tiếp theo: Bài 8 (trang 21).</w:t>
+        <w:t xml:space="preserve">Xong bài này rồi. Bài tiếp theo: Bài 8 (trang 22).</w:t>
       </w:r>
     </w:p>
     <w:p>
@@ -11553,7 +11900,7 @@
           <w:sz w:val="23"/>
           <w:szCs w:val="23"/>
         </w:rPr>
-        <w:t xml:space="preserve">Cách tự chấm một câu lệnh: đối chiếu với 6 mảnh ghép ở Bài 3 (trang 12). Thiếu mảnh nào thì thêm mảnh đó.</w:t>
+        <w:t xml:space="preserve">Cách tự chấm một câu lệnh: đối chiếu với 6 mảnh ghép ở Bài 3 (trang 13). Thiếu mảnh nào thì thêm mảnh đó.</w:t>
       </w:r>
     </w:p>
     <w:tbl>
@@ -11719,7 +12066,7 @@
           <wp:inline distT="0" distB="0" distL="0" distR="0">
             <wp:extent cx="5334000" cy="3000375"/>
             <wp:effectExtent t="0" r="0" b="0" l="0"/>
-            <wp:docPr id="5" name="h05-truoc-sau" descr="Hình B5. Những cụm từ được thêm vào (tô vàng) chính là các mảnh ghép còn thiếu." title="Hình B5. Những cụm từ được thêm vào (tô vàng) chính là các mảnh ghép còn thiếu."/>
+            <wp:docPr id="5" name="h05-truoc-sau" descr="Những cụm từ được thêm vào (tô vàng) chính là các mảnh ghép còn thiếu." title="Những cụm từ được thêm vào (tô vàng) chính là các mảnh ghép còn thiếu."/>
             <wp:cNvGraphicFramePr>
               <a:graphicFrameLocks xmlns:a="http://schemas.openxmlformats.org/drawingml/2006/main" noChangeAspect="1"/>
             </wp:cNvGraphicFramePr>
@@ -11769,7 +12116,7 @@
           <w:sz w:val="19"/>
           <w:szCs w:val="19"/>
         </w:rPr>
-        <w:t xml:space="preserve">Hình B5. Những cụm từ được thêm vào (tô vàng) chính là các mảnh ghép còn thiếu.</w:t>
+        <w:t xml:space="preserve">Những cụm từ được thêm vào (tô vàng) chính là các mảnh ghép còn thiếu.</w:t>
       </w:r>
     </w:p>
     <w:tbl>
@@ -11861,7 +12208,7 @@
           <w:sz w:val="20"/>
           <w:szCs w:val="20"/>
         </w:rPr>
-        <w:t xml:space="preserve">Xong bài này rồi. Bài tiếp theo: Bài 9 (trang 23).</w:t>
+        <w:t xml:space="preserve">Xong bài này rồi. Bài tiếp theo: Bài 9 (trang 24).</w:t>
       </w:r>
     </w:p>
     <w:p>
@@ -12349,7 +12696,7 @@
           <w:sz w:val="20"/>
           <w:szCs w:val="20"/>
         </w:rPr>
-        <w:t xml:space="preserve">Xong bài này rồi. Bài tiếp theo: Bài 10 (trang 24).</w:t>
+        <w:t xml:space="preserve">Xong bài này rồi. Bài tiếp theo: Bài 10 (trang 25).</w:t>
       </w:r>
     </w:p>
     <w:p>
@@ -12528,7 +12875,7 @@
           <w:sz w:val="19"/>
           <w:szCs w:val="19"/>
         </w:rPr>
-        <w:t xml:space="preserve">Công văn 5835/BGDĐT-KHCNTT · Thông tư 32/2018/TT-BGDĐT. Xem bảng căn cứ ở trang 6.</w:t>
+        <w:t xml:space="preserve">Thông tư 18/2026/TT-BGDĐT · Thông tư 32/2018/TT-BGDĐT. Xem bảng căn cứ ở trang 6.</w:t>
       </w:r>
     </w:p>
     <w:p>
@@ -12714,7 +13061,7 @@
           <wp:inline distT="0" distB="0" distL="0" distR="0">
             <wp:extent cx="5334000" cy="3000375"/>
             <wp:effectExtent t="0" r="0" b="0" l="0"/>
-            <wp:docPr id="6" name="h06-tpack" descr="Hình B7. Ba vòng tròn CK, PK, TK và vùng giao nhau TPACK." title="Hình B7. Ba vòng tròn CK, PK, TK và vùng giao nhau TPACK."/>
+            <wp:docPr id="6" name="h06-tpack" descr="Ba vòng tròn CK, PK, TK và vùng giao nhau TPACK." title="Ba vòng tròn CK, PK, TK và vùng giao nhau TPACK."/>
             <wp:cNvGraphicFramePr>
               <a:graphicFrameLocks xmlns:a="http://schemas.openxmlformats.org/drawingml/2006/main" noChangeAspect="1"/>
             </wp:cNvGraphicFramePr>
@@ -12764,7 +13111,7 @@
           <w:sz w:val="19"/>
           <w:szCs w:val="19"/>
         </w:rPr>
-        <w:t xml:space="preserve">Hình B7. Ba vòng tròn CK, PK, TK và vùng giao nhau TPACK.</w:t>
+        <w:t xml:space="preserve">Ba vòng tròn CK, PK, TK và vùng giao nhau TPACK.</w:t>
       </w:r>
     </w:p>
     <w:tbl>
@@ -13092,7 +13439,7 @@
           <w:sz w:val="20"/>
           <w:szCs w:val="20"/>
         </w:rPr>
-        <w:t xml:space="preserve">Xong bài này rồi. Bài tiếp theo: Bài 11 (trang 27).</w:t>
+        <w:t xml:space="preserve">Xong bài này rồi. Bài tiếp theo: Bài 11 (trang 28).</w:t>
       </w:r>
     </w:p>
     <w:p>
@@ -13375,7 +13722,7 @@
                 <w:sz w:val="21"/>
                 <w:szCs w:val="21"/>
               </w:rPr>
-              <w:t xml:space="preserve">27</w:t>
+              <w:t xml:space="preserve">28</w:t>
             </w:r>
           </w:p>
         </w:tc>
@@ -13473,7 +13820,7 @@
                 <w:sz w:val="21"/>
                 <w:szCs w:val="21"/>
               </w:rPr>
-              <w:t xml:space="preserve">28</w:t>
+              <w:t xml:space="preserve">29</w:t>
             </w:r>
           </w:p>
         </w:tc>
@@ -13571,7 +13918,7 @@
                 <w:sz w:val="21"/>
                 <w:szCs w:val="21"/>
               </w:rPr>
-              <w:t xml:space="preserve">29</w:t>
+              <w:t xml:space="preserve">30</w:t>
             </w:r>
           </w:p>
         </w:tc>
@@ -13669,7 +14016,7 @@
                 <w:sz w:val="21"/>
                 <w:szCs w:val="21"/>
               </w:rPr>
-              <w:t xml:space="preserve">30</w:t>
+              <w:t xml:space="preserve">31</w:t>
             </w:r>
           </w:p>
         </w:tc>
@@ -13767,7 +14114,7 @@
                 <w:sz w:val="21"/>
                 <w:szCs w:val="21"/>
               </w:rPr>
-              <w:t xml:space="preserve">31</w:t>
+              <w:t xml:space="preserve">32</w:t>
             </w:r>
           </w:p>
         </w:tc>
@@ -13865,7 +14212,7 @@
                 <w:sz w:val="21"/>
                 <w:szCs w:val="21"/>
               </w:rPr>
-              <w:t xml:space="preserve">33</w:t>
+              <w:t xml:space="preserve">34</w:t>
             </w:r>
           </w:p>
         </w:tc>
@@ -13963,7 +14310,7 @@
                 <w:sz w:val="21"/>
                 <w:szCs w:val="21"/>
               </w:rPr>
-              <w:t xml:space="preserve">35</w:t>
+              <w:t xml:space="preserve">36</w:t>
             </w:r>
           </w:p>
         </w:tc>
@@ -14061,7 +14408,7 @@
                 <w:sz w:val="21"/>
                 <w:szCs w:val="21"/>
               </w:rPr>
-              <w:t xml:space="preserve">37</w:t>
+              <w:t xml:space="preserve">38</w:t>
             </w:r>
           </w:p>
         </w:tc>
@@ -14159,7 +14506,7 @@
                 <w:sz w:val="21"/>
                 <w:szCs w:val="21"/>
               </w:rPr>
-              <w:t xml:space="preserve">38</w:t>
+              <w:t xml:space="preserve">39</w:t>
             </w:r>
           </w:p>
         </w:tc>
@@ -14346,7 +14693,7 @@
           <w:sz w:val="19"/>
           <w:szCs w:val="19"/>
         </w:rPr>
-        <w:t xml:space="preserve">Thông tư 32/2018/TT-BGDĐT · Văn bản hợp nhất 01/VBHN-BGDĐT. Xem bảng căn cứ ở trang 6.</w:t>
+        <w:t xml:space="preserve">Thông tư 32/2018/TT-BGDĐT · Văn bản hợp nhất 01/VBHN-BGDĐT · Công văn 5385/BGDĐT-GDMN. Xem bảng căn cứ ở trang 6.</w:t>
       </w:r>
     </w:p>
     <w:p>
@@ -14851,7 +15198,7 @@
           <w:sz w:val="20"/>
           <w:szCs w:val="20"/>
         </w:rPr>
-        <w:t xml:space="preserve">Xong bài này rồi. Bài tiếp theo: Bài 12 (trang 28).</w:t>
+        <w:t xml:space="preserve">Xong bài này rồi. Bài tiếp theo: Bài 12 (trang 29).</w:t>
       </w:r>
     </w:p>
     <w:p>
@@ -15030,7 +15377,7 @@
           <w:sz w:val="19"/>
           <w:szCs w:val="19"/>
         </w:rPr>
-        <w:t xml:space="preserve">Công văn 5835/BGDĐT-KHCNTT · Thông tư 32/2018/TT-BGDĐT. Xem bảng căn cứ ở trang 6.</w:t>
+        <w:t xml:space="preserve">Chỉ thị 31/CT-TTg · Thông tư 32/2018/TT-BGDĐT. Xem bảng căn cứ ở trang 6.</w:t>
       </w:r>
     </w:p>
     <w:p>
@@ -15526,7 +15873,7 @@
           <w:sz w:val="20"/>
           <w:szCs w:val="20"/>
         </w:rPr>
-        <w:t xml:space="preserve">Xong bài này rồi. Bài tiếp theo: Bài 13 (trang 29).</w:t>
+        <w:t xml:space="preserve">Xong bài này rồi. Bài tiếp theo: Bài 13 (trang 30).</w:t>
       </w:r>
     </w:p>
     <w:p>
@@ -16218,7 +16565,7 @@
           <w:sz w:val="20"/>
           <w:szCs w:val="20"/>
         </w:rPr>
-        <w:t xml:space="preserve">Xong bài này rồi. Bài tiếp theo: Bài 14 (trang 30).</w:t>
+        <w:t xml:space="preserve">Xong bài này rồi. Bài tiếp theo: Bài 14 (trang 31).</w:t>
       </w:r>
     </w:p>
     <w:p>
@@ -16750,7 +17097,7 @@
           <w:sz w:val="20"/>
           <w:szCs w:val="20"/>
         </w:rPr>
-        <w:t xml:space="preserve">Xong bài này rồi. Bài tiếp theo: Bài 15 (trang 31).</w:t>
+        <w:t xml:space="preserve">Xong bài này rồi. Bài tiếp theo: Bài 15 (trang 32).</w:t>
       </w:r>
     </w:p>
     <w:p>
@@ -17095,7 +17442,7 @@
           <wp:inline distT="0" distB="0" distL="0" distR="0">
             <wp:extent cx="5334000" cy="3000375"/>
             <wp:effectExtent t="0" r="0" b="0" l="0"/>
-            <wp:docPr id="7" name="h07-cau-truc-4-muc" descr="Hình C5. Bốn ngăn của một câu lệnh nâng cao." title="Hình C5. Bốn ngăn của một câu lệnh nâng cao."/>
+            <wp:docPr id="7" name="h07-cau-truc-4-muc" descr="Bốn ngăn của một câu lệnh nâng cao." title="Bốn ngăn của một câu lệnh nâng cao."/>
             <wp:cNvGraphicFramePr>
               <a:graphicFrameLocks xmlns:a="http://schemas.openxmlformats.org/drawingml/2006/main" noChangeAspect="1"/>
             </wp:cNvGraphicFramePr>
@@ -17145,7 +17492,7 @@
           <w:sz w:val="19"/>
           <w:szCs w:val="19"/>
         </w:rPr>
-        <w:t xml:space="preserve">Hình C5. Bốn ngăn của một câu lệnh nâng cao.</w:t>
+        <w:t xml:space="preserve">Bốn ngăn của một câu lệnh nâng cao.</w:t>
       </w:r>
     </w:p>
     <w:tbl>
@@ -17734,7 +18081,7 @@
           <w:sz w:val="20"/>
           <w:szCs w:val="20"/>
         </w:rPr>
-        <w:t xml:space="preserve">Xong bài này rồi. Bài tiếp theo: Bài 16 (trang 33).</w:t>
+        <w:t xml:space="preserve">Xong bài này rồi. Bài tiếp theo: Bài 16 (trang 34).</w:t>
       </w:r>
     </w:p>
     <w:p>
@@ -18050,7 +18397,7 @@
           <wp:inline distT="0" distB="0" distL="0" distR="0">
             <wp:extent cx="5334000" cy="3000375"/>
             <wp:effectExtent t="0" r="0" b="0" l="0"/>
-            <wp:docPr id="8" name="h08-muc-do-nhan-thuc" descr="Hình C6. Bốn mức độ nhận thức, dùng nguyên văn định nghĩa để dán vào câu lệnh." title="Hình C6. Bốn mức độ nhận thức, dùng nguyên văn định nghĩa để dán vào câu lệnh."/>
+            <wp:docPr id="8" name="h08-muc-do-nhan-thuc" descr="Bốn mức độ nhận thức, dùng nguyên văn định nghĩa để dán vào câu lệnh." title="Bốn mức độ nhận thức, dùng nguyên văn định nghĩa để dán vào câu lệnh."/>
             <wp:cNvGraphicFramePr>
               <a:graphicFrameLocks xmlns:a="http://schemas.openxmlformats.org/drawingml/2006/main" noChangeAspect="1"/>
             </wp:cNvGraphicFramePr>
@@ -18100,7 +18447,7 @@
           <w:sz w:val="19"/>
           <w:szCs w:val="19"/>
         </w:rPr>
-        <w:t xml:space="preserve">Hình C6. Bốn mức độ nhận thức, dùng nguyên văn định nghĩa để dán vào câu lệnh.</w:t>
+        <w:t xml:space="preserve">Bốn mức độ nhận thức, dùng nguyên văn định nghĩa để dán vào câu lệnh.</w:t>
       </w:r>
     </w:p>
     <w:tbl>
@@ -18594,7 +18941,7 @@
           <w:sz w:val="20"/>
           <w:szCs w:val="20"/>
         </w:rPr>
-        <w:t xml:space="preserve">Xong bài này rồi. Bài tiếp theo: Bài 17 (trang 35).</w:t>
+        <w:t xml:space="preserve">Xong bài này rồi. Bài tiếp theo: Bài 17 (trang 36).</w:t>
       </w:r>
     </w:p>
     <w:p>
@@ -19087,7 +19434,7 @@
           <wp:inline distT="0" distB="0" distL="0" distR="0">
             <wp:extent cx="5334000" cy="3000375"/>
             <wp:effectExtent t="0" r="0" b="0" l="0"/>
-            <wp:docPr id="9" name="h09-rubric" descr="Hình C7. Khung bảng tiêu chí 4 mức mà AI sẽ điền nội dung." title="Hình C7. Khung bảng tiêu chí 4 mức mà AI sẽ điền nội dung."/>
+            <wp:docPr id="9" name="h09-rubric" descr="Khung bảng tiêu chí 4 mức mà AI sẽ điền nội dung." title="Khung bảng tiêu chí 4 mức mà AI sẽ điền nội dung."/>
             <wp:cNvGraphicFramePr>
               <a:graphicFrameLocks xmlns:a="http://schemas.openxmlformats.org/drawingml/2006/main" noChangeAspect="1"/>
             </wp:cNvGraphicFramePr>
@@ -19137,7 +19484,7 @@
           <w:sz w:val="19"/>
           <w:szCs w:val="19"/>
         </w:rPr>
-        <w:t xml:space="preserve">Hình C7. Khung bảng tiêu chí 4 mức mà AI sẽ điền nội dung.</w:t>
+        <w:t xml:space="preserve">Khung bảng tiêu chí 4 mức mà AI sẽ điền nội dung.</w:t>
       </w:r>
     </w:p>
     <w:tbl>
@@ -19434,7 +19781,7 @@
           <w:sz w:val="20"/>
           <w:szCs w:val="20"/>
         </w:rPr>
-        <w:t xml:space="preserve">Xong bài này rồi. Bài tiếp theo: Bài 18 (trang 37).</w:t>
+        <w:t xml:space="preserve">Xong bài này rồi. Bài tiếp theo: Bài 18 (trang 38).</w:t>
       </w:r>
     </w:p>
     <w:p>
@@ -20074,7 +20421,7 @@
           <w:sz w:val="20"/>
           <w:szCs w:val="20"/>
         </w:rPr>
-        <w:t xml:space="preserve">Xong bài này rồi. Bài tiếp theo: Bài 19 (trang 38).</w:t>
+        <w:t xml:space="preserve">Xong bài này rồi. Bài tiếp theo: Bài 19 (trang 39).</w:t>
       </w:r>
     </w:p>
     <w:p>
@@ -20568,7 +20915,7 @@
           <w:sz w:val="20"/>
           <w:szCs w:val="20"/>
         </w:rPr>
-        <w:t xml:space="preserve">Xong bài này rồi. Bài tiếp theo: Bài 20 (trang 40).</w:t>
+        <w:t xml:space="preserve">Xong bài này rồi. Bài tiếp theo: Bài 20 (trang 41).</w:t>
       </w:r>
     </w:p>
     <w:p>
@@ -20851,7 +21198,7 @@
                 <w:sz w:val="21"/>
                 <w:szCs w:val="21"/>
               </w:rPr>
-              <w:t xml:space="preserve">40</w:t>
+              <w:t xml:space="preserve">41</w:t>
             </w:r>
           </w:p>
         </w:tc>
@@ -20949,7 +21296,7 @@
                 <w:sz w:val="21"/>
                 <w:szCs w:val="21"/>
               </w:rPr>
-              <w:t xml:space="preserve">42</w:t>
+              <w:t xml:space="preserve">43</w:t>
             </w:r>
           </w:p>
         </w:tc>
@@ -21047,7 +21394,7 @@
                 <w:sz w:val="21"/>
                 <w:szCs w:val="21"/>
               </w:rPr>
-              <w:t xml:space="preserve">43</w:t>
+              <w:t xml:space="preserve">44</w:t>
             </w:r>
           </w:p>
         </w:tc>
@@ -21145,7 +21492,7 @@
                 <w:sz w:val="21"/>
                 <w:szCs w:val="21"/>
               </w:rPr>
-              <w:t xml:space="preserve">45</w:t>
+              <w:t xml:space="preserve">46</w:t>
             </w:r>
           </w:p>
         </w:tc>
@@ -21243,7 +21590,7 @@
                 <w:sz w:val="21"/>
                 <w:szCs w:val="21"/>
               </w:rPr>
-              <w:t xml:space="preserve">46</w:t>
+              <w:t xml:space="preserve">47</w:t>
             </w:r>
           </w:p>
         </w:tc>
@@ -21341,7 +21688,7 @@
                 <w:sz w:val="21"/>
                 <w:szCs w:val="21"/>
               </w:rPr>
-              <w:t xml:space="preserve">48</w:t>
+              <w:t xml:space="preserve">49</w:t>
             </w:r>
           </w:p>
         </w:tc>
@@ -21439,7 +21786,7 @@
                 <w:sz w:val="21"/>
                 <w:szCs w:val="21"/>
               </w:rPr>
-              <w:t xml:space="preserve">50</w:t>
+              <w:t xml:space="preserve">51</w:t>
             </w:r>
           </w:p>
         </w:tc>
@@ -21537,7 +21884,7 @@
                 <w:sz w:val="21"/>
                 <w:szCs w:val="21"/>
               </w:rPr>
-              <w:t xml:space="preserve">52</w:t>
+              <w:t xml:space="preserve">53</w:t>
             </w:r>
           </w:p>
         </w:tc>
@@ -21724,7 +22071,7 @@
           <w:sz w:val="19"/>
           <w:szCs w:val="19"/>
         </w:rPr>
-        <w:t xml:space="preserve">Luật Trí tuệ nhân tạo 134/2025/QH15. Xem bảng căn cứ ở trang 6.</w:t>
+        <w:t xml:space="preserve">Thông tư 18/2026/TT-BGDĐT · Luật Trí tuệ nhân tạo 134/2025/QH15. Xem bảng căn cứ ở trang 6.</w:t>
       </w:r>
     </w:p>
     <w:p>
@@ -21904,7 +22251,7 @@
           <wp:inline distT="0" distB="0" distL="0" distR="0">
             <wp:extent cx="5334000" cy="3000375"/>
             <wp:effectExtent t="0" r="0" b="0" l="0"/>
-            <wp:docPr id="10" name="h10-tao-anh" descr="Hình D1. Công thức: Nội dung + Phong cách." title="Hình D1. Công thức: Nội dung + Phong cách."/>
+            <wp:docPr id="10" name="h10-tao-anh" descr="Công thức: Nội dung + Phong cách." title="Công thức: Nội dung + Phong cách."/>
             <wp:cNvGraphicFramePr>
               <a:graphicFrameLocks xmlns:a="http://schemas.openxmlformats.org/drawingml/2006/main" noChangeAspect="1"/>
             </wp:cNvGraphicFramePr>
@@ -21954,7 +22301,7 @@
           <w:sz w:val="19"/>
           <w:szCs w:val="19"/>
         </w:rPr>
-        <w:t xml:space="preserve">Hình D1. Công thức: Nội dung + Phong cách.</w:t>
+        <w:t xml:space="preserve">Công thức: Nội dung + Phong cách.</w:t>
       </w:r>
     </w:p>
     <w:tbl>
@@ -22423,7 +22770,7 @@
           <w:sz w:val="20"/>
           <w:szCs w:val="20"/>
         </w:rPr>
-        <w:t xml:space="preserve">Xong bài này rồi. Bài tiếp theo: Bài 21 (trang 42).</w:t>
+        <w:t xml:space="preserve">Xong bài này rồi. Bài tiếp theo: Bài 21 (trang 43).</w:t>
       </w:r>
     </w:p>
     <w:p>
@@ -22993,7 +23340,7 @@
           <w:sz w:val="20"/>
           <w:szCs w:val="20"/>
         </w:rPr>
-        <w:t xml:space="preserve">Xong bài này rồi. Bài tiếp theo: Bài 22 (trang 43).</w:t>
+        <w:t xml:space="preserve">Xong bài này rồi. Bài tiếp theo: Bài 22 (trang 44).</w:t>
       </w:r>
     </w:p>
     <w:p>
@@ -23938,7 +24285,7 @@
           <w:sz w:val="20"/>
           <w:szCs w:val="20"/>
         </w:rPr>
-        <w:t xml:space="preserve">Xong bài này rồi. Bài tiếp theo: Bài 23 (trang 45).</w:t>
+        <w:t xml:space="preserve">Xong bài này rồi. Bài tiếp theo: Bài 23 (trang 46).</w:t>
       </w:r>
     </w:p>
     <w:p>
@@ -24406,7 +24753,7 @@
           <w:sz w:val="20"/>
           <w:szCs w:val="20"/>
         </w:rPr>
-        <w:t xml:space="preserve">Xong bài này rồi. Bài tiếp theo: Bài 24 (trang 46).</w:t>
+        <w:t xml:space="preserve">Xong bài này rồi. Bài tiếp theo: Bài 24 (trang 47).</w:t>
       </w:r>
     </w:p>
     <w:p>
@@ -24585,7 +24932,7 @@
           <w:sz w:val="19"/>
           <w:szCs w:val="19"/>
         </w:rPr>
-        <w:t xml:space="preserve">Luật Trí tuệ nhân tạo 134/2025/QH15 · Văn bản hợp nhất 01/VBHN-BGDĐT. Xem bảng căn cứ ở trang 6.</w:t>
+        <w:t xml:space="preserve">Công văn 5385/BGDĐT-GDMN · Luật Trí tuệ nhân tạo 134/2025/QH15. Xem bảng căn cứ ở trang 6.</w:t>
       </w:r>
     </w:p>
     <w:p>
@@ -25356,7 +25703,7 @@
           <w:sz w:val="20"/>
           <w:szCs w:val="20"/>
         </w:rPr>
-        <w:t xml:space="preserve">Xong bài này rồi. Bài tiếp theo: Bài 25 (trang 48).</w:t>
+        <w:t xml:space="preserve">Xong bài này rồi. Bài tiếp theo: Bài 25 (trang 49).</w:t>
       </w:r>
     </w:p>
     <w:p>
@@ -26102,7 +26449,7 @@
           <w:sz w:val="20"/>
           <w:szCs w:val="20"/>
         </w:rPr>
-        <w:t xml:space="preserve">Xong bài này rồi. Bài tiếp theo: Bài 26 (trang 50).</w:t>
+        <w:t xml:space="preserve">Xong bài này rồi. Bài tiếp theo: Bài 26 (trang 51).</w:t>
       </w:r>
     </w:p>
     <w:p>
@@ -26932,7 +27279,7 @@
           <w:sz w:val="20"/>
           <w:szCs w:val="20"/>
         </w:rPr>
-        <w:t xml:space="preserve">Xong bài này rồi. Bài tiếp theo: Bài 27 (trang 52).</w:t>
+        <w:t xml:space="preserve">Xong bài này rồi. Bài tiếp theo: Bài 27 (trang 53).</w:t>
       </w:r>
     </w:p>
     <w:p>
@@ -27924,7 +28271,7 @@
           <w:sz w:val="20"/>
           <w:szCs w:val="20"/>
         </w:rPr>
-        <w:t xml:space="preserve">Xong bài này rồi. Bài tiếp theo: Bài 28 (trang 55).</w:t>
+        <w:t xml:space="preserve">Xong bài này rồi. Bài tiếp theo: Bài 28 (trang 56).</w:t>
       </w:r>
     </w:p>
     <w:p>
@@ -28207,7 +28554,7 @@
                 <w:sz w:val="21"/>
                 <w:szCs w:val="21"/>
               </w:rPr>
-              <w:t xml:space="preserve">55</w:t>
+              <w:t xml:space="preserve">56</w:t>
             </w:r>
           </w:p>
         </w:tc>
@@ -28305,7 +28652,7 @@
                 <w:sz w:val="21"/>
                 <w:szCs w:val="21"/>
               </w:rPr>
-              <w:t xml:space="preserve">57</w:t>
+              <w:t xml:space="preserve">58</w:t>
             </w:r>
           </w:p>
         </w:tc>
@@ -28403,7 +28750,7 @@
                 <w:sz w:val="21"/>
                 <w:szCs w:val="21"/>
               </w:rPr>
-              <w:t xml:space="preserve">58</w:t>
+              <w:t xml:space="preserve">59</w:t>
             </w:r>
           </w:p>
         </w:tc>
@@ -28501,7 +28848,7 @@
                 <w:sz w:val="21"/>
                 <w:szCs w:val="21"/>
               </w:rPr>
-              <w:t xml:space="preserve">59</w:t>
+              <w:t xml:space="preserve">60</w:t>
             </w:r>
           </w:p>
         </w:tc>
@@ -28599,7 +28946,7 @@
                 <w:sz w:val="21"/>
                 <w:szCs w:val="21"/>
               </w:rPr>
-              <w:t xml:space="preserve">62</w:t>
+              <w:t xml:space="preserve">63</w:t>
             </w:r>
           </w:p>
         </w:tc>
@@ -28697,7 +29044,7 @@
                 <w:sz w:val="21"/>
                 <w:szCs w:val="21"/>
               </w:rPr>
-              <w:t xml:space="preserve">63</w:t>
+              <w:t xml:space="preserve">64</w:t>
             </w:r>
           </w:p>
         </w:tc>
@@ -28884,7 +29231,7 @@
           <w:sz w:val="19"/>
           <w:szCs w:val="19"/>
         </w:rPr>
-        <w:t xml:space="preserve">Công văn 5835/BGDĐT-KHCNTT. Xem bảng căn cứ ở trang 6.</w:t>
+        <w:t xml:space="preserve">Thông tư 18/2026/TT-BGDĐT. Xem bảng căn cứ ở trang 6.</w:t>
       </w:r>
     </w:p>
     <w:p>
@@ -29061,7 +29408,7 @@
           <wp:inline distT="0" distB="0" distL="0" distR="0">
             <wp:extent cx="5334000" cy="3000375"/>
             <wp:effectExtent t="0" r="0" b="0" l="0"/>
-            <wp:docPr id="11" name="h13-deep-research" descr="Hình E1. Quy trình 4 bước khi dùng Deep Research." title="Hình E1. Quy trình 4 bước khi dùng Deep Research."/>
+            <wp:docPr id="11" name="h13-deep-research" descr="Quy trình 4 bước khi dùng Deep Research." title="Quy trình 4 bước khi dùng Deep Research."/>
             <wp:cNvGraphicFramePr>
               <a:graphicFrameLocks xmlns:a="http://schemas.openxmlformats.org/drawingml/2006/main" noChangeAspect="1"/>
             </wp:cNvGraphicFramePr>
@@ -29111,7 +29458,7 @@
           <w:sz w:val="19"/>
           <w:szCs w:val="19"/>
         </w:rPr>
-        <w:t xml:space="preserve">Hình E1. Quy trình 4 bước khi dùng Deep Research.</w:t>
+        <w:t xml:space="preserve">Quy trình 4 bước khi dùng Deep Research.</w:t>
       </w:r>
     </w:p>
     <w:tbl>
@@ -29366,7 +29713,7 @@
           <w:sz w:val="20"/>
           <w:szCs w:val="20"/>
         </w:rPr>
-        <w:t xml:space="preserve">Xong bài này rồi. Bài tiếp theo: Bài 29 (trang 57).</w:t>
+        <w:t xml:space="preserve">Xong bài này rồi. Bài tiếp theo: Bài 29 (trang 58).</w:t>
       </w:r>
     </w:p>
     <w:p>
@@ -29550,7 +29897,7 @@
           <w:sz w:val="23"/>
           <w:szCs w:val="23"/>
         </w:rPr>
-        <w:t xml:space="preserve">Cách làm: dán một đoạn văn bản (ví dụ một đoạn trong báo cáo ở Bài 28 (trang 55), hoặc một tin trên mạng) rồi yêu cầu AI kiểm tra từng số liệu với nguồn gốc.</w:t>
+        <w:t xml:space="preserve">Cách làm: dán một đoạn văn bản (ví dụ một đoạn trong báo cáo ở Bài 28 (trang 56), hoặc một tin trên mạng) rồi yêu cầu AI kiểm tra từng số liệu với nguồn gốc.</w:t>
       </w:r>
     </w:p>
     <w:tbl>
@@ -29732,7 +30079,7 @@
           <w:sz w:val="20"/>
           <w:szCs w:val="20"/>
         </w:rPr>
-        <w:t xml:space="preserve">Xong bài này rồi. Bài tiếp theo: Bài 30 (trang 58).</w:t>
+        <w:t xml:space="preserve">Xong bài này rồi. Bài tiếp theo: Bài 30 (trang 59).</w:t>
       </w:r>
     </w:p>
     <w:p>
@@ -30180,7 +30527,7 @@
           <w:sz w:val="20"/>
           <w:szCs w:val="20"/>
         </w:rPr>
-        <w:t xml:space="preserve">Xong bài này rồi. Bài tiếp theo: Bài 31 (trang 59).</w:t>
+        <w:t xml:space="preserve">Xong bài này rồi. Bài tiếp theo: Bài 31 (trang 60).</w:t>
       </w:r>
     </w:p>
     <w:p>
@@ -30359,7 +30706,7 @@
           <w:sz w:val="19"/>
           <w:szCs w:val="19"/>
         </w:rPr>
-        <w:t xml:space="preserve">Thông tư 02/2025/TT-BGDĐT · Luật Bảo vệ dữ liệu cá nhân 91/2025/QH15 · Luật Sở hữu trí tuệ Điều 25. Xem bảng căn cứ ở trang 6.</w:t>
+        <w:t xml:space="preserve">Công văn 5208/BGDĐT-GDPT · Thông tư 02/2025/TT-BGDĐT · Luật Bảo vệ dữ liệu cá nhân 91/2025/QH15. Xem bảng căn cứ ở trang 6.</w:t>
       </w:r>
     </w:p>
     <w:p>
@@ -30505,7 +30852,7 @@
           <wp:inline distT="0" distB="0" distL="0" distR="0">
             <wp:extent cx="5334000" cy="3000375"/>
             <wp:effectExtent t="0" r="0" b="0" l="0"/>
-            <wp:docPr id="12" name="h12-chatbot" descr="Hình E4. Bốn bước tạo trợ giảng ảo." title="Hình E4. Bốn bước tạo trợ giảng ảo."/>
+            <wp:docPr id="12" name="h12-chatbot" descr="Bốn bước tạo trợ giảng ảo." title="Bốn bước tạo trợ giảng ảo."/>
             <wp:cNvGraphicFramePr>
               <a:graphicFrameLocks xmlns:a="http://schemas.openxmlformats.org/drawingml/2006/main" noChangeAspect="1"/>
             </wp:cNvGraphicFramePr>
@@ -30555,7 +30902,7 @@
           <w:sz w:val="19"/>
           <w:szCs w:val="19"/>
         </w:rPr>
-        <w:t xml:space="preserve">Hình E4. Bốn bước tạo trợ giảng ảo.</w:t>
+        <w:t xml:space="preserve">Bốn bước tạo trợ giảng ảo.</w:t>
       </w:r>
     </w:p>
     <w:tbl>
@@ -31281,7 +31628,7 @@
           <w:sz w:val="20"/>
           <w:szCs w:val="20"/>
         </w:rPr>
-        <w:t xml:space="preserve">Xong bài này rồi. Bài tiếp theo: Bài 32 (trang 62).</w:t>
+        <w:t xml:space="preserve">Xong bài này rồi. Bài tiếp theo: Bài 32 (trang 63).</w:t>
       </w:r>
     </w:p>
     <w:p>
@@ -31460,7 +31807,7 @@
           <w:sz w:val="19"/>
           <w:szCs w:val="19"/>
         </w:rPr>
-        <w:t xml:space="preserve">Thông tư 02/2025/TT-BGDĐT · Luật Bảo vệ dữ liệu cá nhân 91/2025/QH15 · Luật Sở hữu trí tuệ Điều 25. Xem bảng căn cứ ở trang 6.</w:t>
+        <w:t xml:space="preserve">Công văn 5208/BGDĐT-GDPT · Thông tư 02/2025/TT-BGDĐT · Luật Bảo vệ dữ liệu cá nhân 91/2025/QH15. Xem bảng căn cứ ở trang 6.</w:t>
       </w:r>
     </w:p>
     <w:p>
@@ -31476,7 +31823,7 @@
           <w:sz w:val="23"/>
           <w:szCs w:val="23"/>
         </w:rPr>
-        <w:t xml:space="preserve">Cách làm gần giống Bài 31 (trang 59). Điểm khác là câu "hàng rào" để chatbot không trả lời chuyện ngoài lề.</w:t>
+        <w:t xml:space="preserve">Cách làm gần giống Bài 31 (trang 60). Điểm khác là câu "hàng rào" để chatbot không trả lời chuyện ngoài lề.</w:t>
       </w:r>
     </w:p>
     <w:tbl>
@@ -31965,7 +32312,7 @@
           <w:sz w:val="20"/>
           <w:szCs w:val="20"/>
         </w:rPr>
-        <w:t xml:space="preserve">Xong bài này rồi. Bài tiếp theo: Bài 33 (trang 63).</w:t>
+        <w:t xml:space="preserve">Xong bài này rồi. Bài tiếp theo: Bài 33 (trang 64).</w:t>
       </w:r>
     </w:p>
     <w:p>
@@ -32144,7 +32491,7 @@
           <w:sz w:val="19"/>
           <w:szCs w:val="19"/>
         </w:rPr>
-        <w:t xml:space="preserve">Luật Bảo vệ dữ liệu cá nhân 91/2025/QH15. Xem bảng căn cứ ở trang 6.</w:t>
+        <w:t xml:space="preserve">Thông tư 18/2026/TT-BGDĐT · Luật Bảo vệ dữ liệu cá nhân 91/2025/QH15. Xem bảng căn cứ ở trang 6.</w:t>
       </w:r>
     </w:p>
     <w:p>
@@ -32716,7 +33063,7 @@
           <w:sz w:val="20"/>
           <w:szCs w:val="20"/>
         </w:rPr>
-        <w:t xml:space="preserve">Xong bài này rồi. Bài tiếp theo: Bài 34 (trang 66).</w:t>
+        <w:t xml:space="preserve">Xong bài này rồi. Bài tiếp theo: Bài 34 (trang 67).</w:t>
       </w:r>
     </w:p>
     <w:p>
@@ -32968,7 +33315,7 @@
                 <w:sz w:val="21"/>
                 <w:szCs w:val="21"/>
               </w:rPr>
-              <w:t xml:space="preserve">Khung năng lực AI cho giáo viên của UNESCO</w:t>
+              <w:t xml:space="preserve">Khung năng lực số của giáo viên theo Thông tư 18/2026</w:t>
             </w:r>
           </w:p>
         </w:tc>
@@ -32999,7 +33346,7 @@
                 <w:sz w:val="21"/>
                 <w:szCs w:val="21"/>
               </w:rPr>
-              <w:t xml:space="preserve">66</w:t>
+              <w:t xml:space="preserve">67</w:t>
             </w:r>
           </w:p>
         </w:tc>
@@ -33097,7 +33444,7 @@
                 <w:sz w:val="21"/>
                 <w:szCs w:val="21"/>
               </w:rPr>
-              <w:t xml:space="preserve">67</w:t>
+              <w:t xml:space="preserve">69</w:t>
             </w:r>
           </w:p>
         </w:tc>
@@ -33195,7 +33542,7 @@
                 <w:sz w:val="21"/>
                 <w:szCs w:val="21"/>
               </w:rPr>
-              <w:t xml:space="preserve">68</w:t>
+              <w:t xml:space="preserve">70</w:t>
             </w:r>
           </w:p>
         </w:tc>
@@ -33243,7 +33590,7 @@
           <w:sz w:val="36"/>
           <w:szCs w:val="36"/>
         </w:rPr>
-        <w:t xml:space="preserve">Khung năng lực AI cho giáo viên của UNESCO</w:t>
+        <w:t xml:space="preserve">Khung năng lực số của giáo viên theo Thông tư 18/2026</w:t>
       </w:r>
     </w:p>
     <w:tbl>
@@ -33304,7 +33651,7 @@
                 <w:sz w:val="22"/>
                 <w:szCs w:val="22"/>
               </w:rPr>
-              <w:t xml:space="preserve"> biết khung năng lực AI của giáo viên và vị trí của mình trong đó.</w:t>
+              <w:t xml:space="preserve"> biết Khung năng lực số của giáo viên theo Thông tư 18/2026 và vị trí của mình trong đó.</w:t>
             </w:r>
           </w:p>
           <w:p>
@@ -33382,7 +33729,7 @@
           <w:sz w:val="19"/>
           <w:szCs w:val="19"/>
         </w:rPr>
-        <w:t xml:space="preserve">UNESCO · Quyết định 3439/QĐ-BGDĐT · Luật Trí tuệ nhân tạo 134/2025/QH15. Xem bảng căn cứ ở trang 6.</w:t>
+        <w:t xml:space="preserve">Thông tư 18/2026/TT-BGDĐT · Quyết định 2422/QĐ-BGDĐT · Công văn 5588/BGDĐT-GDPT. Xem bảng căn cứ ở trang 6.</w:t>
       </w:r>
     </w:p>
     <w:p>
@@ -33412,7 +33759,7 @@
           <w:sz w:val="23"/>
           <w:szCs w:val="23"/>
         </w:rPr>
-        <w:t xml:space="preserve">UNESCO đưa ra khung năng lực AI cho giáo viên gồm </w:t>
+        <w:t xml:space="preserve">Từ ngày 12/5/2026, giáo viên và cán bộ quản lý cơ sở giáo dục mầm non, phổ thông có một khung năng lực số chung theo </w:t>
       </w:r>
       <w:r>
         <w:rPr>
@@ -33423,7 +33770,7 @@
           <w:sz w:val="23"/>
           <w:szCs w:val="23"/>
         </w:rPr>
-        <w:t xml:space="preserve">5 lĩnh vực</w:t>
+        <w:t xml:space="preserve">Thông tư 18/2026/TT-BGDĐT</w:t>
       </w:r>
       <w:r>
         <w:rPr>
@@ -33432,7 +33779,7 @@
           <w:sz w:val="23"/>
           <w:szCs w:val="23"/>
         </w:rPr>
-        <w:t xml:space="preserve">, mỗi lĩnh vực đi qua </w:t>
+        <w:t xml:space="preserve">. Khung gồm </w:t>
       </w:r>
       <w:r>
         <w:rPr>
@@ -33443,7 +33790,7 @@
           <w:sz w:val="23"/>
           <w:szCs w:val="23"/>
         </w:rPr>
-        <w:t xml:space="preserve">3 cấp độ</w:t>
+        <w:t xml:space="preserve">6 miền năng lực</w:t>
       </w:r>
       <w:r>
         <w:rPr>
@@ -33452,7 +33799,149 @@
           <w:sz w:val="23"/>
           <w:szCs w:val="23"/>
         </w:rPr>
-        <w:t xml:space="preserve">: Tiếp thu (biết dùng), Đào sâu (dùng thành thạo vào dạy học), Sáng tạo (tự thiết kế cách dùng mới). Cuốn sách này đưa thầy cô đi hết cấp độ Tiếp thu và bước vào cấp độ Đào sâu.</w:t>
+        <w:t xml:space="preserve"> với </w:t>
+      </w:r>
+      <w:r>
+        <w:rPr>
+          <w:rFonts w:ascii="Arial" w:cs="Arial" w:eastAsia="Arial" w:hAnsi="Arial"/>
+          <w:b/>
+          <w:bCs/>
+          <w:color w:val="2E3A67"/>
+          <w:sz w:val="23"/>
+          <w:szCs w:val="23"/>
+        </w:rPr>
+        <w:t xml:space="preserve">20 năng lực thành phần</w:t>
+      </w:r>
+      <w:r>
+        <w:rPr>
+          <w:rFonts w:ascii="Arial" w:cs="Arial" w:eastAsia="Arial" w:hAnsi="Arial"/>
+          <w:color w:val="2E3A67"/>
+          <w:sz w:val="23"/>
+          <w:szCs w:val="23"/>
+        </w:rPr>
+        <w:t xml:space="preserve">, chia </w:t>
+      </w:r>
+      <w:r>
+        <w:rPr>
+          <w:rFonts w:ascii="Arial" w:cs="Arial" w:eastAsia="Arial" w:hAnsi="Arial"/>
+          <w:b/>
+          <w:bCs/>
+          <w:color w:val="2E3A67"/>
+          <w:sz w:val="23"/>
+          <w:szCs w:val="23"/>
+        </w:rPr>
+        <w:t xml:space="preserve">3 mức: cơ bản, thành thạo, nâng cao</w:t>
+      </w:r>
+      <w:r>
+        <w:rPr>
+          <w:rFonts w:ascii="Arial" w:cs="Arial" w:eastAsia="Arial" w:hAnsi="Arial"/>
+          <w:color w:val="2E3A67"/>
+          <w:sz w:val="23"/>
+          <w:szCs w:val="23"/>
+        </w:rPr>
+        <w:t xml:space="preserve">. Điểm mới quan trọng: </w:t>
+      </w:r>
+      <w:r>
+        <w:rPr>
+          <w:rFonts w:ascii="Arial" w:cs="Arial" w:eastAsia="Arial" w:hAnsi="Arial"/>
+          <w:b/>
+          <w:bCs/>
+          <w:color w:val="2E3A67"/>
+          <w:sz w:val="23"/>
+          <w:szCs w:val="23"/>
+        </w:rPr>
+        <w:t xml:space="preserve">AI lần đầu là một miền năng lực riêng</w:t>
+      </w:r>
+      <w:r>
+        <w:rPr>
+          <w:rFonts w:ascii="Arial" w:cs="Arial" w:eastAsia="Arial" w:hAnsi="Arial"/>
+          <w:color w:val="2E3A67"/>
+          <w:sz w:val="23"/>
+          <w:szCs w:val="23"/>
+        </w:rPr>
+        <w:t xml:space="preserve">. Giáo viên cần biết ứng dụng AI trong dạy học, đồng thời bảo đảm minh bạch, công bằng và bảo vệ dữ liệu cá nhân.</w:t>
+      </w:r>
+    </w:p>
+    <w:p>
+      <w:pPr>
+        <w:spacing w:after="140" w:line="320"/>
+      </w:pPr>
+      <w:r>
+        <w:rPr>
+          <w:rFonts w:ascii="Arial" w:cs="Arial" w:eastAsia="Arial" w:hAnsi="Arial"/>
+          <w:color w:val="2E3A67"/>
+          <w:sz w:val="23"/>
+          <w:szCs w:val="23"/>
+        </w:rPr>
+        <w:t xml:space="preserve">Nói gọn: mọi bài trong cuốn sách này đều là cách thầy cô rèn miền năng lực AI đó. Đi hết sách, thầy cô đã có nền tảng ở mức cơ bản và bắt đầu tiến lên mức thành thạo.</w:t>
+      </w:r>
+    </w:p>
+    <w:p>
+      <w:pPr>
+        <w:spacing w:after="140" w:line="320"/>
+      </w:pPr>
+      <w:r>
+        <w:rPr>
+          <w:rFonts w:ascii="Arial" w:cs="Arial" w:eastAsia="Arial" w:hAnsi="Arial"/>
+          <w:color w:val="2E3A67"/>
+          <w:sz w:val="23"/>
+          <w:szCs w:val="23"/>
+        </w:rPr>
+        <w:t xml:space="preserve">Với học sinh, từ năm học 2026-2027 Bộ GDĐT triển khai nội dung giáo dục AI theo </w:t>
+      </w:r>
+      <w:r>
+        <w:rPr>
+          <w:rFonts w:ascii="Arial" w:cs="Arial" w:eastAsia="Arial" w:hAnsi="Arial"/>
+          <w:b/>
+          <w:bCs/>
+          <w:color w:val="2E3A67"/>
+          <w:sz w:val="23"/>
+          <w:szCs w:val="23"/>
+        </w:rPr>
+        <w:t xml:space="preserve">Quyết định 2422/QĐ-BGDĐT</w:t>
+      </w:r>
+      <w:r>
+        <w:rPr>
+          <w:rFonts w:ascii="Arial" w:cs="Arial" w:eastAsia="Arial" w:hAnsi="Arial"/>
+          <w:color w:val="2E3A67"/>
+          <w:sz w:val="23"/>
+          <w:szCs w:val="23"/>
+        </w:rPr>
+        <w:t xml:space="preserve"> (18/8/2026) và </w:t>
+      </w:r>
+      <w:r>
+        <w:rPr>
+          <w:rFonts w:ascii="Arial" w:cs="Arial" w:eastAsia="Arial" w:hAnsi="Arial"/>
+          <w:b/>
+          <w:bCs/>
+          <w:color w:val="2E3A67"/>
+          <w:sz w:val="23"/>
+          <w:szCs w:val="23"/>
+        </w:rPr>
+        <w:t xml:space="preserve">Công văn 5588/BGDĐT-GDPT</w:t>
+      </w:r>
+      <w:r>
+        <w:rPr>
+          <w:rFonts w:ascii="Arial" w:cs="Arial" w:eastAsia="Arial" w:hAnsi="Arial"/>
+          <w:color w:val="2E3A67"/>
+          <w:sz w:val="23"/>
+          <w:szCs w:val="23"/>
+        </w:rPr>
+        <w:t xml:space="preserve"> (19/8/2026), mỗi lớp 12 tiết/năm học. Thầy cô dùng AI thành thạo thì cũng dễ hướng dẫn học sinh dùng AI an toàn, có trách nhiệm.</w:t>
+      </w:r>
+    </w:p>
+    <w:p>
+      <w:pPr>
+        <w:spacing w:after="140" w:line="320"/>
+      </w:pPr>
+      <w:r>
+        <w:rPr>
+          <w:rFonts w:ascii="Arial" w:cs="Arial" w:eastAsia="Arial" w:hAnsi="Arial"/>
+          <w:color w:val="2E3A67"/>
+          <w:sz w:val="23"/>
+          <w:szCs w:val="23"/>
+        </w:rPr>
+        <w:t xml:space="preserve">Để tham khảo thêm, UNESCO (2024) cũng có khung năng lực AI cho giáo viên gồm 5 lĩnh vực, mỗi lĩnh vực 3 cấp độ: Tiếp thu, Đào sâu, Sáng tạo.</w:t>
       </w:r>
     </w:p>
     <w:p>
@@ -33466,7 +33955,7 @@
           <wp:inline distT="0" distB="0" distL="0" distR="0">
             <wp:extent cx="5334000" cy="3000375"/>
             <wp:effectExtent t="0" r="0" b="0" l="0"/>
-            <wp:docPr id="13" name="h14-unesco" descr="Hình F1. Năm lĩnh vực năng lực AI của giáo viên." title="Hình F1. Năm lĩnh vực năng lực AI của giáo viên."/>
+            <wp:docPr id="13" name="h14-unesco" descr="Hình tham khảo. Năm lĩnh vực năng lực AI của giáo viên theo UNESCO (2024)." title="Hình tham khảo. Năm lĩnh vực năng lực AI của giáo viên theo UNESCO (2024)."/>
             <wp:cNvGraphicFramePr>
               <a:graphicFrameLocks xmlns:a="http://schemas.openxmlformats.org/drawingml/2006/main" noChangeAspect="1"/>
             </wp:cNvGraphicFramePr>
@@ -33516,7 +34005,7 @@
           <w:sz w:val="19"/>
           <w:szCs w:val="19"/>
         </w:rPr>
-        <w:t xml:space="preserve">Hình F1. Năm lĩnh vực năng lực AI của giáo viên.</w:t>
+        <w:t xml:space="preserve">Hình tham khảo. Năm lĩnh vực năng lực AI của giáo viên theo UNESCO (2024).</w:t>
       </w:r>
     </w:p>
     <w:p>
@@ -33530,47 +34019,7 @@
           <w:sz w:val="23"/>
           <w:szCs w:val="23"/>
         </w:rPr>
-        <w:t xml:space="preserve">Ở Việt Nam, Quyết định 3439/QĐ-BGDĐT (15/12/2025) cũng xây dựng nội dung giáo dục AI cho học sinh phổ thông theo 4 mạch, trong đó có </w:t>
-      </w:r>
-      <w:r>
-        <w:rPr>
-          <w:rFonts w:ascii="Arial" w:cs="Arial" w:eastAsia="Arial" w:hAnsi="Arial"/>
-          <w:b/>
-          <w:bCs/>
-          <w:color w:val="2E3A67"/>
-          <w:sz w:val="23"/>
-          <w:szCs w:val="23"/>
-        </w:rPr>
-        <w:t xml:space="preserve">tư duy lấy con người làm trung tâm</w:t>
-      </w:r>
-      <w:r>
-        <w:rPr>
-          <w:rFonts w:ascii="Arial" w:cs="Arial" w:eastAsia="Arial" w:hAnsi="Arial"/>
-          <w:color w:val="2E3A67"/>
-          <w:sz w:val="23"/>
-          <w:szCs w:val="23"/>
-        </w:rPr>
-        <w:t xml:space="preserve"> và </w:t>
-      </w:r>
-      <w:r>
-        <w:rPr>
-          <w:rFonts w:ascii="Arial" w:cs="Arial" w:eastAsia="Arial" w:hAnsi="Arial"/>
-          <w:b/>
-          <w:bCs/>
-          <w:color w:val="2E3A67"/>
-          <w:sz w:val="23"/>
-          <w:szCs w:val="23"/>
-        </w:rPr>
-        <w:t xml:space="preserve">đạo đức AI</w:t>
-      </w:r>
-      <w:r>
-        <w:rPr>
-          <w:rFonts w:ascii="Arial" w:cs="Arial" w:eastAsia="Arial" w:hAnsi="Arial"/>
-          <w:color w:val="2E3A67"/>
-          <w:sz w:val="23"/>
-          <w:szCs w:val="23"/>
-        </w:rPr>
-        <w:t xml:space="preserve">. Luật Trí tuệ nhân tạo 2025 khẳng định AI là công cụ hỗ trợ, con người quyết định cuối cùng. Vì vậy mọi bài trong sách đều kết thúc bằng bước </w:t>
+        <w:t xml:space="preserve">Luật Trí tuệ nhân tạo số 134/2025/QH15 khẳng định AI là công cụ hỗ trợ, con người quyết định cuối cùng. Vì vậy mọi bài trong sách đều kết thúc bằng bước </w:t>
       </w:r>
       <w:r>
         <w:rPr>
@@ -33761,7 +34210,7 @@
           <w:sz w:val="20"/>
           <w:szCs w:val="20"/>
         </w:rPr>
-        <w:t xml:space="preserve">Xong bài này rồi. Bài tiếp theo: Bài 35 (trang 67).</w:t>
+        <w:t xml:space="preserve">Xong bài này rồi. Bài tiếp theo: Bài 35 (trang 69).</w:t>
       </w:r>
     </w:p>
     <w:p>
@@ -33940,7 +34389,7 @@
           <w:sz w:val="19"/>
           <w:szCs w:val="19"/>
         </w:rPr>
-        <w:t xml:space="preserve">Luật Bảo vệ dữ liệu cá nhân 91/2025/QH15 · Luật Sở hữu trí tuệ Điều 25. Xem bảng căn cứ ở trang 6.</w:t>
+        <w:t xml:space="preserve">Luật Bảo vệ dữ liệu cá nhân 91/2025/QH15 · Thông tư 18/2026/TT-BGDĐT · Công văn 5385/BGDĐT-GDMN. Xem bảng căn cứ ở trang 6.</w:t>
       </w:r>
     </w:p>
     <w:p>
@@ -33970,7 +34419,7 @@
           <wp:inline distT="0" distB="0" distL="0" distR="0">
             <wp:extent cx="5334000" cy="3000375"/>
             <wp:effectExtent t="0" r="0" b="0" l="0"/>
-            <wp:docPr id="14" name="h15-an-toan" descr="Hình F2. Phân loại thông tin theo 3 màu đèn." title="Hình F2. Phân loại thông tin theo 3 màu đèn."/>
+            <wp:docPr id="14" name="h15-an-toan" descr="Phân loại thông tin theo 3 màu đèn." title="Phân loại thông tin theo 3 màu đèn."/>
             <wp:cNvGraphicFramePr>
               <a:graphicFrameLocks xmlns:a="http://schemas.openxmlformats.org/drawingml/2006/main" noChangeAspect="1"/>
             </wp:cNvGraphicFramePr>
@@ -34020,7 +34469,7 @@
           <w:sz w:val="19"/>
           <w:szCs w:val="19"/>
         </w:rPr>
-        <w:t xml:space="preserve">Hình F2. Phân loại thông tin theo 3 màu đèn.</w:t>
+        <w:t xml:space="preserve">Phân loại thông tin theo 3 màu đèn.</w:t>
       </w:r>
     </w:p>
     <w:p>
@@ -34036,7 +34485,7 @@
           <w:sz w:val="20"/>
           <w:szCs w:val="20"/>
         </w:rPr>
-        <w:t xml:space="preserve">Xong bài này rồi. Bài tiếp theo: Bài 36 (trang 68).</w:t>
+        <w:t xml:space="preserve">Xong bài này rồi. Bài tiếp theo: Bài 36 (trang 70).</w:t>
       </w:r>
     </w:p>
     <w:p>
@@ -34358,7 +34807,7 @@
           <w:sz w:val="23"/>
           <w:szCs w:val="23"/>
         </w:rPr>
-        <w:t xml:space="preserve">Ảnh, giọng đọc, video do AI tạo ra đã có ghi chú nhận biết, ví dụ "Hình ảnh tạo bởi AI" (Luật Trí tuệ nhân tạo 2025).</w:t>
+        <w:t xml:space="preserve">Ảnh, giọng đọc, video do AI tạo ra đã có ghi chú nhận biết, ví dụ "Hình ảnh tạo bởi AI" (Luật Trí tuệ nhân tạo số 134/2025/QH15).</w:t>
       </w:r>
     </w:p>
     <w:p>
@@ -34417,7 +34866,7 @@
           <w:sz w:val="20"/>
           <w:szCs w:val="20"/>
         </w:rPr>
-        <w:t xml:space="preserve">Xong bài này rồi. Bài tiếp theo: Phụ lục 1 (trang 70).</w:t>
+        <w:t xml:space="preserve">Xong bài này rồi. Bài tiếp theo: Phụ lục 1 (trang 72).</w:t>
       </w:r>
     </w:p>
     <w:p>
@@ -34700,7 +35149,7 @@
                 <w:sz w:val="21"/>
                 <w:szCs w:val="21"/>
               </w:rPr>
-              <w:t xml:space="preserve">70</w:t>
+              <w:t xml:space="preserve">72</w:t>
             </w:r>
           </w:p>
         </w:tc>
@@ -34798,7 +35247,7 @@
                 <w:sz w:val="21"/>
                 <w:szCs w:val="21"/>
               </w:rPr>
-              <w:t xml:space="preserve">72</w:t>
+              <w:t xml:space="preserve">74</w:t>
             </w:r>
           </w:p>
         </w:tc>
@@ -34896,7 +35345,7 @@
                 <w:sz w:val="21"/>
                 <w:szCs w:val="21"/>
               </w:rPr>
-              <w:t xml:space="preserve">73</w:t>
+              <w:t xml:space="preserve">75</w:t>
             </w:r>
           </w:p>
         </w:tc>
@@ -34994,7 +35443,7 @@
                 <w:sz w:val="21"/>
                 <w:szCs w:val="21"/>
               </w:rPr>
-              <w:t xml:space="preserve">74</w:t>
+              <w:t xml:space="preserve">76</w:t>
             </w:r>
           </w:p>
         </w:tc>
@@ -35125,7 +35574,7 @@
           <wp:inline distT="0" distB="0" distL="0" distR="0">
             <wp:extent cx="5334000" cy="3000375"/>
             <wp:effectExtent t="0" r="0" b="0" l="0"/>
-            <wp:docPr id="15" name="h16-cap-hoc" descr="Hình P1. Ba việc làm được ngay cho mỗi cấp học." title="Hình P1. Ba việc làm được ngay cho mỗi cấp học."/>
+            <wp:docPr id="15" name="h16-cap-hoc" descr="Ba việc làm được ngay cho mỗi cấp học." title="Ba việc làm được ngay cho mỗi cấp học."/>
             <wp:cNvGraphicFramePr>
               <a:graphicFrameLocks xmlns:a="http://schemas.openxmlformats.org/drawingml/2006/main" noChangeAspect="1"/>
             </wp:cNvGraphicFramePr>
@@ -35175,7 +35624,7 @@
           <w:sz w:val="19"/>
           <w:szCs w:val="19"/>
         </w:rPr>
-        <w:t xml:space="preserve">Hình P1. Ba việc làm được ngay cho mỗi cấp học.</w:t>
+        <w:t xml:space="preserve">Ba việc làm được ngay cho mỗi cấp học.</w:t>
       </w:r>
     </w:p>
     <w:tbl>
@@ -35356,7 +35805,7 @@
                 <w:sz w:val="21"/>
                 <w:szCs w:val="21"/>
               </w:rPr>
-              <w:t xml:space="preserve">Bài 4 (tr. 15), Bài 7 (tr. 19)</w:t>
+              <w:t xml:space="preserve">Bài 4 (tr. 16), Bài 7 (tr. 20)</w:t>
             </w:r>
           </w:p>
         </w:tc>
@@ -35454,7 +35903,7 @@
                 <w:sz w:val="21"/>
                 <w:szCs w:val="21"/>
               </w:rPr>
-              <w:t xml:space="preserve">Bài 9 (tr. 23)</w:t>
+              <w:t xml:space="preserve">Bài 9 (tr. 24)</w:t>
             </w:r>
           </w:p>
         </w:tc>
@@ -35552,7 +36001,7 @@
                 <w:sz w:val="21"/>
                 <w:szCs w:val="21"/>
               </w:rPr>
-              <w:t xml:space="preserve">Bài 11 (tr. 27), Bài 12 (tr. 28)</w:t>
+              <w:t xml:space="preserve">Bài 11 (tr. 28), Bài 12 (tr. 29)</w:t>
             </w:r>
           </w:p>
         </w:tc>
@@ -35650,7 +36099,7 @@
                 <w:sz w:val="21"/>
                 <w:szCs w:val="21"/>
               </w:rPr>
-              <w:t xml:space="preserve">Bài 13 (tr. 29) đến Bài 16 (tr. 33)</w:t>
+              <w:t xml:space="preserve">Bài 13 (tr. 30) đến Bài 16 (tr. 34)</w:t>
             </w:r>
           </w:p>
         </w:tc>
@@ -35748,7 +36197,7 @@
                 <w:sz w:val="21"/>
                 <w:szCs w:val="21"/>
               </w:rPr>
-              <w:t xml:space="preserve">Bài 17 (tr. 35)</w:t>
+              <w:t xml:space="preserve">Bài 17 (tr. 36)</w:t>
             </w:r>
           </w:p>
         </w:tc>
@@ -35846,7 +36295,7 @@
                 <w:sz w:val="21"/>
                 <w:szCs w:val="21"/>
               </w:rPr>
-              <w:t xml:space="preserve">Bài 20 (tr. 40), Bài 21 (tr. 42)</w:t>
+              <w:t xml:space="preserve">Bài 20 (tr. 41), Bài 21 (tr. 43)</w:t>
             </w:r>
           </w:p>
         </w:tc>
@@ -35944,7 +36393,7 @@
                 <w:sz w:val="21"/>
                 <w:szCs w:val="21"/>
               </w:rPr>
-              <w:t xml:space="preserve">Bài 22 (tr. 43)</w:t>
+              <w:t xml:space="preserve">Bài 22 (tr. 44)</w:t>
             </w:r>
           </w:p>
         </w:tc>
@@ -36042,7 +36491,7 @@
                 <w:sz w:val="21"/>
                 <w:szCs w:val="21"/>
               </w:rPr>
-              <w:t xml:space="preserve">Bài 23 (tr. 45)</w:t>
+              <w:t xml:space="preserve">Bài 23 (tr. 46)</w:t>
             </w:r>
           </w:p>
         </w:tc>
@@ -36140,7 +36589,7 @@
                 <w:sz w:val="21"/>
                 <w:szCs w:val="21"/>
               </w:rPr>
-              <w:t xml:space="preserve">Bài 24 (tr. 46)</w:t>
+              <w:t xml:space="preserve">Bài 24 (tr. 47)</w:t>
             </w:r>
           </w:p>
         </w:tc>
@@ -36238,7 +36687,7 @@
                 <w:sz w:val="21"/>
                 <w:szCs w:val="21"/>
               </w:rPr>
-              <w:t xml:space="preserve">Bài 26 (tr. 50), Bài 27 (tr. 52)</w:t>
+              <w:t xml:space="preserve">Bài 26 (tr. 51), Bài 27 (tr. 53)</w:t>
             </w:r>
           </w:p>
         </w:tc>
@@ -36336,7 +36785,7 @@
                 <w:sz w:val="21"/>
                 <w:szCs w:val="21"/>
               </w:rPr>
-              <w:t xml:space="preserve">Bài 19 (tr. 38), Bài 28 (tr. 55), Bài 29 (tr. 57)</w:t>
+              <w:t xml:space="preserve">Bài 19 (tr. 39), Bài 28 (tr. 56), Bài 29 (tr. 58)</w:t>
             </w:r>
           </w:p>
         </w:tc>
@@ -36434,7 +36883,7 @@
                 <w:sz w:val="21"/>
                 <w:szCs w:val="21"/>
               </w:rPr>
-              <w:t xml:space="preserve">Bài 31 (tr. 59), Bài 32 (tr. 62), Bài 33 (tr. 63)</w:t>
+              <w:t xml:space="preserve">Bài 31 (tr. 60), Bài 32 (tr. 63), Bài 33 (tr. 64)</w:t>
             </w:r>
           </w:p>
         </w:tc>
@@ -36489,7 +36938,7 @@
           <w:sz w:val="20"/>
           <w:szCs w:val="20"/>
         </w:rPr>
-        <w:t xml:space="preserve">Xong bài này rồi. Bài tiếp theo: Phụ lục 2 (trang 72).</w:t>
+        <w:t xml:space="preserve">Xong bài này rồi. Bài tiếp theo: Phụ lục 2 (trang 74).</w:t>
       </w:r>
     </w:p>
     <w:p>
@@ -36826,7 +37275,7 @@
                 <w:sz w:val="22"/>
                 <w:szCs w:val="22"/>
               </w:rPr>
-              <w:t xml:space="preserve">##Mức độ nhận thức: [dán định nghĩa 4 mức độ ở Bài 16 (tr. 33)]</w:t>
+              <w:t xml:space="preserve">##Mức độ nhận thức: [dán định nghĩa 4 mức độ ở Bài 16 (tr. 34)]</w:t>
             </w:r>
           </w:p>
           <w:p>
@@ -36954,7 +37403,7 @@
           <w:sz w:val="20"/>
           <w:szCs w:val="20"/>
         </w:rPr>
-        <w:t xml:space="preserve">Xong bài này rồi. Bài tiếp theo: Phụ lục 3 (trang 73).</w:t>
+        <w:t xml:space="preserve">Xong bài này rồi. Bài tiếp theo: Phụ lục 3 (trang 75).</w:t>
       </w:r>
     </w:p>
     <w:p>
@@ -37638,7 +38087,7 @@
           <w:sz w:val="20"/>
           <w:szCs w:val="20"/>
         </w:rPr>
-        <w:t xml:space="preserve">Xong bài này rồi. Bài tiếp theo: Phụ lục 4 (trang 74).</w:t>
+        <w:t xml:space="preserve">Xong bài này rồi. Bài tiếp theo: Phụ lục 4 (trang 76).</w:t>
       </w:r>
     </w:p>
     <w:p>
@@ -37764,14 +38213,14 @@
           <w:sz w:val="21"/>
           <w:szCs w:val="21"/>
         </w:rPr>
-        <w:t xml:space="preserve">Sách Family and Friends 4 - Class Book (dùng ở Bài 14 (tr. 30))</w:t>
+        <w:t xml:space="preserve">Sách Family and Friends 4 - Class Book (dùng ở Bài 14 (tr. 31))</w:t>
       </w:r>
     </w:p>
     <w:p>
       <w:pPr>
         <w:spacing w:after="140"/>
       </w:pPr>
-      <w:hyperlink w:history="1" r:id="rIdmelqg6ignn1tkpyymj1rf">
+      <w:hyperlink w:history="1" r:id="rIdf7ntxisgjszhnedcx4dd8">
         <w:r>
           <w:rPr>
             <w:rFonts w:ascii="Arial" w:cs="Arial" w:eastAsia="Arial" w:hAnsi="Arial"/>
@@ -37798,14 +38247,14 @@
           <w:sz w:val="21"/>
           <w:szCs w:val="21"/>
         </w:rPr>
-        <w:t xml:space="preserve">Tài liệu cho Bài 14 (tr. 30) (link rút gọn)</w:t>
+        <w:t xml:space="preserve">Tài liệu cho Bài 14 (tr. 31) (link rút gọn)</w:t>
       </w:r>
     </w:p>
     <w:p>
       <w:pPr>
         <w:spacing w:after="140"/>
       </w:pPr>
-      <w:hyperlink w:history="1" r:id="rIdgbzwh6ndheqfsgl8vgglm">
+      <w:hyperlink w:history="1" r:id="rIdy6-prekhej1sh7cjckzg5">
         <w:r>
           <w:rPr>
             <w:rFonts w:ascii="Arial" w:cs="Arial" w:eastAsia="Arial" w:hAnsi="Arial"/>
@@ -37832,14 +38281,14 @@
           <w:sz w:val="21"/>
           <w:szCs w:val="21"/>
         </w:rPr>
-        <w:t xml:space="preserve">Tài liệu Hóa học 10: đề bài và mô tả mức độ (dùng ở Bài 15 (tr. 31))</w:t>
+        <w:t xml:space="preserve">Tài liệu Hóa học 10: đề bài và mô tả mức độ (dùng ở Bài 15 (tr. 32))</w:t>
       </w:r>
     </w:p>
     <w:p>
       <w:pPr>
         <w:spacing w:after="140"/>
       </w:pPr>
-      <w:hyperlink w:history="1" r:id="rIdovmcvnilgawbs22zt6wh9">
+      <w:hyperlink w:history="1" r:id="rId7iwznw7l9udgqea5tsnc_">
         <w:r>
           <w:rPr>
             <w:rFonts w:ascii="Arial" w:cs="Arial" w:eastAsia="Arial" w:hAnsi="Arial"/>
@@ -37866,14 +38315,14 @@
           <w:sz w:val="21"/>
           <w:szCs w:val="21"/>
         </w:rPr>
-        <w:t xml:space="preserve">Tài liệu Tin học 6: ma trận, đặc tả, nội dung (dùng ở Bài 16 (tr. 33))</w:t>
+        <w:t xml:space="preserve">Tài liệu Tin học 6: ma trận, đặc tả, nội dung (dùng ở Bài 16 (tr. 34))</w:t>
       </w:r>
     </w:p>
     <w:p>
       <w:pPr>
         <w:spacing w:after="140"/>
       </w:pPr>
-      <w:hyperlink w:history="1" r:id="rIdks4l2sewa0gfk79vrhqp7">
+      <w:hyperlink w:history="1" r:id="rIdnmdxm8xu5xvpluavllyan">
         <w:r>
           <w:rPr>
             <w:rFonts w:ascii="Arial" w:cs="Arial" w:eastAsia="Arial" w:hAnsi="Arial"/>
@@ -37900,14 +38349,14 @@
           <w:sz w:val="21"/>
           <w:szCs w:val="21"/>
         </w:rPr>
-        <w:t xml:space="preserve">Ví dụ tìm kiếm và phân tích thông tin (dùng ở Bài 19 (tr. 38))</w:t>
+        <w:t xml:space="preserve">Ví dụ tìm kiếm và phân tích thông tin (dùng ở Bài 19 (tr. 39))</w:t>
       </w:r>
     </w:p>
     <w:p>
       <w:pPr>
         <w:spacing w:after="140"/>
       </w:pPr>
-      <w:hyperlink w:history="1" r:id="rIdylif3ixmf4agz1dff6orw">
+      <w:hyperlink w:history="1" r:id="rIdq0yflisveifoqzlpjctkq">
         <w:r>
           <w:rPr>
             <w:rFonts w:ascii="Arial" w:cs="Arial" w:eastAsia="Arial" w:hAnsi="Arial"/>
@@ -37941,7 +38390,7 @@
       <w:pPr>
         <w:spacing w:after="140"/>
       </w:pPr>
-      <w:hyperlink w:history="1" r:id="rIdha0la9zw0avz-w4fvbhyx">
+      <w:hyperlink w:history="1" r:id="rIdih7nryx3hofrkoky4mpat">
         <w:r>
           <w:rPr>
             <w:rFonts w:ascii="Arial" w:cs="Arial" w:eastAsia="Arial" w:hAnsi="Arial"/>
@@ -37962,7 +38411,7 @@
         </w:rPr>
         <w:t xml:space="preserve">  ·  </w:t>
       </w:r>
-      <w:hyperlink w:history="1" r:id="rIdnphyzh1qdxnnjcmchbqs6">
+      <w:hyperlink w:history="1" r:id="rIdtyumrsdssa-rutctcozll">
         <w:r>
           <w:rPr>
             <w:rFonts w:ascii="Arial" w:cs="Arial" w:eastAsia="Arial" w:hAnsi="Arial"/>
@@ -37983,7 +38432,7 @@
         </w:rPr>
         <w:t xml:space="preserve">  ·  </w:t>
       </w:r>
-      <w:hyperlink w:history="1" r:id="rIdqdzhxeqqcmvevjsh_ecog">
+      <w:hyperlink w:history="1" r:id="rId41jxygq9ocuftsgznpvlz">
         <w:r>
           <w:rPr>
             <w:rFonts w:ascii="Arial" w:cs="Arial" w:eastAsia="Arial" w:hAnsi="Arial"/>
@@ -38010,14 +38459,14 @@
           <w:sz w:val="21"/>
           <w:szCs w:val="21"/>
         </w:rPr>
-        <w:t xml:space="preserve">Canva cho giáo dục (dùng ở Bài 21 (tr. 42), Bài 22 (tr. 43))</w:t>
+        <w:t xml:space="preserve">Canva cho giáo dục (dùng ở Bài 21 (tr. 43), Bài 22 (tr. 44))</w:t>
       </w:r>
     </w:p>
     <w:p>
       <w:pPr>
         <w:spacing w:after="140"/>
       </w:pPr>
-      <w:hyperlink w:history="1" r:id="rIdasyqhb0heerbjasqqgtji">
+      <w:hyperlink w:history="1" r:id="rIdzwenasjhyjbplbs0dnqlh">
         <w:r>
           <w:rPr>
             <w:rFonts w:ascii="Arial" w:cs="Arial" w:eastAsia="Arial" w:hAnsi="Arial"/>
@@ -38044,14 +38493,14 @@
           <w:sz w:val="21"/>
           <w:szCs w:val="21"/>
         </w:rPr>
-        <w:t xml:space="preserve">Game tham khảo tạo bằng Canva (dùng ở Bài 22 (tr. 43))</w:t>
+        <w:t xml:space="preserve">Game tham khảo tạo bằng Canva (dùng ở Bài 22 (tr. 44))</w:t>
       </w:r>
     </w:p>
     <w:p>
       <w:pPr>
         <w:spacing w:after="140"/>
       </w:pPr>
-      <w:hyperlink w:history="1" r:id="rIddwf_a4g3o5mpog7iuerih">
+      <w:hyperlink w:history="1" r:id="rIdunksc2x0i1s_z26njg387">
         <w:r>
           <w:rPr>
             <w:rFonts w:ascii="Arial" w:cs="Arial" w:eastAsia="Arial" w:hAnsi="Arial"/>
@@ -38078,14 +38527,14 @@
           <w:sz w:val="21"/>
           <w:szCs w:val="21"/>
         </w:rPr>
-        <w:t xml:space="preserve">Game tham khảo tạo bằng Gemini (dùng ở Bài 22 (tr. 43))</w:t>
+        <w:t xml:space="preserve">Game tham khảo tạo bằng Gemini (dùng ở Bài 22 (tr. 44))</w:t>
       </w:r>
     </w:p>
     <w:p>
       <w:pPr>
         <w:spacing w:after="140"/>
       </w:pPr>
-      <w:hyperlink w:history="1" r:id="rIdbtc-0yqsyemwlmdnfxrh4">
+      <w:hyperlink w:history="1" r:id="rId-owoxyopqwvictr5f7sdd">
         <w:r>
           <w:rPr>
             <w:rFonts w:ascii="Arial" w:cs="Arial" w:eastAsia="Arial" w:hAnsi="Arial"/>
@@ -38112,14 +38561,14 @@
           <w:sz w:val="21"/>
           <w:szCs w:val="21"/>
         </w:rPr>
-        <w:t xml:space="preserve">Ví dụ báo cáo Deep Research: Nước sạch và vệ sinh (dùng ở Bài 28 (tr. 55))</w:t>
+        <w:t xml:space="preserve">Ví dụ báo cáo Deep Research: Nước sạch và vệ sinh (dùng ở Bài 28 (tr. 56))</w:t>
       </w:r>
     </w:p>
     <w:p>
       <w:pPr>
         <w:spacing w:after="140"/>
       </w:pPr>
-      <w:hyperlink w:history="1" r:id="rIdyhcnok-qwuphj6oapues0">
+      <w:hyperlink w:history="1" r:id="rIdenl0ka1wl1azogqk7nqss">
         <w:r>
           <w:rPr>
             <w:rFonts w:ascii="Arial" w:cs="Arial" w:eastAsia="Arial" w:hAnsi="Arial"/>
@@ -38146,14 +38595,14 @@
           <w:sz w:val="21"/>
           <w:szCs w:val="21"/>
         </w:rPr>
-        <w:t xml:space="preserve">Ví dụ kiểm chứng thông tin (dùng ở Bài 29 (tr. 57))</w:t>
+        <w:t xml:space="preserve">Ví dụ kiểm chứng thông tin (dùng ở Bài 29 (tr. 58))</w:t>
       </w:r>
     </w:p>
     <w:p>
       <w:pPr>
         <w:spacing w:after="140"/>
       </w:pPr>
-      <w:hyperlink w:history="1" r:id="rId9ojqvtwnp65ttluiwqcei">
+      <w:hyperlink w:history="1" r:id="rIds4pi6htvhurvshuwpqgq8">
         <w:r>
           <w:rPr>
             <w:rFonts w:ascii="Arial" w:cs="Arial" w:eastAsia="Arial" w:hAnsi="Arial"/>
@@ -38180,14 +38629,14 @@
           <w:sz w:val="21"/>
           <w:szCs w:val="21"/>
         </w:rPr>
-        <w:t xml:space="preserve">Ví dụ báo cáo và infographic du lịch Đà Lạt (dùng ở Bài 30 (tr. 58))</w:t>
+        <w:t xml:space="preserve">Ví dụ báo cáo và infographic du lịch Đà Lạt (dùng ở Bài 30 (tr. 59))</w:t>
       </w:r>
     </w:p>
     <w:p>
       <w:pPr>
         <w:spacing w:after="140"/>
       </w:pPr>
-      <w:hyperlink w:history="1" r:id="rIdwfkv3e4d5fnvti2f1bwe3">
+      <w:hyperlink w:history="1" r:id="rIdntjutrim1w4x-1aqaln6z">
         <w:r>
           <w:rPr>
             <w:rFonts w:ascii="Arial" w:cs="Arial" w:eastAsia="Arial" w:hAnsi="Arial"/>
@@ -38208,7 +38657,7 @@
         </w:rPr>
         <w:t xml:space="preserve">  ·  </w:t>
       </w:r>
-      <w:hyperlink w:history="1" r:id="rIdvnjfntvx56dhtmhfwwjst">
+      <w:hyperlink w:history="1" r:id="rIdqud5ee7mlmsaljk0pklud">
         <w:r>
           <w:rPr>
             <w:rFonts w:ascii="Arial" w:cs="Arial" w:eastAsia="Arial" w:hAnsi="Arial"/>
@@ -38235,14 +38684,14 @@
           <w:sz w:val="21"/>
           <w:szCs w:val="21"/>
         </w:rPr>
-        <w:t xml:space="preserve">Kết quả mẫu nghiên cứu khoa học (dùng ở Bài 30 (tr. 58))</w:t>
+        <w:t xml:space="preserve">Kết quả mẫu nghiên cứu khoa học (dùng ở Bài 30 (tr. 59))</w:t>
       </w:r>
     </w:p>
     <w:p>
       <w:pPr>
         <w:spacing w:after="140"/>
       </w:pPr>
-      <w:hyperlink w:history="1" r:id="rIdu42-ezsrbxkqi-nlm4j14">
+      <w:hyperlink w:history="1" r:id="rIdcev6cg-sfcicmucoqerld">
         <w:r>
           <w:rPr>
             <w:rFonts w:ascii="Arial" w:cs="Arial" w:eastAsia="Arial" w:hAnsi="Arial"/>
@@ -38269,14 +38718,14 @@
           <w:sz w:val="21"/>
           <w:szCs w:val="21"/>
         </w:rPr>
-        <w:t xml:space="preserve">Tài liệu Vatly7.pdf (dùng ở Bài 31 (tr. 59))</w:t>
+        <w:t xml:space="preserve">Tài liệu Vatly7.pdf (dùng ở Bài 31 (tr. 60))</w:t>
       </w:r>
     </w:p>
     <w:p>
       <w:pPr>
         <w:spacing w:after="140"/>
       </w:pPr>
-      <w:hyperlink w:history="1" r:id="rIdhnsb51e2i1edtxd0pke8j">
+      <w:hyperlink w:history="1" r:id="rIdncvthfjmfbv9p5fmr7le1">
         <w:r>
           <w:rPr>
             <w:rFonts w:ascii="Arial" w:cs="Arial" w:eastAsia="Arial" w:hAnsi="Arial"/>
@@ -38303,14 +38752,14 @@
           <w:sz w:val="21"/>
           <w:szCs w:val="21"/>
         </w:rPr>
-        <w:t xml:space="preserve">Sách giáo khoa Hóa 10 (dùng ở Bài 32 (tr. 62))</w:t>
+        <w:t xml:space="preserve">Sách giáo khoa Hóa 10 (dùng ở Bài 32 (tr. 63))</w:t>
       </w:r>
     </w:p>
     <w:p>
       <w:pPr>
         <w:spacing w:after="140"/>
       </w:pPr>
-      <w:hyperlink w:history="1" r:id="rIdzwniev-zgbvpdgtmi5buv">
+      <w:hyperlink w:history="1" r:id="rIdvndukj8ivcbrxkt3qdd9t">
         <w:r>
           <w:rPr>
             <w:rFonts w:ascii="Arial" w:cs="Arial" w:eastAsia="Arial" w:hAnsi="Arial"/>
@@ -38337,14 +38786,14 @@
           <w:sz w:val="21"/>
           <w:szCs w:val="21"/>
         </w:rPr>
-        <w:t xml:space="preserve">Chương trình GDPT 2018 môn Địa lý (dùng ở Bài 33 (tr. 63))</w:t>
+        <w:t xml:space="preserve">Chương trình GDPT 2018 môn Địa lý (dùng ở Bài 33 (tr. 64))</w:t>
       </w:r>
     </w:p>
     <w:p>
       <w:pPr>
         <w:spacing w:after="140"/>
       </w:pPr>
-      <w:hyperlink w:history="1" r:id="rIdd5hpyoo7vhdtxum3v86sw">
+      <w:hyperlink w:history="1" r:id="rIdxwgway9vlhvkehg17ipjl">
         <w:r>
           <w:rPr>
             <w:rFonts w:ascii="Arial" w:cs="Arial" w:eastAsia="Arial" w:hAnsi="Arial"/>
@@ -38371,14 +38820,14 @@
           <w:sz w:val="21"/>
           <w:szCs w:val="21"/>
         </w:rPr>
-        <w:t xml:space="preserve">SGK Tin học 6 (dùng ở Bài 33 (tr. 63))</w:t>
+        <w:t xml:space="preserve">SGK Tin học 6 (dùng ở Bài 33 (tr. 64))</w:t>
       </w:r>
     </w:p>
     <w:p>
       <w:pPr>
         <w:spacing w:after="140"/>
       </w:pPr>
-      <w:hyperlink w:history="1" r:id="rIdxbyof6awop27yre2pmrsw">
+      <w:hyperlink w:history="1" r:id="rId0sft62fudpnd3dasdowju">
         <w:r>
           <w:rPr>
             <w:rFonts w:ascii="Arial" w:cs="Arial" w:eastAsia="Arial" w:hAnsi="Arial"/>

--- a/BO-TAI-LIEU-GUI-KHACH/01-Sach-Day-cung-AI.docx
+++ b/BO-TAI-LIEU-GUI-KHACH/01-Sach-Day-cung-AI.docx
@@ -38220,7 +38220,7 @@
       <w:pPr>
         <w:spacing w:after="140"/>
       </w:pPr>
-      <w:hyperlink w:history="1" r:id="rIdf7ntxisgjszhnedcx4dd8">
+      <w:hyperlink w:history="1" r:id="rIdjzrygv8bfp-leuwof83vv">
         <w:r>
           <w:rPr>
             <w:rFonts w:ascii="Arial" w:cs="Arial" w:eastAsia="Arial" w:hAnsi="Arial"/>
@@ -38254,7 +38254,7 @@
       <w:pPr>
         <w:spacing w:after="140"/>
       </w:pPr>
-      <w:hyperlink w:history="1" r:id="rIdy6-prekhej1sh7cjckzg5">
+      <w:hyperlink w:history="1" r:id="rIdzygv69dqjgdmoah2txh-d">
         <w:r>
           <w:rPr>
             <w:rFonts w:ascii="Arial" w:cs="Arial" w:eastAsia="Arial" w:hAnsi="Arial"/>
@@ -38288,7 +38288,7 @@
       <w:pPr>
         <w:spacing w:after="140"/>
       </w:pPr>
-      <w:hyperlink w:history="1" r:id="rId7iwznw7l9udgqea5tsnc_">
+      <w:hyperlink w:history="1" r:id="rIdzgk-ja1diijesu-mkerpo">
         <w:r>
           <w:rPr>
             <w:rFonts w:ascii="Arial" w:cs="Arial" w:eastAsia="Arial" w:hAnsi="Arial"/>
@@ -38322,7 +38322,7 @@
       <w:pPr>
         <w:spacing w:after="140"/>
       </w:pPr>
-      <w:hyperlink w:history="1" r:id="rIdnmdxm8xu5xvpluavllyan">
+      <w:hyperlink w:history="1" r:id="rIdrfhdrwlrju3jzlpblme3n">
         <w:r>
           <w:rPr>
             <w:rFonts w:ascii="Arial" w:cs="Arial" w:eastAsia="Arial" w:hAnsi="Arial"/>
@@ -38356,7 +38356,7 @@
       <w:pPr>
         <w:spacing w:after="140"/>
       </w:pPr>
-      <w:hyperlink w:history="1" r:id="rIdq0yflisveifoqzlpjctkq">
+      <w:hyperlink w:history="1" r:id="rIdiwnnfrbsovpd2ifm_qqmx">
         <w:r>
           <w:rPr>
             <w:rFonts w:ascii="Arial" w:cs="Arial" w:eastAsia="Arial" w:hAnsi="Arial"/>
@@ -38390,7 +38390,7 @@
       <w:pPr>
         <w:spacing w:after="140"/>
       </w:pPr>
-      <w:hyperlink w:history="1" r:id="rIdih7nryx3hofrkoky4mpat">
+      <w:hyperlink w:history="1" r:id="rIdaeh6fel2db0nw4h6ei2oq">
         <w:r>
           <w:rPr>
             <w:rFonts w:ascii="Arial" w:cs="Arial" w:eastAsia="Arial" w:hAnsi="Arial"/>
@@ -38411,7 +38411,7 @@
         </w:rPr>
         <w:t xml:space="preserve">  ·  </w:t>
       </w:r>
-      <w:hyperlink w:history="1" r:id="rIdtyumrsdssa-rutctcozll">
+      <w:hyperlink w:history="1" r:id="rId95ghrxktqjsdhym71xjrv">
         <w:r>
           <w:rPr>
             <w:rFonts w:ascii="Arial" w:cs="Arial" w:eastAsia="Arial" w:hAnsi="Arial"/>
@@ -38432,7 +38432,7 @@
         </w:rPr>
         <w:t xml:space="preserve">  ·  </w:t>
       </w:r>
-      <w:hyperlink w:history="1" r:id="rId41jxygq9ocuftsgznpvlz">
+      <w:hyperlink w:history="1" r:id="rIdrr1vb47xrflbay4bq12l8">
         <w:r>
           <w:rPr>
             <w:rFonts w:ascii="Arial" w:cs="Arial" w:eastAsia="Arial" w:hAnsi="Arial"/>
@@ -38466,7 +38466,7 @@
       <w:pPr>
         <w:spacing w:after="140"/>
       </w:pPr>
-      <w:hyperlink w:history="1" r:id="rIdzwenasjhyjbplbs0dnqlh">
+      <w:hyperlink w:history="1" r:id="rIdhsox7udkjpb43ly1dnumb">
         <w:r>
           <w:rPr>
             <w:rFonts w:ascii="Arial" w:cs="Arial" w:eastAsia="Arial" w:hAnsi="Arial"/>
@@ -38500,7 +38500,7 @@
       <w:pPr>
         <w:spacing w:after="140"/>
       </w:pPr>
-      <w:hyperlink w:history="1" r:id="rIdunksc2x0i1s_z26njg387">
+      <w:hyperlink w:history="1" r:id="rId_tgox0ilx9mvz4j_68c7m">
         <w:r>
           <w:rPr>
             <w:rFonts w:ascii="Arial" w:cs="Arial" w:eastAsia="Arial" w:hAnsi="Arial"/>
@@ -38534,7 +38534,7 @@
       <w:pPr>
         <w:spacing w:after="140"/>
       </w:pPr>
-      <w:hyperlink w:history="1" r:id="rId-owoxyopqwvictr5f7sdd">
+      <w:hyperlink w:history="1" r:id="rIdd000pqik2bglvucjr1ixg">
         <w:r>
           <w:rPr>
             <w:rFonts w:ascii="Arial" w:cs="Arial" w:eastAsia="Arial" w:hAnsi="Arial"/>
@@ -38568,7 +38568,7 @@
       <w:pPr>
         <w:spacing w:after="140"/>
       </w:pPr>
-      <w:hyperlink w:history="1" r:id="rIdenl0ka1wl1azogqk7nqss">
+      <w:hyperlink w:history="1" r:id="rId3_jqfwk0ppofhsx7syhyh">
         <w:r>
           <w:rPr>
             <w:rFonts w:ascii="Arial" w:cs="Arial" w:eastAsia="Arial" w:hAnsi="Arial"/>
@@ -38602,7 +38602,7 @@
       <w:pPr>
         <w:spacing w:after="140"/>
       </w:pPr>
-      <w:hyperlink w:history="1" r:id="rIds4pi6htvhurvshuwpqgq8">
+      <w:hyperlink w:history="1" r:id="rIdubskshoa3phq4ne9afd6d">
         <w:r>
           <w:rPr>
             <w:rFonts w:ascii="Arial" w:cs="Arial" w:eastAsia="Arial" w:hAnsi="Arial"/>
@@ -38636,7 +38636,7 @@
       <w:pPr>
         <w:spacing w:after="140"/>
       </w:pPr>
-      <w:hyperlink w:history="1" r:id="rIdntjutrim1w4x-1aqaln6z">
+      <w:hyperlink w:history="1" r:id="rIdohtc2dujfr9jzfo3-rwxy">
         <w:r>
           <w:rPr>
             <w:rFonts w:ascii="Arial" w:cs="Arial" w:eastAsia="Arial" w:hAnsi="Arial"/>
@@ -38657,7 +38657,7 @@
         </w:rPr>
         <w:t xml:space="preserve">  ·  </w:t>
       </w:r>
-      <w:hyperlink w:history="1" r:id="rIdqud5ee7mlmsaljk0pklud">
+      <w:hyperlink w:history="1" r:id="rIdcrozgbyf_ez35zmsfsmat">
         <w:r>
           <w:rPr>
             <w:rFonts w:ascii="Arial" w:cs="Arial" w:eastAsia="Arial" w:hAnsi="Arial"/>
@@ -38691,7 +38691,7 @@
       <w:pPr>
         <w:spacing w:after="140"/>
       </w:pPr>
-      <w:hyperlink w:history="1" r:id="rIdcev6cg-sfcicmucoqerld">
+      <w:hyperlink w:history="1" r:id="rIdhhwjdjuav6lf5tmttbxmd">
         <w:r>
           <w:rPr>
             <w:rFonts w:ascii="Arial" w:cs="Arial" w:eastAsia="Arial" w:hAnsi="Arial"/>
@@ -38725,7 +38725,7 @@
       <w:pPr>
         <w:spacing w:after="140"/>
       </w:pPr>
-      <w:hyperlink w:history="1" r:id="rIdncvthfjmfbv9p5fmr7le1">
+      <w:hyperlink w:history="1" r:id="rIdlf-wtqer3yvh_8iv3_myu">
         <w:r>
           <w:rPr>
             <w:rFonts w:ascii="Arial" w:cs="Arial" w:eastAsia="Arial" w:hAnsi="Arial"/>
@@ -38759,7 +38759,7 @@
       <w:pPr>
         <w:spacing w:after="140"/>
       </w:pPr>
-      <w:hyperlink w:history="1" r:id="rIdvndukj8ivcbrxkt3qdd9t">
+      <w:hyperlink w:history="1" r:id="rIdkfibyzzdmvoi0tta3tu7s">
         <w:r>
           <w:rPr>
             <w:rFonts w:ascii="Arial" w:cs="Arial" w:eastAsia="Arial" w:hAnsi="Arial"/>
@@ -38793,7 +38793,7 @@
       <w:pPr>
         <w:spacing w:after="140"/>
       </w:pPr>
-      <w:hyperlink w:history="1" r:id="rIdxwgway9vlhvkehg17ipjl">
+      <w:hyperlink w:history="1" r:id="rIdn6uumqq7acm_zxcxdp44-">
         <w:r>
           <w:rPr>
             <w:rFonts w:ascii="Arial" w:cs="Arial" w:eastAsia="Arial" w:hAnsi="Arial"/>
@@ -38827,7 +38827,7 @@
       <w:pPr>
         <w:spacing w:after="140"/>
       </w:pPr>
-      <w:hyperlink w:history="1" r:id="rId0sft62fudpnd3dasdowju">
+      <w:hyperlink w:history="1" r:id="rIdmlitadnliqe50jaw2qg-e">
         <w:r>
           <w:rPr>
             <w:rFonts w:ascii="Arial" w:cs="Arial" w:eastAsia="Arial" w:hAnsi="Arial"/>
